--- a/docs/设计报告（期中）.docx
+++ b/docs/设计报告（期中）.docx
@@ -378,15 +378,7 @@
         <w:t>课程与成绩管理</w:t>
       </w:r>
       <w:r>
-        <w:t>：录入并管理课程信息，支持4.0</w:t>
-      </w:r>
-      <w:proofErr w:type="gramStart"/>
-      <w:r>
-        <w:t>绩点制</w:t>
-      </w:r>
-      <w:proofErr w:type="gramEnd"/>
-      <w:r>
-        <w:t>与百分制切换，自动计算GPA及学期GPA趋势柱状图。</w:t>
+        <w:t>：录入并管理课程信息，支持4.0绩点制与百分制切换，自动计算GPA及学期GPA趋势柱状图。</w:t>
       </w:r>
     </w:p>
     <w:p>
@@ -469,15 +461,7 @@
         <w:t>模板与预览</w:t>
       </w:r>
       <w:r>
-        <w:t>：提供简约单栏与现代双栏两套模板，支持简历的实时简版预览及</w:t>
-      </w:r>
-      <w:proofErr w:type="gramStart"/>
-      <w:r>
-        <w:t>弹窗完整</w:t>
-      </w:r>
-      <w:proofErr w:type="gramEnd"/>
-      <w:r>
-        <w:t>预览。</w:t>
+        <w:t>：提供简约单栏与现代双栏两套模板，支持简历的实时简版预览及弹窗完整预览。</w:t>
       </w:r>
     </w:p>
     <w:p>
@@ -537,15 +521,7 @@
         <w:t>多维度对比</w:t>
       </w:r>
       <w:r>
-        <w:t>：用户可选择对比维度（如GPA排名、竞赛</w:t>
-      </w:r>
-      <w:proofErr w:type="gramStart"/>
-      <w:r>
-        <w:t>经历占</w:t>
-      </w:r>
-      <w:proofErr w:type="gramEnd"/>
-      <w:r>
-        <w:t>比），系统生成文字定位结论及可视化对比柱状图。</w:t>
+        <w:t>：用户可选择对比维度（如GPA排名、竞赛经历占比），系统生成文字定位结论及可视化对比柱状图。</w:t>
       </w:r>
     </w:p>
     <w:p>
@@ -633,6 +609,7 @@
     <w:p>
       <w:pPr>
         <w:rPr>
+          <w:rFonts w:hint="eastAsia"/>
           <w:i/>
           <w:iCs/>
         </w:rPr>
@@ -894,15 +871,7 @@
         <w:t>容错处理</w:t>
       </w:r>
       <w:r>
-        <w:t>：在数据分析过程中若单维</w:t>
-      </w:r>
-      <w:proofErr w:type="gramStart"/>
-      <w:r>
-        <w:t>度数据</w:t>
-      </w:r>
-      <w:proofErr w:type="gramEnd"/>
-      <w:r>
-        <w:t>缺失，应自动跳过而不影响整体计</w:t>
+        <w:t>：在数据分析过程中若单维度数据缺失，应自动跳过而不影响整体计</w:t>
       </w:r>
       <w:r>
         <w:lastRenderedPageBreak/>
@@ -976,15 +945,7 @@
         </w:rPr>
       </w:pPr>
       <w:r>
-        <w:t>无数据时提供友好的</w:t>
-      </w:r>
-      <w:proofErr w:type="gramStart"/>
-      <w:r>
-        <w:t>空状态</w:t>
-      </w:r>
-      <w:proofErr w:type="gramEnd"/>
-      <w:r>
-        <w:t>提示。</w:t>
+        <w:t>无数据时提供友好的空状态提示。</w:t>
       </w:r>
     </w:p>
     <w:p>
@@ -1095,23 +1056,7 @@
         <w:t>字体</w:t>
       </w:r>
       <w:r>
-        <w:t xml:space="preserve">：标题使用 Georgia </w:t>
-      </w:r>
-      <w:proofErr w:type="gramStart"/>
-      <w:r>
-        <w:t>衬线体</w:t>
-      </w:r>
-      <w:proofErr w:type="gramEnd"/>
-      <w:r>
-        <w:t>以提升质感，正文使用 Arial 或</w:t>
-      </w:r>
-      <w:proofErr w:type="gramStart"/>
-      <w:r>
-        <w:t>无衬线体保证</w:t>
-      </w:r>
-      <w:proofErr w:type="gramEnd"/>
-      <w:r>
-        <w:t>易读性。</w:t>
+        <w:t>：标题使用 Georgia 衬线体以提升质感，正文使用 Arial 或无衬线体保证易读性。</w:t>
       </w:r>
     </w:p>
     <w:p>
@@ -1154,15 +1099,7 @@
         <w:t>栅格系统</w:t>
       </w:r>
       <w:r>
-        <w:t>：基于 8px 基准网格，侧</w:t>
-      </w:r>
-      <w:proofErr w:type="gramStart"/>
-      <w:r>
-        <w:t>边栏固定</w:t>
-      </w:r>
-      <w:proofErr w:type="gramEnd"/>
-      <w:r>
-        <w:t>宽度 280px。</w:t>
+        <w:t>：基于 8px 基准网格，侧边栏固定宽度 280px。</w:t>
       </w:r>
     </w:p>
     <w:p>
@@ -1183,15 +1120,7 @@
         <w:t>卡片设计</w:t>
       </w:r>
       <w:r>
-        <w:t>：大圆角（20-24px）、轻阴影，且</w:t>
-      </w:r>
-      <w:proofErr w:type="gramStart"/>
-      <w:r>
-        <w:t>首页双</w:t>
-      </w:r>
-      <w:proofErr w:type="gramEnd"/>
-      <w:r>
-        <w:t>栏卡片需严格底部对齐。</w:t>
+        <w:t>：大圆角（20-24px）、轻阴影，且首页双栏卡片需严格底部对齐。</w:t>
       </w:r>
     </w:p>
     <w:p>
@@ -1276,15 +1205,7 @@
         <w:t>数据可视化</w:t>
       </w:r>
       <w:r>
-        <w:t>：柱状图颜色需符合品牌色（</w:t>
-      </w:r>
-      <w:proofErr w:type="gramStart"/>
-      <w:r>
-        <w:t>个</w:t>
-      </w:r>
-      <w:proofErr w:type="gramEnd"/>
-      <w:r>
-        <w:t>人为陶土红，群体为暖灰），并采用 Chart.js 渲染。</w:t>
+        <w:t>：柱状图颜色需符合品牌色（个人为陶土红，群体为暖灰），并采用 Chart.js 渲染。</w:t>
       </w:r>
     </w:p>
     <w:p>
@@ -1354,6 +1275,9 @@
           <w:ilvl w:val="0"/>
           <w:numId w:val="30"/>
         </w:numPr>
+        <w:rPr>
+          <w:rFonts w:hint="eastAsia"/>
+        </w:rPr>
       </w:pPr>
       <w:r>
         <w:rPr>
@@ -1406,6 +1330,9 @@
           <w:ilvl w:val="0"/>
           <w:numId w:val="30"/>
         </w:numPr>
+        <w:rPr>
+          <w:rFonts w:hint="eastAsia"/>
+        </w:rPr>
       </w:pPr>
       <w:r>
         <w:rPr>
@@ -1428,6 +1355,9 @@
           <w:ilvl w:val="0"/>
           <w:numId w:val="30"/>
         </w:numPr>
+        <w:rPr>
+          <w:rFonts w:hint="eastAsia"/>
+        </w:rPr>
       </w:pPr>
       <w:r>
         <w:rPr>
@@ -1493,6 +1423,7 @@
     <w:p>
       <w:pPr>
         <w:rPr>
+          <w:rFonts w:hint="eastAsia"/>
           <w:b/>
           <w:bCs/>
         </w:rPr>
@@ -1641,6 +1572,7 @@
     <w:p>
       <w:pPr>
         <w:rPr>
+          <w:rFonts w:hint="eastAsia"/>
           <w:b/>
           <w:bCs/>
         </w:rPr>
@@ -1671,6 +1603,11 @@
       </w:r>
     </w:p>
     <w:p>
+      <w:pPr>
+        <w:rPr>
+          <w:rFonts w:hint="eastAsia"/>
+        </w:rPr>
+      </w:pPr>
       <w:r>
         <w:t>核心用例</w:t>
       </w:r>
@@ -1687,6 +1624,9 @@
           <w:ilvl w:val="0"/>
           <w:numId w:val="31"/>
         </w:numPr>
+        <w:rPr>
+          <w:rFonts w:hint="eastAsia"/>
+        </w:rPr>
       </w:pPr>
       <w:r>
         <w:rPr>
@@ -1705,6 +1645,9 @@
           <w:ilvl w:val="0"/>
           <w:numId w:val="31"/>
         </w:numPr>
+        <w:rPr>
+          <w:rFonts w:hint="eastAsia"/>
+        </w:rPr>
       </w:pPr>
       <w:r>
         <w:rPr>
@@ -1714,15 +1657,7 @@
         <w:t>管理课程成绩与GPA趋势</w:t>
       </w:r>
       <w:r>
-        <w:t>（UC-02 + UC-03）— 学生</w:t>
-      </w:r>
-      <w:proofErr w:type="gramStart"/>
-      <w:r>
-        <w:t>端核心</w:t>
-      </w:r>
-      <w:proofErr w:type="gramEnd"/>
-      <w:r>
-        <w:t>数据维护及可视化。</w:t>
+        <w:t>（UC-02 + UC-03）— 学生端核心数据维护及可视化。</w:t>
       </w:r>
     </w:p>
     <w:p>
@@ -1731,6 +1666,9 @@
           <w:ilvl w:val="0"/>
           <w:numId w:val="31"/>
         </w:numPr>
+        <w:rPr>
+          <w:rFonts w:hint="eastAsia"/>
+        </w:rPr>
       </w:pPr>
       <w:r>
         <w:rPr>
@@ -1749,6 +1687,9 @@
           <w:ilvl w:val="0"/>
           <w:numId w:val="31"/>
         </w:numPr>
+        <w:rPr>
+          <w:rFonts w:hint="eastAsia"/>
+        </w:rPr>
       </w:pPr>
       <w:r>
         <w:rPr>
@@ -1767,6 +1708,9 @@
           <w:ilvl w:val="0"/>
           <w:numId w:val="31"/>
         </w:numPr>
+        <w:rPr>
+          <w:rFonts w:hint="eastAsia"/>
+        </w:rPr>
       </w:pPr>
       <w:r>
         <w:rPr>
@@ -1804,6 +1748,7 @@
     <w:p>
       <w:pPr>
         <w:rPr>
+          <w:rFonts w:hint="eastAsia"/>
           <w:b/>
           <w:bCs/>
         </w:rPr>
@@ -1819,36 +1764,19 @@
     <w:p>
       <w:pPr>
         <w:rPr>
-          <w:b/>
-          <w:bCs/>
-        </w:rPr>
-      </w:pPr>
-      <w:r>
-        <w:rPr>
           <w:rFonts w:hint="eastAsia"/>
           <w:b/>
           <w:bCs/>
         </w:rPr>
-        <w:t>作</w:t>
-      </w:r>
+      </w:pPr>
       <w:r>
         <w:rPr>
           <w:rFonts w:hint="eastAsia"/>
           <w:b/>
           <w:bCs/>
         </w:rPr>
-        <w:t>者：</w:t>
-      </w:r>
-      <w:proofErr w:type="gramStart"/>
-      <w:r>
-        <w:rPr>
-          <w:rFonts w:hint="eastAsia"/>
-          <w:b/>
-          <w:bCs/>
-        </w:rPr>
-        <w:t>魏吾嘉</w:t>
-      </w:r>
-      <w:proofErr w:type="gramEnd"/>
+        <w:t>作者：魏吾嘉</w:t>
+      </w:r>
     </w:p>
     <w:p>
       <w:pPr>
@@ -1909,27 +1837,20 @@
       </w:r>
     </w:p>
     <w:p>
-      <w:r>
-        <w:rPr>
-          <w:b/>
-          <w:bCs/>
-        </w:rPr>
-        <w:t>系统类</w:t>
-      </w:r>
-      <w:proofErr w:type="gramStart"/>
-      <w:r>
-        <w:rPr>
-          <w:b/>
-          <w:bCs/>
-        </w:rPr>
-        <w:t>图</w:t>
-      </w:r>
-      <w:r>
-        <w:t>体现</w:t>
-      </w:r>
-      <w:proofErr w:type="gramEnd"/>
-      <w:r>
-        <w:t>了分层架构下的核心领域模型与关键设计抽象，整体可分为</w:t>
+      <w:pPr>
+        <w:rPr>
+          <w:rFonts w:hint="eastAsia"/>
+        </w:rPr>
+      </w:pPr>
+      <w:r>
+        <w:rPr>
+          <w:b/>
+          <w:bCs/>
+        </w:rPr>
+        <w:t>系统类图</w:t>
+      </w:r>
+      <w:r>
+        <w:t>体现了分层架构下的核心领域模型与关键设计抽象，整体可分为</w:t>
       </w:r>
       <w:r>
         <w:rPr>
@@ -1955,6 +1876,7 @@
     <w:p>
       <w:pPr>
         <w:rPr>
+          <w:rFonts w:hint="eastAsia"/>
           <w:b/>
           <w:bCs/>
         </w:rPr>
@@ -1968,6 +1890,11 @@
       </w:r>
     </w:p>
     <w:p>
+      <w:pPr>
+        <w:rPr>
+          <w:rFonts w:hint="eastAsia"/>
+        </w:rPr>
+      </w:pPr>
       <w:r>
         <w:t xml:space="preserve">后端以 </w:t>
       </w:r>
@@ -2017,6 +1944,11 @@
             <w:hideMark/>
           </w:tcPr>
           <w:p>
+            <w:pPr>
+              <w:rPr>
+                <w:rFonts w:hint="eastAsia"/>
+              </w:rPr>
+            </w:pPr>
             <w:r>
               <w:t>类名</w:t>
             </w:r>
@@ -2038,6 +1970,11 @@
             <w:hideMark/>
           </w:tcPr>
           <w:p>
+            <w:pPr>
+              <w:rPr>
+                <w:rFonts w:hint="eastAsia"/>
+              </w:rPr>
+            </w:pPr>
             <w:r>
               <w:t>对应表</w:t>
             </w:r>
@@ -2059,6 +1996,11 @@
             <w:hideMark/>
           </w:tcPr>
           <w:p>
+            <w:pPr>
+              <w:rPr>
+                <w:rFonts w:hint="eastAsia"/>
+              </w:rPr>
+            </w:pPr>
             <w:r>
               <w:t>核心属性</w:t>
             </w:r>
@@ -2080,6 +2022,11 @@
             <w:hideMark/>
           </w:tcPr>
           <w:p>
+            <w:pPr>
+              <w:rPr>
+                <w:rFonts w:hint="eastAsia"/>
+              </w:rPr>
+            </w:pPr>
             <w:r>
               <w:t>关系说明</w:t>
             </w:r>
@@ -2100,6 +2047,11 @@
             <w:hideMark/>
           </w:tcPr>
           <w:p>
+            <w:pPr>
+              <w:rPr>
+                <w:rFonts w:hint="eastAsia"/>
+              </w:rPr>
+            </w:pPr>
             <w:r>
               <w:rPr>
                 <w:b/>
@@ -2122,6 +2074,11 @@
             <w:hideMark/>
           </w:tcPr>
           <w:p>
+            <w:pPr>
+              <w:rPr>
+                <w:rFonts w:hint="eastAsia"/>
+              </w:rPr>
+            </w:pPr>
             <w:r>
               <w:t>users</w:t>
             </w:r>
@@ -2140,6 +2097,11 @@
             <w:hideMark/>
           </w:tcPr>
           <w:p>
+            <w:pPr>
+              <w:rPr>
+                <w:rFonts w:hint="eastAsia"/>
+              </w:rPr>
+            </w:pPr>
             <w:r>
               <w:t>id, username, </w:t>
             </w:r>
@@ -2166,6 +2128,11 @@
             <w:hideMark/>
           </w:tcPr>
           <w:p>
+            <w:pPr>
+              <w:rPr>
+                <w:rFonts w:hint="eastAsia"/>
+              </w:rPr>
+            </w:pPr>
             <w:r>
               <w:t>用户基类，是所有角色的认证入口。</w:t>
             </w:r>
@@ -2186,6 +2153,11 @@
             <w:hideMark/>
           </w:tcPr>
           <w:p>
+            <w:pPr>
+              <w:rPr>
+                <w:rFonts w:hint="eastAsia"/>
+              </w:rPr>
+            </w:pPr>
             <w:r>
               <w:rPr>
                 <w:b/>
@@ -2208,6 +2180,11 @@
             <w:hideMark/>
           </w:tcPr>
           <w:p>
+            <w:pPr>
+              <w:rPr>
+                <w:rFonts w:hint="eastAsia"/>
+              </w:rPr>
+            </w:pPr>
             <w:r>
               <w:t>students</w:t>
             </w:r>
@@ -2226,6 +2203,11 @@
             <w:hideMark/>
           </w:tcPr>
           <w:p>
+            <w:pPr>
+              <w:rPr>
+                <w:rFonts w:hint="eastAsia"/>
+              </w:rPr>
+            </w:pPr>
             <w:r>
               <w:t>id, </w:t>
             </w:r>
@@ -2265,6 +2247,11 @@
             <w:hideMark/>
           </w:tcPr>
           <w:p>
+            <w:pPr>
+              <w:rPr>
+                <w:rFonts w:hint="eastAsia"/>
+              </w:rPr>
+            </w:pPr>
             <w:r>
               <w:t>与 User 一对一关联；与 Course、</w:t>
             </w:r>
@@ -2289,6 +2276,11 @@
             <w:hideMark/>
           </w:tcPr>
           <w:p>
+            <w:pPr>
+              <w:rPr>
+                <w:rFonts w:hint="eastAsia"/>
+              </w:rPr>
+            </w:pPr>
             <w:r>
               <w:rPr>
                 <w:b/>
@@ -2312,6 +2304,11 @@
             <w:hideMark/>
           </w:tcPr>
           <w:p>
+            <w:pPr>
+              <w:rPr>
+                <w:rFonts w:hint="eastAsia"/>
+              </w:rPr>
+            </w:pPr>
             <w:r>
               <w:t>courses</w:t>
             </w:r>
@@ -2330,6 +2327,11 @@
             <w:hideMark/>
           </w:tcPr>
           <w:p>
+            <w:pPr>
+              <w:rPr>
+                <w:rFonts w:hint="eastAsia"/>
+              </w:rPr>
+            </w:pPr>
             <w:r>
               <w:t>id, </w:t>
             </w:r>
@@ -2356,6 +2358,11 @@
             <w:hideMark/>
           </w:tcPr>
           <w:p>
+            <w:pPr>
+              <w:rPr>
+                <w:rFonts w:hint="eastAsia"/>
+              </w:rPr>
+            </w:pPr>
             <w:r>
               <w:t>属于 Student，承载成绩原始数据。</w:t>
             </w:r>
@@ -2376,6 +2383,11 @@
             <w:hideMark/>
           </w:tcPr>
           <w:p>
+            <w:pPr>
+              <w:rPr>
+                <w:rFonts w:hint="eastAsia"/>
+              </w:rPr>
+            </w:pPr>
             <w:r>
               <w:rPr>
                 <w:b/>
@@ -2398,6 +2410,11 @@
             <w:hideMark/>
           </w:tcPr>
           <w:p>
+            <w:pPr>
+              <w:rPr>
+                <w:rFonts w:hint="eastAsia"/>
+              </w:rPr>
+            </w:pPr>
             <w:r>
               <w:t>achievements</w:t>
             </w:r>
@@ -2416,6 +2433,11 @@
             <w:hideMark/>
           </w:tcPr>
           <w:p>
+            <w:pPr>
+              <w:rPr>
+                <w:rFonts w:hint="eastAsia"/>
+              </w:rPr>
+            </w:pPr>
             <w:r>
               <w:t>id, </w:t>
             </w:r>
@@ -2442,6 +2464,11 @@
             <w:hideMark/>
           </w:tcPr>
           <w:p>
+            <w:pPr>
+              <w:rPr>
+                <w:rFonts w:hint="eastAsia"/>
+              </w:rPr>
+            </w:pPr>
             <w:r>
               <w:t>属于 Student，承载课外成就数据。</w:t>
             </w:r>
@@ -2462,6 +2489,11 @@
             <w:hideMark/>
           </w:tcPr>
           <w:p>
+            <w:pPr>
+              <w:rPr>
+                <w:rFonts w:hint="eastAsia"/>
+              </w:rPr>
+            </w:pPr>
             <w:proofErr w:type="spellStart"/>
             <w:r>
               <w:rPr>
@@ -2486,6 +2518,11 @@
             <w:hideMark/>
           </w:tcPr>
           <w:p>
+            <w:pPr>
+              <w:rPr>
+                <w:rFonts w:hint="eastAsia"/>
+              </w:rPr>
+            </w:pPr>
             <w:proofErr w:type="spellStart"/>
             <w:r>
               <w:t>teacher_students</w:t>
@@ -2506,6 +2543,11 @@
             <w:hideMark/>
           </w:tcPr>
           <w:p>
+            <w:pPr>
+              <w:rPr>
+                <w:rFonts w:hint="eastAsia"/>
+              </w:rPr>
+            </w:pPr>
             <w:r>
               <w:t>id, </w:t>
             </w:r>
@@ -2540,16 +2582,13 @@
             <w:hideMark/>
           </w:tcPr>
           <w:p>
-            <w:r>
-              <w:t>教师与学生的多对多关联表，</w:t>
-            </w:r>
-            <w:proofErr w:type="gramStart"/>
-            <w:r>
-              <w:t>含唯一</w:t>
-            </w:r>
-            <w:proofErr w:type="gramEnd"/>
-            <w:r>
-              <w:t>约束。</w:t>
+            <w:pPr>
+              <w:rPr>
+                <w:rFonts w:hint="eastAsia"/>
+              </w:rPr>
+            </w:pPr>
+            <w:r>
+              <w:t>教师与学生的多对多关联表，含唯一约束。</w:t>
             </w:r>
           </w:p>
         </w:tc>
@@ -2568,6 +2607,11 @@
             <w:hideMark/>
           </w:tcPr>
           <w:p>
+            <w:pPr>
+              <w:rPr>
+                <w:rFonts w:hint="eastAsia"/>
+              </w:rPr>
+            </w:pPr>
             <w:r>
               <w:rPr>
                 <w:b/>
@@ -2590,6 +2634,11 @@
             <w:hideMark/>
           </w:tcPr>
           <w:p>
+            <w:pPr>
+              <w:rPr>
+                <w:rFonts w:hint="eastAsia"/>
+              </w:rPr>
+            </w:pPr>
             <w:r>
               <w:t>files</w:t>
             </w:r>
@@ -2608,6 +2657,11 @@
             <w:hideMark/>
           </w:tcPr>
           <w:p>
+            <w:pPr>
+              <w:rPr>
+                <w:rFonts w:hint="eastAsia"/>
+              </w:rPr>
+            </w:pPr>
             <w:r>
               <w:t>id, </w:t>
             </w:r>
@@ -2634,6 +2688,11 @@
             <w:hideMark/>
           </w:tcPr>
           <w:p>
+            <w:pPr>
+              <w:rPr>
+                <w:rFonts w:hint="eastAsia"/>
+              </w:rPr>
+            </w:pPr>
             <w:r>
               <w:t>负责成就附件、头像等文件元数据存储。</w:t>
             </w:r>
@@ -2642,21 +2701,17 @@
       </w:tr>
     </w:tbl>
     <w:p>
-      <w:proofErr w:type="gramStart"/>
-      <w:r>
-        <w:rPr>
-          <w:b/>
-          <w:bCs/>
-        </w:rPr>
-        <w:t>后端类间关系</w:t>
-      </w:r>
-      <w:proofErr w:type="gramEnd"/>
-      <w:r>
-        <w:rPr>
-          <w:b/>
-          <w:bCs/>
-        </w:rPr>
-        <w:t>描述：</w:t>
+      <w:pPr>
+        <w:rPr>
+          <w:rFonts w:hint="eastAsia"/>
+        </w:rPr>
+      </w:pPr>
+      <w:r>
+        <w:rPr>
+          <w:b/>
+          <w:bCs/>
+        </w:rPr>
+        <w:t>后端类间关系描述：</w:t>
       </w:r>
     </w:p>
     <w:p>
@@ -2665,6 +2720,9 @@
           <w:ilvl w:val="0"/>
           <w:numId w:val="32"/>
         </w:numPr>
+        <w:rPr>
+          <w:rFonts w:hint="eastAsia"/>
+        </w:rPr>
       </w:pPr>
       <w:r>
         <w:rPr>
@@ -2681,13 +2739,8 @@
         <w:t>user_id</w:t>
       </w:r>
       <w:proofErr w:type="spellEnd"/>
-      <w:proofErr w:type="gramStart"/>
-      <w:r>
-        <w:t> 外键一一对应</w:t>
-      </w:r>
-      <w:proofErr w:type="gramEnd"/>
-      <w:r>
-        <w:t>；Student 聚合 Course 和 Achievement，形成学生完整档案。</w:t>
+      <w:r>
+        <w:t> 外键一一对应；Student 聚合 Course 和 Achievement，形成学生完整档案。</w:t>
       </w:r>
     </w:p>
     <w:p>
@@ -2696,6 +2749,9 @@
           <w:ilvl w:val="0"/>
           <w:numId w:val="32"/>
         </w:numPr>
+        <w:rPr>
+          <w:rFonts w:hint="eastAsia"/>
+        </w:rPr>
       </w:pPr>
       <w:r>
         <w:rPr>
@@ -2722,6 +2778,9 @@
           <w:ilvl w:val="0"/>
           <w:numId w:val="32"/>
         </w:numPr>
+        <w:rPr>
+          <w:rFonts w:hint="eastAsia"/>
+        </w:rPr>
       </w:pPr>
       <w:r>
         <w:rPr>
@@ -2738,6 +2797,7 @@
     <w:p>
       <w:pPr>
         <w:rPr>
+          <w:rFonts w:hint="eastAsia"/>
           <w:b/>
           <w:bCs/>
         </w:rPr>
@@ -2751,6 +2811,11 @@
       </w:r>
     </w:p>
     <w:p>
+      <w:pPr>
+        <w:rPr>
+          <w:rFonts w:hint="eastAsia"/>
+        </w:rPr>
+      </w:pPr>
       <w:r>
         <w:t xml:space="preserve">前端采用 Vue 3 Composition API 的 </w:t>
       </w:r>
@@ -2813,6 +2878,11 @@
             <w:hideMark/>
           </w:tcPr>
           <w:p>
+            <w:pPr>
+              <w:rPr>
+                <w:rFonts w:hint="eastAsia"/>
+              </w:rPr>
+            </w:pPr>
             <w:r>
               <w:t>类（Composable）</w:t>
             </w:r>
@@ -2834,14 +2904,14 @@
             <w:hideMark/>
           </w:tcPr>
           <w:p>
-            <w:r>
-              <w:t>核心响应</w:t>
-            </w:r>
-            <w:proofErr w:type="gramStart"/>
-            <w:r>
-              <w:t>式状态</w:t>
-            </w:r>
-            <w:proofErr w:type="gramEnd"/>
+            <w:pPr>
+              <w:rPr>
+                <w:rFonts w:hint="eastAsia"/>
+              </w:rPr>
+            </w:pPr>
+            <w:r>
+              <w:t>核心响应式状态</w:t>
+            </w:r>
           </w:p>
         </w:tc>
         <w:tc>
@@ -2860,6 +2930,11 @@
             <w:hideMark/>
           </w:tcPr>
           <w:p>
+            <w:pPr>
+              <w:rPr>
+                <w:rFonts w:hint="eastAsia"/>
+              </w:rPr>
+            </w:pPr>
             <w:r>
               <w:t>职责</w:t>
             </w:r>
@@ -2880,6 +2955,11 @@
             <w:hideMark/>
           </w:tcPr>
           <w:p>
+            <w:pPr>
+              <w:rPr>
+                <w:rFonts w:hint="eastAsia"/>
+              </w:rPr>
+            </w:pPr>
             <w:proofErr w:type="spellStart"/>
             <w:r>
               <w:rPr>
@@ -2904,6 +2984,11 @@
             <w:hideMark/>
           </w:tcPr>
           <w:p>
+            <w:pPr>
+              <w:rPr>
+                <w:rFonts w:hint="eastAsia"/>
+              </w:rPr>
+            </w:pPr>
             <w:r>
               <w:t>token, </w:t>
             </w:r>
@@ -2943,6 +3028,11 @@
             <w:hideMark/>
           </w:tcPr>
           <w:p>
+            <w:pPr>
+              <w:rPr>
+                <w:rFonts w:hint="eastAsia"/>
+              </w:rPr>
+            </w:pPr>
             <w:r>
               <w:t>登录/注册/登出，JWT 持久化</w:t>
             </w:r>
@@ -2963,6 +3053,11 @@
             <w:hideMark/>
           </w:tcPr>
           <w:p>
+            <w:pPr>
+              <w:rPr>
+                <w:rFonts w:hint="eastAsia"/>
+              </w:rPr>
+            </w:pPr>
             <w:proofErr w:type="spellStart"/>
             <w:r>
               <w:rPr>
@@ -2987,13 +3082,13 @@
             <w:hideMark/>
           </w:tcPr>
           <w:p>
-            <w:proofErr w:type="gramStart"/>
-            <w:r>
-              <w:t>courses[</w:t>
-            </w:r>
-            <w:proofErr w:type="gramEnd"/>
-            <w:r>
-              <w:t>], </w:t>
+            <w:pPr>
+              <w:rPr>
+                <w:rFonts w:hint="eastAsia"/>
+              </w:rPr>
+            </w:pPr>
+            <w:r>
+              <w:t>courses[], </w:t>
             </w:r>
             <w:proofErr w:type="spellStart"/>
             <w:r>
@@ -3031,6 +3126,11 @@
             <w:hideMark/>
           </w:tcPr>
           <w:p>
+            <w:pPr>
+              <w:rPr>
+                <w:rFonts w:hint="eastAsia"/>
+              </w:rPr>
+            </w:pPr>
             <w:r>
               <w:t>课程 CRUD、GPA 换算与统计计算</w:t>
             </w:r>
@@ -3051,6 +3151,11 @@
             <w:hideMark/>
           </w:tcPr>
           <w:p>
+            <w:pPr>
+              <w:rPr>
+                <w:rFonts w:hint="eastAsia"/>
+              </w:rPr>
+            </w:pPr>
             <w:proofErr w:type="spellStart"/>
             <w:r>
               <w:rPr>
@@ -3075,13 +3180,13 @@
             <w:hideMark/>
           </w:tcPr>
           <w:p>
-            <w:proofErr w:type="gramStart"/>
-            <w:r>
-              <w:t>achievements[</w:t>
-            </w:r>
-            <w:proofErr w:type="gramEnd"/>
-            <w:r>
-              <w:t>], awardItems, projectItems, certItems, internshipItems</w:t>
+            <w:pPr>
+              <w:rPr>
+                <w:rFonts w:hint="eastAsia"/>
+              </w:rPr>
+            </w:pPr>
+            <w:r>
+              <w:t>achievements[], awardItems, projectItems, certItems, internshipItems</w:t>
             </w:r>
           </w:p>
         </w:tc>
@@ -3098,6 +3203,11 @@
             <w:hideMark/>
           </w:tcPr>
           <w:p>
+            <w:pPr>
+              <w:rPr>
+                <w:rFonts w:hint="eastAsia"/>
+              </w:rPr>
+            </w:pPr>
             <w:r>
               <w:t>成就分类管理、附件上传</w:t>
             </w:r>
@@ -3118,6 +3228,11 @@
             <w:hideMark/>
           </w:tcPr>
           <w:p>
+            <w:pPr>
+              <w:rPr>
+                <w:rFonts w:hint="eastAsia"/>
+              </w:rPr>
+            </w:pPr>
             <w:proofErr w:type="spellStart"/>
             <w:r>
               <w:rPr>
@@ -3142,6 +3257,11 @@
             <w:hideMark/>
           </w:tcPr>
           <w:p>
+            <w:pPr>
+              <w:rPr>
+                <w:rFonts w:hint="eastAsia"/>
+              </w:rPr>
+            </w:pPr>
             <w:proofErr w:type="spellStart"/>
             <w:r>
               <w:t>basicInfo</w:t>
@@ -3165,6 +3285,11 @@
             <w:hideMark/>
           </w:tcPr>
           <w:p>
+            <w:pPr>
+              <w:rPr>
+                <w:rFonts w:hint="eastAsia"/>
+              </w:rPr>
+            </w:pPr>
             <w:r>
               <w:t>基础信息聚合、简历完整度评估</w:t>
             </w:r>
@@ -3185,6 +3310,11 @@
             <w:hideMark/>
           </w:tcPr>
           <w:p>
+            <w:pPr>
+              <w:rPr>
+                <w:rFonts w:hint="eastAsia"/>
+              </w:rPr>
+            </w:pPr>
             <w:proofErr w:type="spellStart"/>
             <w:r>
               <w:rPr>
@@ -3209,18 +3339,18 @@
             <w:hideMark/>
           </w:tcPr>
           <w:p>
+            <w:pPr>
+              <w:rPr>
+                <w:rFonts w:hint="eastAsia"/>
+              </w:rPr>
+            </w:pPr>
             <w:proofErr w:type="spellStart"/>
-            <w:proofErr w:type="gramStart"/>
             <w:r>
               <w:t>compareDimensions</w:t>
             </w:r>
             <w:proofErr w:type="spellEnd"/>
             <w:r>
-              <w:t>[</w:t>
-            </w:r>
-            <w:proofErr w:type="gramEnd"/>
-            <w:r>
-              <w:t>], </w:t>
+              <w:t>[], </w:t>
             </w:r>
             <w:proofErr w:type="spellStart"/>
             <w:r>
@@ -3242,6 +3372,11 @@
             <w:hideMark/>
           </w:tcPr>
           <w:p>
+            <w:pPr>
+              <w:rPr>
+                <w:rFonts w:hint="eastAsia"/>
+              </w:rPr>
+            </w:pPr>
             <w:r>
               <w:t>对比维度配</w:t>
             </w:r>
@@ -3266,6 +3401,11 @@
             <w:hideMark/>
           </w:tcPr>
           <w:p>
+            <w:pPr>
+              <w:rPr>
+                <w:rFonts w:hint="eastAsia"/>
+              </w:rPr>
+            </w:pPr>
             <w:proofErr w:type="spellStart"/>
             <w:r>
               <w:rPr>
@@ -3291,31 +3431,26 @@
             <w:hideMark/>
           </w:tcPr>
           <w:p>
+            <w:pPr>
+              <w:rPr>
+                <w:rFonts w:hint="eastAsia"/>
+              </w:rPr>
+            </w:pPr>
             <w:proofErr w:type="spellStart"/>
-            <w:proofErr w:type="gramStart"/>
             <w:r>
               <w:t>myStudents</w:t>
             </w:r>
             <w:proofErr w:type="spellEnd"/>
             <w:r>
-              <w:t>[</w:t>
-            </w:r>
-            <w:proofErr w:type="gramEnd"/>
-            <w:r>
-              <w:t>], </w:t>
+              <w:t>[], </w:t>
             </w:r>
             <w:proofErr w:type="spellStart"/>
-            <w:proofErr w:type="gramStart"/>
             <w:r>
               <w:t>availableStudents</w:t>
             </w:r>
             <w:proofErr w:type="spellEnd"/>
             <w:r>
-              <w:t>[</w:t>
-            </w:r>
-            <w:proofErr w:type="gramEnd"/>
-            <w:r>
-              <w:t>]</w:t>
+              <w:t>[]</w:t>
             </w:r>
           </w:p>
         </w:tc>
@@ -3332,16 +3467,13 @@
             <w:hideMark/>
           </w:tcPr>
           <w:p>
-            <w:r>
-              <w:t>教师</w:t>
-            </w:r>
-            <w:proofErr w:type="gramStart"/>
-            <w:r>
-              <w:t>端学生</w:t>
-            </w:r>
-            <w:proofErr w:type="gramEnd"/>
-            <w:r>
-              <w:t>绑定/解绑、群体对比</w:t>
+            <w:pPr>
+              <w:rPr>
+                <w:rFonts w:hint="eastAsia"/>
+              </w:rPr>
+            </w:pPr>
+            <w:r>
+              <w:t>教师端学生绑定/解绑、群体对比</w:t>
             </w:r>
           </w:p>
         </w:tc>
@@ -3360,6 +3492,11 @@
             <w:hideMark/>
           </w:tcPr>
           <w:p>
+            <w:pPr>
+              <w:rPr>
+                <w:rFonts w:hint="eastAsia"/>
+              </w:rPr>
+            </w:pPr>
             <w:proofErr w:type="spellStart"/>
             <w:r>
               <w:rPr>
@@ -3384,6 +3521,11 @@
             <w:hideMark/>
           </w:tcPr>
           <w:p>
+            <w:pPr>
+              <w:rPr>
+                <w:rFonts w:hint="eastAsia"/>
+              </w:rPr>
+            </w:pPr>
             <w:r>
               <w:t>Chart.js 实例引用</w:t>
             </w:r>
@@ -3402,6 +3544,11 @@
             <w:hideMark/>
           </w:tcPr>
           <w:p>
+            <w:pPr>
+              <w:rPr>
+                <w:rFonts w:hint="eastAsia"/>
+              </w:rPr>
+            </w:pPr>
             <w:r>
               <w:t>GPA 趋势图、对比结果柱状图渲染</w:t>
             </w:r>
@@ -3422,6 +3569,11 @@
             <w:hideMark/>
           </w:tcPr>
           <w:p>
+            <w:pPr>
+              <w:rPr>
+                <w:rFonts w:hint="eastAsia"/>
+              </w:rPr>
+            </w:pPr>
             <w:proofErr w:type="spellStart"/>
             <w:r>
               <w:rPr>
@@ -3446,13 +3598,13 @@
             <w:hideMark/>
           </w:tcPr>
           <w:p>
-            <w:proofErr w:type="gramStart"/>
-            <w:r>
-              <w:t>toasts[</w:t>
-            </w:r>
-            <w:proofErr w:type="gramEnd"/>
-            <w:r>
-              <w:t>]</w:t>
+            <w:pPr>
+              <w:rPr>
+                <w:rFonts w:hint="eastAsia"/>
+              </w:rPr>
+            </w:pPr>
+            <w:r>
+              <w:t>toasts[]</w:t>
             </w:r>
           </w:p>
         </w:tc>
@@ -3469,6 +3621,11 @@
             <w:hideMark/>
           </w:tcPr>
           <w:p>
+            <w:pPr>
+              <w:rPr>
+                <w:rFonts w:hint="eastAsia"/>
+              </w:rPr>
+            </w:pPr>
             <w:r>
               <w:t>全局消息通知</w:t>
             </w:r>
@@ -3477,21 +3634,17 @@
       </w:tr>
     </w:tbl>
     <w:p>
-      <w:proofErr w:type="gramStart"/>
-      <w:r>
-        <w:rPr>
-          <w:b/>
-          <w:bCs/>
-        </w:rPr>
-        <w:t>前端类间关系</w:t>
-      </w:r>
-      <w:proofErr w:type="gramEnd"/>
-      <w:r>
-        <w:rPr>
-          <w:b/>
-          <w:bCs/>
-        </w:rPr>
-        <w:t>描述：</w:t>
+      <w:pPr>
+        <w:rPr>
+          <w:rFonts w:hint="eastAsia"/>
+        </w:rPr>
+      </w:pPr>
+      <w:r>
+        <w:rPr>
+          <w:b/>
+          <w:bCs/>
+        </w:rPr>
+        <w:t>前端类间关系描述：</w:t>
       </w:r>
     </w:p>
     <w:p>
@@ -3500,6 +3653,9 @@
           <w:ilvl w:val="0"/>
           <w:numId w:val="33"/>
         </w:numPr>
+        <w:rPr>
+          <w:rFonts w:hint="eastAsia"/>
+        </w:rPr>
       </w:pPr>
       <w:r>
         <w:rPr>
@@ -3526,6 +3682,9 @@
           <w:ilvl w:val="0"/>
           <w:numId w:val="33"/>
         </w:numPr>
+        <w:rPr>
+          <w:rFonts w:hint="eastAsia"/>
+        </w:rPr>
       </w:pPr>
       <w:r>
         <w:rPr>
@@ -3581,6 +3740,7 @@
     <w:p>
       <w:pPr>
         <w:rPr>
+          <w:rFonts w:hint="eastAsia"/>
           <w:b/>
           <w:bCs/>
         </w:rPr>
@@ -3594,6 +3754,11 @@
       </w:r>
     </w:p>
     <w:p>
+      <w:pPr>
+        <w:rPr>
+          <w:rFonts w:hint="eastAsia"/>
+        </w:rPr>
+      </w:pPr>
       <w:r>
         <w:t>在类图与系统实现中，应用了以下设计模式：</w:t>
       </w:r>
@@ -3634,6 +3799,11 @@
             <w:hideMark/>
           </w:tcPr>
           <w:p>
+            <w:pPr>
+              <w:rPr>
+                <w:rFonts w:hint="eastAsia"/>
+              </w:rPr>
+            </w:pPr>
             <w:r>
               <w:lastRenderedPageBreak/>
               <w:t>设计模式</w:t>
@@ -3656,6 +3826,11 @@
             <w:hideMark/>
           </w:tcPr>
           <w:p>
+            <w:pPr>
+              <w:rPr>
+                <w:rFonts w:hint="eastAsia"/>
+              </w:rPr>
+            </w:pPr>
             <w:r>
               <w:t>应用位置</w:t>
             </w:r>
@@ -3677,6 +3852,11 @@
             <w:hideMark/>
           </w:tcPr>
           <w:p>
+            <w:pPr>
+              <w:rPr>
+                <w:rFonts w:hint="eastAsia"/>
+              </w:rPr>
+            </w:pPr>
             <w:r>
               <w:t>作用</w:t>
             </w:r>
@@ -3697,7 +3877,11 @@
             <w:hideMark/>
           </w:tcPr>
           <w:p>
-            <w:proofErr w:type="gramStart"/>
+            <w:pPr>
+              <w:rPr>
+                <w:rFonts w:hint="eastAsia"/>
+              </w:rPr>
+            </w:pPr>
             <w:r>
               <w:rPr>
                 <w:b/>
@@ -3705,7 +3889,6 @@
               </w:rPr>
               <w:t>单例模式</w:t>
             </w:r>
-            <w:proofErr w:type="gramEnd"/>
           </w:p>
         </w:tc>
         <w:tc>
@@ -3721,6 +3904,11 @@
             <w:hideMark/>
           </w:tcPr>
           <w:p>
+            <w:pPr>
+              <w:rPr>
+                <w:rFonts w:hint="eastAsia"/>
+              </w:rPr>
+            </w:pPr>
             <w:r>
               <w:t>数据库引擎工厂 (app/</w:t>
             </w:r>
@@ -3747,6 +3935,11 @@
             <w:hideMark/>
           </w:tcPr>
           <w:p>
+            <w:pPr>
+              <w:rPr>
+                <w:rFonts w:hint="eastAsia"/>
+              </w:rPr>
+            </w:pPr>
             <w:r>
               <w:t>确保全局唯一数据库连接池，避免重复创建引擎。</w:t>
             </w:r>
@@ -3767,6 +3960,11 @@
             <w:hideMark/>
           </w:tcPr>
           <w:p>
+            <w:pPr>
+              <w:rPr>
+                <w:rFonts w:hint="eastAsia"/>
+              </w:rPr>
+            </w:pPr>
             <w:r>
               <w:rPr>
                 <w:b/>
@@ -3789,6 +3987,11 @@
             <w:hideMark/>
           </w:tcPr>
           <w:p>
+            <w:pPr>
+              <w:rPr>
+                <w:rFonts w:hint="eastAsia"/>
+              </w:rPr>
+            </w:pPr>
             <w:r>
               <w:t>前端 API 通信层 (</w:t>
             </w:r>
@@ -3815,6 +4018,11 @@
             <w:hideMark/>
           </w:tcPr>
           <w:p>
+            <w:pPr>
+              <w:rPr>
+                <w:rFonts w:hint="eastAsia"/>
+              </w:rPr>
+            </w:pPr>
             <w:r>
               <w:t>通过传入 </w:t>
             </w:r>
@@ -3843,6 +4051,11 @@
             <w:hideMark/>
           </w:tcPr>
           <w:p>
+            <w:pPr>
+              <w:rPr>
+                <w:rFonts w:hint="eastAsia"/>
+              </w:rPr>
+            </w:pPr>
             <w:r>
               <w:rPr>
                 <w:b/>
@@ -3865,6 +4078,11 @@
             <w:hideMark/>
           </w:tcPr>
           <w:p>
+            <w:pPr>
+              <w:rPr>
+                <w:rFonts w:hint="eastAsia"/>
+              </w:rPr>
+            </w:pPr>
             <w:r>
               <w:t>前端状态管理 (</w:t>
             </w:r>
@@ -3891,6 +4109,11 @@
             <w:hideMark/>
           </w:tcPr>
           <w:p>
+            <w:pPr>
+              <w:rPr>
+                <w:rFonts w:hint="eastAsia"/>
+              </w:rPr>
+            </w:pPr>
             <w:r>
               <w:t>将多个独立 Composable 组合成单一状态入口，对外暴露统一接口。</w:t>
             </w:r>
@@ -3911,6 +4134,11 @@
             <w:hideMark/>
           </w:tcPr>
           <w:p>
+            <w:pPr>
+              <w:rPr>
+                <w:rFonts w:hint="eastAsia"/>
+              </w:rPr>
+            </w:pPr>
             <w:r>
               <w:rPr>
                 <w:b/>
@@ -3933,6 +4161,11 @@
             <w:hideMark/>
           </w:tcPr>
           <w:p>
+            <w:pPr>
+              <w:rPr>
+                <w:rFonts w:hint="eastAsia"/>
+              </w:rPr>
+            </w:pPr>
             <w:r>
               <w:t>GPA 计算 (</w:t>
             </w:r>
@@ -3959,16 +4192,13 @@
             <w:hideMark/>
           </w:tcPr>
           <w:p>
-            <w:r>
-              <w:t>根据成绩区间动态选择</w:t>
-            </w:r>
-            <w:proofErr w:type="gramStart"/>
-            <w:r>
-              <w:t>对应绩点换算</w:t>
-            </w:r>
-            <w:proofErr w:type="gramEnd"/>
-            <w:r>
-              <w:t>策略，支持百分制与国际 4.0 制切换。</w:t>
+            <w:pPr>
+              <w:rPr>
+                <w:rFonts w:hint="eastAsia"/>
+              </w:rPr>
+            </w:pPr>
+            <w:r>
+              <w:t>根据成绩区间动态选择对应绩点换算策略，支持百分制与国际 4.0 制切换。</w:t>
             </w:r>
           </w:p>
         </w:tc>
@@ -3987,6 +4217,11 @@
             <w:hideMark/>
           </w:tcPr>
           <w:p>
+            <w:pPr>
+              <w:rPr>
+                <w:rFonts w:hint="eastAsia"/>
+              </w:rPr>
+            </w:pPr>
             <w:r>
               <w:rPr>
                 <w:b/>
@@ -4009,6 +4244,11 @@
             <w:hideMark/>
           </w:tcPr>
           <w:p>
+            <w:pPr>
+              <w:rPr>
+                <w:rFonts w:hint="eastAsia"/>
+              </w:rPr>
+            </w:pPr>
             <w:r>
               <w:t>前端 </w:t>
             </w:r>
@@ -4035,6 +4275,11 @@
             <w:hideMark/>
           </w:tcPr>
           <w:p>
+            <w:pPr>
+              <w:rPr>
+                <w:rFonts w:hint="eastAsia"/>
+              </w:rPr>
+            </w:pPr>
             <w:r>
               <w:t>作为后端 API 的本地代理，封装 Token 注入、Content-Type 设置、错误处理等横切关注点。</w:t>
             </w:r>
@@ -4055,6 +4300,11 @@
             <w:hideMark/>
           </w:tcPr>
           <w:p>
+            <w:pPr>
+              <w:rPr>
+                <w:rFonts w:hint="eastAsia"/>
+              </w:rPr>
+            </w:pPr>
             <w:r>
               <w:rPr>
                 <w:b/>
@@ -4077,6 +4327,11 @@
             <w:hideMark/>
           </w:tcPr>
           <w:p>
+            <w:pPr>
+              <w:rPr>
+                <w:rFonts w:hint="eastAsia"/>
+              </w:rPr>
+            </w:pPr>
             <w:r>
               <w:t>前端页面模板字符串 (templates/*.</w:t>
             </w:r>
@@ -4103,6 +4358,11 @@
             <w:hideMark/>
           </w:tcPr>
           <w:p>
+            <w:pPr>
+              <w:rPr>
+                <w:rFonts w:hint="eastAsia"/>
+              </w:rPr>
+            </w:pPr>
             <w:r>
               <w:t>将页面结构定义为模板，由根组件按路由统一渲染，固定页面加载流程骨架。</w:t>
             </w:r>
@@ -4140,6 +4400,7 @@
     <w:p>
       <w:pPr>
         <w:rPr>
+          <w:rFonts w:hint="eastAsia"/>
           <w:b/>
           <w:bCs/>
         </w:rPr>
@@ -4172,6 +4433,7 @@
     <w:p>
       <w:pPr>
         <w:rPr>
+          <w:rFonts w:hint="eastAsia"/>
           <w:i/>
           <w:iCs/>
         </w:rPr>
@@ -4228,6 +4490,11 @@
       </w:r>
     </w:p>
     <w:p>
+      <w:pPr>
+        <w:rPr>
+          <w:rFonts w:hint="eastAsia"/>
+        </w:rPr>
+      </w:pPr>
       <w:r>
         <w:lastRenderedPageBreak/>
         <w:t>本节通过四条核心流程的时序图，展示系统主要功能在各对象间的调用顺序与交互关系。参与者包括</w:t>
@@ -4337,6 +4604,7 @@
     <w:p>
       <w:pPr>
         <w:rPr>
+          <w:rFonts w:hint="eastAsia"/>
           <w:b/>
           <w:bCs/>
         </w:rPr>
@@ -4350,6 +4618,11 @@
       </w:r>
     </w:p>
     <w:p>
+      <w:pPr>
+        <w:rPr>
+          <w:rFonts w:hint="eastAsia"/>
+        </w:rPr>
+      </w:pPr>
       <w:r>
         <w:rPr>
           <w:b/>
@@ -4362,6 +4635,11 @@
       </w:r>
     </w:p>
     <w:p>
+      <w:pPr>
+        <w:rPr>
+          <w:rFonts w:hint="eastAsia"/>
+        </w:rPr>
+      </w:pPr>
       <w:r>
         <w:rPr>
           <w:b/>
@@ -4406,6 +4684,11 @@
             <w:hideMark/>
           </w:tcPr>
           <w:p>
+            <w:pPr>
+              <w:rPr>
+                <w:rFonts w:hint="eastAsia"/>
+              </w:rPr>
+            </w:pPr>
             <w:r>
               <w:t>步骤</w:t>
             </w:r>
@@ -4427,6 +4710,11 @@
             <w:hideMark/>
           </w:tcPr>
           <w:p>
+            <w:pPr>
+              <w:rPr>
+                <w:rFonts w:hint="eastAsia"/>
+              </w:rPr>
+            </w:pPr>
             <w:r>
               <w:t>参与者</w:t>
             </w:r>
@@ -4448,6 +4736,11 @@
             <w:hideMark/>
           </w:tcPr>
           <w:p>
+            <w:pPr>
+              <w:rPr>
+                <w:rFonts w:hint="eastAsia"/>
+              </w:rPr>
+            </w:pPr>
             <w:r>
               <w:t>动作</w:t>
             </w:r>
@@ -4468,6 +4761,11 @@
             <w:hideMark/>
           </w:tcPr>
           <w:p>
+            <w:pPr>
+              <w:rPr>
+                <w:rFonts w:hint="eastAsia"/>
+              </w:rPr>
+            </w:pPr>
             <w:r>
               <w:t>1</w:t>
             </w:r>
@@ -4486,6 +4784,11 @@
             <w:hideMark/>
           </w:tcPr>
           <w:p>
+            <w:pPr>
+              <w:rPr>
+                <w:rFonts w:hint="eastAsia"/>
+              </w:rPr>
+            </w:pPr>
             <w:r>
               <w:t>用户</w:t>
             </w:r>
@@ -4504,6 +4807,11 @@
             <w:hideMark/>
           </w:tcPr>
           <w:p>
+            <w:pPr>
+              <w:rPr>
+                <w:rFonts w:hint="eastAsia"/>
+              </w:rPr>
+            </w:pPr>
             <w:r>
               <w:t>输入用户名、密码，选择角色（student/staff），点击登录</w:t>
             </w:r>
@@ -4524,6 +4832,11 @@
             <w:hideMark/>
           </w:tcPr>
           <w:p>
+            <w:pPr>
+              <w:rPr>
+                <w:rFonts w:hint="eastAsia"/>
+              </w:rPr>
+            </w:pPr>
             <w:r>
               <w:t>2</w:t>
             </w:r>
@@ -4542,6 +4855,11 @@
             <w:hideMark/>
           </w:tcPr>
           <w:p>
+            <w:pPr>
+              <w:rPr>
+                <w:rFonts w:hint="eastAsia"/>
+              </w:rPr>
+            </w:pPr>
             <w:r>
               <w:t>Vue前端</w:t>
             </w:r>
@@ -4560,6 +4878,11 @@
             <w:hideMark/>
           </w:tcPr>
           <w:p>
+            <w:pPr>
+              <w:rPr>
+                <w:rFonts w:hint="eastAsia"/>
+              </w:rPr>
+            </w:pPr>
             <w:r>
               <w:t>调用 </w:t>
             </w:r>
@@ -4572,17 +4895,12 @@
               <w:t>().</w:t>
             </w:r>
             <w:proofErr w:type="spellStart"/>
-            <w:proofErr w:type="gramStart"/>
             <w:r>
               <w:t>performLogin</w:t>
             </w:r>
             <w:proofErr w:type="spellEnd"/>
             <w:r>
-              <w:t>(</w:t>
-            </w:r>
-            <w:proofErr w:type="gramEnd"/>
-            <w:r>
-              <w:t>username, password, role)</w:t>
+              <w:t>(username, password, role)</w:t>
             </w:r>
           </w:p>
         </w:tc>
@@ -4601,6 +4919,11 @@
             <w:hideMark/>
           </w:tcPr>
           <w:p>
+            <w:pPr>
+              <w:rPr>
+                <w:rFonts w:hint="eastAsia"/>
+              </w:rPr>
+            </w:pPr>
             <w:r>
               <w:t>3</w:t>
             </w:r>
@@ -4619,6 +4942,11 @@
             <w:hideMark/>
           </w:tcPr>
           <w:p>
+            <w:pPr>
+              <w:rPr>
+                <w:rFonts w:hint="eastAsia"/>
+              </w:rPr>
+            </w:pPr>
             <w:r>
               <w:t>状态管理</w:t>
             </w:r>
@@ -4637,6 +4965,11 @@
             <w:hideMark/>
           </w:tcPr>
           <w:p>
+            <w:pPr>
+              <w:rPr>
+                <w:rFonts w:hint="eastAsia"/>
+              </w:rPr>
+            </w:pPr>
             <w:r>
               <w:t>构建请求体 {username, password, role}</w:t>
             </w:r>
@@ -4657,6 +4990,11 @@
             <w:hideMark/>
           </w:tcPr>
           <w:p>
+            <w:pPr>
+              <w:rPr>
+                <w:rFonts w:hint="eastAsia"/>
+              </w:rPr>
+            </w:pPr>
             <w:r>
               <w:t>4</w:t>
             </w:r>
@@ -4675,6 +5013,11 @@
             <w:hideMark/>
           </w:tcPr>
           <w:p>
+            <w:pPr>
+              <w:rPr>
+                <w:rFonts w:hint="eastAsia"/>
+              </w:rPr>
+            </w:pPr>
             <w:r>
               <w:t>API通信层</w:t>
             </w:r>
@@ -4693,6 +5036,11 @@
             <w:hideMark/>
           </w:tcPr>
           <w:p>
+            <w:pPr>
+              <w:rPr>
+                <w:rFonts w:hint="eastAsia"/>
+              </w:rPr>
+            </w:pPr>
             <w:r>
               <w:t>POST /</w:t>
             </w:r>
@@ -4726,6 +5074,11 @@
             <w:hideMark/>
           </w:tcPr>
           <w:p>
+            <w:pPr>
+              <w:rPr>
+                <w:rFonts w:hint="eastAsia"/>
+              </w:rPr>
+            </w:pPr>
             <w:r>
               <w:t>5</w:t>
             </w:r>
@@ -4744,6 +5097,11 @@
             <w:hideMark/>
           </w:tcPr>
           <w:p>
+            <w:pPr>
+              <w:rPr>
+                <w:rFonts w:hint="eastAsia"/>
+              </w:rPr>
+            </w:pPr>
             <w:proofErr w:type="spellStart"/>
             <w:r>
               <w:t>FastAPI</w:t>
@@ -4767,6 +5125,11 @@
             <w:hideMark/>
           </w:tcPr>
           <w:p>
+            <w:pPr>
+              <w:rPr>
+                <w:rFonts w:hint="eastAsia"/>
+              </w:rPr>
+            </w:pPr>
             <w:r>
               <w:t>接收请求，查询 users 表验证用户名与角色组合</w:t>
             </w:r>
@@ -4787,6 +5150,11 @@
             <w:hideMark/>
           </w:tcPr>
           <w:p>
+            <w:pPr>
+              <w:rPr>
+                <w:rFonts w:hint="eastAsia"/>
+              </w:rPr>
+            </w:pPr>
             <w:r>
               <w:t>6</w:t>
             </w:r>
@@ -4805,6 +5173,11 @@
             <w:hideMark/>
           </w:tcPr>
           <w:p>
+            <w:pPr>
+              <w:rPr>
+                <w:rFonts w:hint="eastAsia"/>
+              </w:rPr>
+            </w:pPr>
             <w:r>
               <w:t>数据库</w:t>
             </w:r>
@@ -4823,6 +5196,11 @@
             <w:hideMark/>
           </w:tcPr>
           <w:p>
+            <w:pPr>
+              <w:rPr>
+                <w:rFonts w:hint="eastAsia"/>
+              </w:rPr>
+            </w:pPr>
             <w:r>
               <w:t>返回匹配的用户记录（含 </w:t>
             </w:r>
@@ -4851,6 +5229,11 @@
             <w:hideMark/>
           </w:tcPr>
           <w:p>
+            <w:pPr>
+              <w:rPr>
+                <w:rFonts w:hint="eastAsia"/>
+              </w:rPr>
+            </w:pPr>
             <w:r>
               <w:t>7</w:t>
             </w:r>
@@ -4869,6 +5252,11 @@
             <w:hideMark/>
           </w:tcPr>
           <w:p>
+            <w:pPr>
+              <w:rPr>
+                <w:rFonts w:hint="eastAsia"/>
+              </w:rPr>
+            </w:pPr>
             <w:proofErr w:type="spellStart"/>
             <w:r>
               <w:t>FastAPI</w:t>
@@ -4892,6 +5280,11 @@
             <w:hideMark/>
           </w:tcPr>
           <w:p>
+            <w:pPr>
+              <w:rPr>
+                <w:rFonts w:hint="eastAsia"/>
+              </w:rPr>
+            </w:pPr>
             <w:r>
               <w:t>调用 </w:t>
             </w:r>
@@ -4920,6 +5313,11 @@
             <w:hideMark/>
           </w:tcPr>
           <w:p>
+            <w:pPr>
+              <w:rPr>
+                <w:rFonts w:hint="eastAsia"/>
+              </w:rPr>
+            </w:pPr>
             <w:r>
               <w:t>8</w:t>
             </w:r>
@@ -4938,6 +5336,11 @@
             <w:hideMark/>
           </w:tcPr>
           <w:p>
+            <w:pPr>
+              <w:rPr>
+                <w:rFonts w:hint="eastAsia"/>
+              </w:rPr>
+            </w:pPr>
             <w:proofErr w:type="spellStart"/>
             <w:r>
               <w:t>FastAPI</w:t>
@@ -4961,6 +5364,11 @@
             <w:hideMark/>
           </w:tcPr>
           <w:p>
+            <w:pPr>
+              <w:rPr>
+                <w:rFonts w:hint="eastAsia"/>
+              </w:rPr>
+            </w:pPr>
             <w:r>
               <w:t>调用 </w:t>
             </w:r>
@@ -4997,6 +5405,11 @@
             <w:hideMark/>
           </w:tcPr>
           <w:p>
+            <w:pPr>
+              <w:rPr>
+                <w:rFonts w:hint="eastAsia"/>
+              </w:rPr>
+            </w:pPr>
             <w:r>
               <w:t>9</w:t>
             </w:r>
@@ -5015,6 +5428,11 @@
             <w:hideMark/>
           </w:tcPr>
           <w:p>
+            <w:pPr>
+              <w:rPr>
+                <w:rFonts w:hint="eastAsia"/>
+              </w:rPr>
+            </w:pPr>
             <w:proofErr w:type="spellStart"/>
             <w:r>
               <w:t>FastAPI</w:t>
@@ -5038,6 +5456,11 @@
             <w:hideMark/>
           </w:tcPr>
           <w:p>
+            <w:pPr>
+              <w:rPr>
+                <w:rFonts w:hint="eastAsia"/>
+              </w:rPr>
+            </w:pPr>
             <w:r>
               <w:t>返回 {</w:t>
             </w:r>
@@ -5082,6 +5505,11 @@
             <w:hideMark/>
           </w:tcPr>
           <w:p>
+            <w:pPr>
+              <w:rPr>
+                <w:rFonts w:hint="eastAsia"/>
+              </w:rPr>
+            </w:pPr>
             <w:r>
               <w:lastRenderedPageBreak/>
               <w:t>10</w:t>
@@ -5101,6 +5529,11 @@
             <w:hideMark/>
           </w:tcPr>
           <w:p>
+            <w:pPr>
+              <w:rPr>
+                <w:rFonts w:hint="eastAsia"/>
+              </w:rPr>
+            </w:pPr>
             <w:r>
               <w:t>API通信层</w:t>
             </w:r>
@@ -5119,16 +5552,13 @@
             <w:hideMark/>
           </w:tcPr>
           <w:p>
-            <w:r>
-              <w:t>解析响应JSON，返回</w:t>
-            </w:r>
-            <w:proofErr w:type="gramStart"/>
-            <w:r>
-              <w:t>给状态</w:t>
-            </w:r>
-            <w:proofErr w:type="gramEnd"/>
-            <w:r>
-              <w:t>管理</w:t>
+            <w:pPr>
+              <w:rPr>
+                <w:rFonts w:hint="eastAsia"/>
+              </w:rPr>
+            </w:pPr>
+            <w:r>
+              <w:t>解析响应JSON，返回给状态管理</w:t>
             </w:r>
           </w:p>
         </w:tc>
@@ -5147,6 +5577,11 @@
             <w:hideMark/>
           </w:tcPr>
           <w:p>
+            <w:pPr>
+              <w:rPr>
+                <w:rFonts w:hint="eastAsia"/>
+              </w:rPr>
+            </w:pPr>
             <w:r>
               <w:t>11</w:t>
             </w:r>
@@ -5165,6 +5600,11 @@
             <w:hideMark/>
           </w:tcPr>
           <w:p>
+            <w:pPr>
+              <w:rPr>
+                <w:rFonts w:hint="eastAsia"/>
+              </w:rPr>
+            </w:pPr>
             <w:r>
               <w:t>状态管理</w:t>
             </w:r>
@@ -5183,6 +5623,11 @@
             <w:hideMark/>
           </w:tcPr>
           <w:p>
+            <w:pPr>
+              <w:rPr>
+                <w:rFonts w:hint="eastAsia"/>
+              </w:rPr>
+            </w:pPr>
             <w:r>
               <w:t>将 token 写入 </w:t>
             </w:r>
@@ -5224,6 +5669,11 @@
             <w:hideMark/>
           </w:tcPr>
           <w:p>
+            <w:pPr>
+              <w:rPr>
+                <w:rFonts w:hint="eastAsia"/>
+              </w:rPr>
+            </w:pPr>
             <w:r>
               <w:t>12</w:t>
             </w:r>
@@ -5242,6 +5692,11 @@
             <w:hideMark/>
           </w:tcPr>
           <w:p>
+            <w:pPr>
+              <w:rPr>
+                <w:rFonts w:hint="eastAsia"/>
+              </w:rPr>
+            </w:pPr>
             <w:r>
               <w:t>Vue前端</w:t>
             </w:r>
@@ -5260,6 +5715,11 @@
             <w:hideMark/>
           </w:tcPr>
           <w:p>
+            <w:pPr>
+              <w:rPr>
+                <w:rFonts w:hint="eastAsia"/>
+              </w:rPr>
+            </w:pPr>
             <w:r>
               <w:t>computed 响应式更新：菜单项切换、页面路由跳转至对应工作台</w:t>
             </w:r>
@@ -5280,6 +5740,11 @@
             <w:hideMark/>
           </w:tcPr>
           <w:p>
+            <w:pPr>
+              <w:rPr>
+                <w:rFonts w:hint="eastAsia"/>
+              </w:rPr>
+            </w:pPr>
             <w:r>
               <w:t>13</w:t>
             </w:r>
@@ -5298,6 +5763,11 @@
             <w:hideMark/>
           </w:tcPr>
           <w:p>
+            <w:pPr>
+              <w:rPr>
+                <w:rFonts w:hint="eastAsia"/>
+              </w:rPr>
+            </w:pPr>
             <w:r>
               <w:t>用户</w:t>
             </w:r>
@@ -5316,6 +5786,11 @@
             <w:hideMark/>
           </w:tcPr>
           <w:p>
+            <w:pPr>
+              <w:rPr>
+                <w:rFonts w:hint="eastAsia"/>
+              </w:rPr>
+            </w:pPr>
             <w:r>
               <w:t>看到与角色匹配的主界面</w:t>
             </w:r>
@@ -5326,6 +5801,7 @@
     <w:p>
       <w:pPr>
         <w:rPr>
+          <w:rFonts w:hint="eastAsia"/>
           <w:b/>
           <w:bCs/>
         </w:rPr>
@@ -5339,6 +5815,11 @@
       </w:r>
     </w:p>
     <w:p>
+      <w:pPr>
+        <w:rPr>
+          <w:rFonts w:hint="eastAsia"/>
+        </w:rPr>
+      </w:pPr>
       <w:r>
         <w:rPr>
           <w:b/>
@@ -5351,6 +5832,11 @@
       </w:r>
     </w:p>
     <w:p>
+      <w:pPr>
+        <w:rPr>
+          <w:rFonts w:hint="eastAsia"/>
+        </w:rPr>
+      </w:pPr>
       <w:r>
         <w:rPr>
           <w:b/>
@@ -5395,6 +5881,11 @@
             <w:hideMark/>
           </w:tcPr>
           <w:p>
+            <w:pPr>
+              <w:rPr>
+                <w:rFonts w:hint="eastAsia"/>
+              </w:rPr>
+            </w:pPr>
             <w:r>
               <w:t>步骤</w:t>
             </w:r>
@@ -5416,6 +5907,11 @@
             <w:hideMark/>
           </w:tcPr>
           <w:p>
+            <w:pPr>
+              <w:rPr>
+                <w:rFonts w:hint="eastAsia"/>
+              </w:rPr>
+            </w:pPr>
             <w:r>
               <w:t>参与者</w:t>
             </w:r>
@@ -5437,6 +5933,11 @@
             <w:hideMark/>
           </w:tcPr>
           <w:p>
+            <w:pPr>
+              <w:rPr>
+                <w:rFonts w:hint="eastAsia"/>
+              </w:rPr>
+            </w:pPr>
             <w:r>
               <w:t>动作</w:t>
             </w:r>
@@ -5457,6 +5958,11 @@
             <w:hideMark/>
           </w:tcPr>
           <w:p>
+            <w:pPr>
+              <w:rPr>
+                <w:rFonts w:hint="eastAsia"/>
+              </w:rPr>
+            </w:pPr>
             <w:r>
               <w:t>1</w:t>
             </w:r>
@@ -5475,6 +5981,11 @@
             <w:hideMark/>
           </w:tcPr>
           <w:p>
+            <w:pPr>
+              <w:rPr>
+                <w:rFonts w:hint="eastAsia"/>
+              </w:rPr>
+            </w:pPr>
             <w:r>
               <w:t>学生</w:t>
             </w:r>
@@ -5493,6 +6004,11 @@
             <w:hideMark/>
           </w:tcPr>
           <w:p>
+            <w:pPr>
+              <w:rPr>
+                <w:rFonts w:hint="eastAsia"/>
+              </w:rPr>
+            </w:pPr>
             <w:r>
               <w:t>切换至"课程"页面</w:t>
             </w:r>
@@ -5513,6 +6029,11 @@
             <w:hideMark/>
           </w:tcPr>
           <w:p>
+            <w:pPr>
+              <w:rPr>
+                <w:rFonts w:hint="eastAsia"/>
+              </w:rPr>
+            </w:pPr>
             <w:r>
               <w:t>2</w:t>
             </w:r>
@@ -5531,6 +6052,11 @@
             <w:hideMark/>
           </w:tcPr>
           <w:p>
+            <w:pPr>
+              <w:rPr>
+                <w:rFonts w:hint="eastAsia"/>
+              </w:rPr>
+            </w:pPr>
             <w:r>
               <w:t>Vue前端</w:t>
             </w:r>
@@ -5549,6 +6075,11 @@
             <w:hideMark/>
           </w:tcPr>
           <w:p>
+            <w:pPr>
+              <w:rPr>
+                <w:rFonts w:hint="eastAsia"/>
+              </w:rPr>
+            </w:pPr>
             <w:r>
               <w:t>触发 </w:t>
             </w:r>
@@ -5593,6 +6124,11 @@
             <w:hideMark/>
           </w:tcPr>
           <w:p>
+            <w:pPr>
+              <w:rPr>
+                <w:rFonts w:hint="eastAsia"/>
+              </w:rPr>
+            </w:pPr>
             <w:r>
               <w:t>3</w:t>
             </w:r>
@@ -5611,6 +6147,11 @@
             <w:hideMark/>
           </w:tcPr>
           <w:p>
+            <w:pPr>
+              <w:rPr>
+                <w:rFonts w:hint="eastAsia"/>
+              </w:rPr>
+            </w:pPr>
             <w:r>
               <w:t>API通信层</w:t>
             </w:r>
@@ -5629,6 +6170,11 @@
             <w:hideMark/>
           </w:tcPr>
           <w:p>
+            <w:pPr>
+              <w:rPr>
+                <w:rFonts w:hint="eastAsia"/>
+              </w:rPr>
+            </w:pPr>
             <w:r>
               <w:t>GET /</w:t>
             </w:r>
@@ -5657,6 +6203,11 @@
             <w:hideMark/>
           </w:tcPr>
           <w:p>
+            <w:pPr>
+              <w:rPr>
+                <w:rFonts w:hint="eastAsia"/>
+              </w:rPr>
+            </w:pPr>
             <w:r>
               <w:t>4</w:t>
             </w:r>
@@ -5675,6 +6226,11 @@
             <w:hideMark/>
           </w:tcPr>
           <w:p>
+            <w:pPr>
+              <w:rPr>
+                <w:rFonts w:hint="eastAsia"/>
+              </w:rPr>
+            </w:pPr>
             <w:proofErr w:type="spellStart"/>
             <w:r>
               <w:t>FastAPI</w:t>
@@ -5698,6 +6254,11 @@
             <w:hideMark/>
           </w:tcPr>
           <w:p>
+            <w:pPr>
+              <w:rPr>
+                <w:rFonts w:hint="eastAsia"/>
+              </w:rPr>
+            </w:pPr>
             <w:r>
               <w:t>验证JWT，查询 courses 表中该学生的全部课程记录</w:t>
             </w:r>
@@ -5718,6 +6279,11 @@
             <w:hideMark/>
           </w:tcPr>
           <w:p>
+            <w:pPr>
+              <w:rPr>
+                <w:rFonts w:hint="eastAsia"/>
+              </w:rPr>
+            </w:pPr>
             <w:r>
               <w:t>5</w:t>
             </w:r>
@@ -5736,6 +6302,11 @@
             <w:hideMark/>
           </w:tcPr>
           <w:p>
+            <w:pPr>
+              <w:rPr>
+                <w:rFonts w:hint="eastAsia"/>
+              </w:rPr>
+            </w:pPr>
             <w:r>
               <w:t>数据库</w:t>
             </w:r>
@@ -5754,6 +6325,11 @@
             <w:hideMark/>
           </w:tcPr>
           <w:p>
+            <w:pPr>
+              <w:rPr>
+                <w:rFonts w:hint="eastAsia"/>
+              </w:rPr>
+            </w:pPr>
             <w:r>
               <w:t>返回课程列表（含 semester, grade, credit）</w:t>
             </w:r>
@@ -5774,6 +6350,11 @@
             <w:hideMark/>
           </w:tcPr>
           <w:p>
+            <w:pPr>
+              <w:rPr>
+                <w:rFonts w:hint="eastAsia"/>
+              </w:rPr>
+            </w:pPr>
             <w:r>
               <w:lastRenderedPageBreak/>
               <w:t>6</w:t>
@@ -5793,6 +6374,11 @@
             <w:hideMark/>
           </w:tcPr>
           <w:p>
+            <w:pPr>
+              <w:rPr>
+                <w:rFonts w:hint="eastAsia"/>
+              </w:rPr>
+            </w:pPr>
             <w:r>
               <w:t>状态管理</w:t>
             </w:r>
@@ -5811,6 +6397,11 @@
             <w:hideMark/>
           </w:tcPr>
           <w:p>
+            <w:pPr>
+              <w:rPr>
+                <w:rFonts w:hint="eastAsia"/>
+              </w:rPr>
+            </w:pPr>
             <w:r>
               <w:t>将数据写入 courses[] 响应式数组</w:t>
             </w:r>
@@ -5831,6 +6422,11 @@
             <w:hideMark/>
           </w:tcPr>
           <w:p>
+            <w:pPr>
+              <w:rPr>
+                <w:rFonts w:hint="eastAsia"/>
+              </w:rPr>
+            </w:pPr>
             <w:r>
               <w:t>7</w:t>
             </w:r>
@@ -5849,6 +6445,11 @@
             <w:hideMark/>
           </w:tcPr>
           <w:p>
+            <w:pPr>
+              <w:rPr>
+                <w:rFonts w:hint="eastAsia"/>
+              </w:rPr>
+            </w:pPr>
             <w:r>
               <w:t>状态管理</w:t>
             </w:r>
@@ -5867,6 +6468,11 @@
             <w:hideMark/>
           </w:tcPr>
           <w:p>
+            <w:pPr>
+              <w:rPr>
+                <w:rFonts w:hint="eastAsia"/>
+              </w:rPr>
+            </w:pPr>
             <w:r>
               <w:t xml:space="preserve">computed: </w:t>
             </w:r>
@@ -5895,6 +6501,11 @@
             <w:hideMark/>
           </w:tcPr>
           <w:p>
+            <w:pPr>
+              <w:rPr>
+                <w:rFonts w:hint="eastAsia"/>
+              </w:rPr>
+            </w:pPr>
             <w:r>
               <w:t>8</w:t>
             </w:r>
@@ -5913,6 +6524,11 @@
             <w:hideMark/>
           </w:tcPr>
           <w:p>
+            <w:pPr>
+              <w:rPr>
+                <w:rFonts w:hint="eastAsia"/>
+              </w:rPr>
+            </w:pPr>
             <w:r>
               <w:t>状态管理</w:t>
             </w:r>
@@ -5931,6 +6547,11 @@
             <w:hideMark/>
           </w:tcPr>
           <w:p>
+            <w:pPr>
+              <w:rPr>
+                <w:rFonts w:hint="eastAsia"/>
+              </w:rPr>
+            </w:pPr>
             <w:r>
               <w:t>调用 </w:t>
             </w:r>
@@ -5943,7 +6564,6 @@
               <w:t>().</w:t>
             </w:r>
             <w:proofErr w:type="spellStart"/>
-            <w:proofErr w:type="gramStart"/>
             <w:r>
               <w:t>renderGpaChart</w:t>
             </w:r>
@@ -5952,7 +6572,6 @@
               <w:t>(</w:t>
             </w:r>
             <w:proofErr w:type="spellStart"/>
-            <w:proofErr w:type="gramEnd"/>
             <w:r>
               <w:t>semesterLabels</w:t>
             </w:r>
@@ -5985,6 +6604,11 @@
             <w:hideMark/>
           </w:tcPr>
           <w:p>
+            <w:pPr>
+              <w:rPr>
+                <w:rFonts w:hint="eastAsia"/>
+              </w:rPr>
+            </w:pPr>
             <w:r>
               <w:t>9</w:t>
             </w:r>
@@ -6003,6 +6627,11 @@
             <w:hideMark/>
           </w:tcPr>
           <w:p>
+            <w:pPr>
+              <w:rPr>
+                <w:rFonts w:hint="eastAsia"/>
+              </w:rPr>
+            </w:pPr>
             <w:r>
               <w:t>Vue前端</w:t>
             </w:r>
@@ -6021,6 +6650,11 @@
             <w:hideMark/>
           </w:tcPr>
           <w:p>
+            <w:pPr>
+              <w:rPr>
+                <w:rFonts w:hint="eastAsia"/>
+              </w:rPr>
+            </w:pPr>
             <w:r>
               <w:t>Chart.js 读取 Canvas 元素，创建柱状图（个人陶土红色 #C96442）</w:t>
             </w:r>
@@ -6041,6 +6675,11 @@
             <w:hideMark/>
           </w:tcPr>
           <w:p>
+            <w:pPr>
+              <w:rPr>
+                <w:rFonts w:hint="eastAsia"/>
+              </w:rPr>
+            </w:pPr>
             <w:r>
               <w:t>10</w:t>
             </w:r>
@@ -6059,6 +6698,11 @@
             <w:hideMark/>
           </w:tcPr>
           <w:p>
+            <w:pPr>
+              <w:rPr>
+                <w:rFonts w:hint="eastAsia"/>
+              </w:rPr>
+            </w:pPr>
             <w:r>
               <w:t>学生</w:t>
             </w:r>
@@ -6077,6 +6721,11 @@
             <w:hideMark/>
           </w:tcPr>
           <w:p>
+            <w:pPr>
+              <w:rPr>
+                <w:rFonts w:hint="eastAsia"/>
+              </w:rPr>
+            </w:pPr>
             <w:r>
               <w:t>看到按学期分布的GPA趋势柱状图（含平均分、总学分等统计卡片）</w:t>
             </w:r>
@@ -6087,6 +6736,7 @@
     <w:p>
       <w:pPr>
         <w:rPr>
+          <w:rFonts w:hint="eastAsia"/>
           <w:b/>
           <w:bCs/>
         </w:rPr>
@@ -6100,6 +6750,11 @@
       </w:r>
     </w:p>
     <w:p>
+      <w:pPr>
+        <w:rPr>
+          <w:rFonts w:hint="eastAsia"/>
+        </w:rPr>
+      </w:pPr>
       <w:r>
         <w:rPr>
           <w:b/>
@@ -6112,6 +6767,11 @@
       </w:r>
     </w:p>
     <w:p>
+      <w:pPr>
+        <w:rPr>
+          <w:rFonts w:hint="eastAsia"/>
+        </w:rPr>
+      </w:pPr>
       <w:r>
         <w:rPr>
           <w:b/>
@@ -6156,6 +6816,11 @@
             <w:hideMark/>
           </w:tcPr>
           <w:p>
+            <w:pPr>
+              <w:rPr>
+                <w:rFonts w:hint="eastAsia"/>
+              </w:rPr>
+            </w:pPr>
             <w:r>
               <w:t>步骤</w:t>
             </w:r>
@@ -6177,6 +6842,11 @@
             <w:hideMark/>
           </w:tcPr>
           <w:p>
+            <w:pPr>
+              <w:rPr>
+                <w:rFonts w:hint="eastAsia"/>
+              </w:rPr>
+            </w:pPr>
             <w:r>
               <w:t>参与者</w:t>
             </w:r>
@@ -6198,6 +6868,11 @@
             <w:hideMark/>
           </w:tcPr>
           <w:p>
+            <w:pPr>
+              <w:rPr>
+                <w:rFonts w:hint="eastAsia"/>
+              </w:rPr>
+            </w:pPr>
             <w:r>
               <w:t>动作</w:t>
             </w:r>
@@ -6218,6 +6893,11 @@
             <w:hideMark/>
           </w:tcPr>
           <w:p>
+            <w:pPr>
+              <w:rPr>
+                <w:rFonts w:hint="eastAsia"/>
+              </w:rPr>
+            </w:pPr>
             <w:r>
               <w:t>1</w:t>
             </w:r>
@@ -6236,6 +6916,11 @@
             <w:hideMark/>
           </w:tcPr>
           <w:p>
+            <w:pPr>
+              <w:rPr>
+                <w:rFonts w:hint="eastAsia"/>
+              </w:rPr>
+            </w:pPr>
             <w:r>
               <w:t>学生</w:t>
             </w:r>
@@ -6254,6 +6939,11 @@
             <w:hideMark/>
           </w:tcPr>
           <w:p>
+            <w:pPr>
+              <w:rPr>
+                <w:rFonts w:hint="eastAsia"/>
+              </w:rPr>
+            </w:pPr>
             <w:r>
               <w:t>进入"简历"页面，选择模板风格（单栏/双栏）</w:t>
             </w:r>
@@ -6274,6 +6964,11 @@
             <w:hideMark/>
           </w:tcPr>
           <w:p>
+            <w:pPr>
+              <w:rPr>
+                <w:rFonts w:hint="eastAsia"/>
+              </w:rPr>
+            </w:pPr>
             <w:r>
               <w:t>2</w:t>
             </w:r>
@@ -6292,6 +6987,11 @@
             <w:hideMark/>
           </w:tcPr>
           <w:p>
+            <w:pPr>
+              <w:rPr>
+                <w:rFonts w:hint="eastAsia"/>
+              </w:rPr>
+            </w:pPr>
             <w:r>
               <w:t>Vue前端</w:t>
             </w:r>
@@ -6310,6 +7010,11 @@
             <w:hideMark/>
           </w:tcPr>
           <w:p>
+            <w:pPr>
+              <w:rPr>
+                <w:rFonts w:hint="eastAsia"/>
+              </w:rPr>
+            </w:pPr>
             <w:r>
               <w:t>触发 </w:t>
             </w:r>
@@ -6354,6 +7059,11 @@
             <w:hideMark/>
           </w:tcPr>
           <w:p>
+            <w:pPr>
+              <w:rPr>
+                <w:rFonts w:hint="eastAsia"/>
+              </w:rPr>
+            </w:pPr>
             <w:r>
               <w:t>3</w:t>
             </w:r>
@@ -6372,6 +7082,11 @@
             <w:hideMark/>
           </w:tcPr>
           <w:p>
+            <w:pPr>
+              <w:rPr>
+                <w:rFonts w:hint="eastAsia"/>
+              </w:rPr>
+            </w:pPr>
             <w:r>
               <w:t>状态管理</w:t>
             </w:r>
@@ -6390,6 +7105,11 @@
             <w:hideMark/>
           </w:tcPr>
           <w:p>
+            <w:pPr>
+              <w:rPr>
+                <w:rFonts w:hint="eastAsia"/>
+              </w:rPr>
+            </w:pPr>
             <w:r>
               <w:t>并行请求：GET /students/{id}（基础信息）、GET /students/{id}/courses、GET /students/{id}/achievements</w:t>
             </w:r>
@@ -6410,6 +7130,11 @@
             <w:hideMark/>
           </w:tcPr>
           <w:p>
+            <w:pPr>
+              <w:rPr>
+                <w:rFonts w:hint="eastAsia"/>
+              </w:rPr>
+            </w:pPr>
             <w:r>
               <w:lastRenderedPageBreak/>
               <w:t>4</w:t>
@@ -6429,6 +7154,11 @@
             <w:hideMark/>
           </w:tcPr>
           <w:p>
+            <w:pPr>
+              <w:rPr>
+                <w:rFonts w:hint="eastAsia"/>
+              </w:rPr>
+            </w:pPr>
             <w:proofErr w:type="spellStart"/>
             <w:r>
               <w:t>FastAPI</w:t>
@@ -6452,6 +7182,11 @@
             <w:hideMark/>
           </w:tcPr>
           <w:p>
+            <w:pPr>
+              <w:rPr>
+                <w:rFonts w:hint="eastAsia"/>
+              </w:rPr>
+            </w:pPr>
             <w:r>
               <w:t>依次查询 students、courses、achievements 三张表</w:t>
             </w:r>
@@ -6472,6 +7207,11 @@
             <w:hideMark/>
           </w:tcPr>
           <w:p>
+            <w:pPr>
+              <w:rPr>
+                <w:rFonts w:hint="eastAsia"/>
+              </w:rPr>
+            </w:pPr>
             <w:r>
               <w:t>5</w:t>
             </w:r>
@@ -6490,6 +7230,11 @@
             <w:hideMark/>
           </w:tcPr>
           <w:p>
+            <w:pPr>
+              <w:rPr>
+                <w:rFonts w:hint="eastAsia"/>
+              </w:rPr>
+            </w:pPr>
             <w:r>
               <w:t>数据库</w:t>
             </w:r>
@@ -6508,6 +7253,11 @@
             <w:hideMark/>
           </w:tcPr>
           <w:p>
+            <w:pPr>
+              <w:rPr>
+                <w:rFonts w:hint="eastAsia"/>
+              </w:rPr>
+            </w:pPr>
             <w:r>
               <w:t>返回三项数据的聚合结果</w:t>
             </w:r>
@@ -6528,6 +7278,11 @@
             <w:hideMark/>
           </w:tcPr>
           <w:p>
+            <w:pPr>
+              <w:rPr>
+                <w:rFonts w:hint="eastAsia"/>
+              </w:rPr>
+            </w:pPr>
             <w:r>
               <w:t>6</w:t>
             </w:r>
@@ -6546,6 +7301,11 @@
             <w:hideMark/>
           </w:tcPr>
           <w:p>
+            <w:pPr>
+              <w:rPr>
+                <w:rFonts w:hint="eastAsia"/>
+              </w:rPr>
+            </w:pPr>
             <w:r>
               <w:t>状态管理</w:t>
             </w:r>
@@ -6564,6 +7324,11 @@
             <w:hideMark/>
           </w:tcPr>
           <w:p>
+            <w:pPr>
+              <w:rPr>
+                <w:rFonts w:hint="eastAsia"/>
+              </w:rPr>
+            </w:pPr>
             <w:r>
               <w:t>汇总至 </w:t>
             </w:r>
@@ -6600,6 +7365,11 @@
             <w:hideMark/>
           </w:tcPr>
           <w:p>
+            <w:pPr>
+              <w:rPr>
+                <w:rFonts w:hint="eastAsia"/>
+              </w:rPr>
+            </w:pPr>
             <w:r>
               <w:t>7</w:t>
             </w:r>
@@ -6618,6 +7388,11 @@
             <w:hideMark/>
           </w:tcPr>
           <w:p>
+            <w:pPr>
+              <w:rPr>
+                <w:rFonts w:hint="eastAsia"/>
+              </w:rPr>
+            </w:pPr>
             <w:r>
               <w:t>状态管理</w:t>
             </w:r>
@@ -6636,6 +7411,11 @@
             <w:hideMark/>
           </w:tcPr>
           <w:p>
+            <w:pPr>
+              <w:rPr>
+                <w:rFonts w:hint="eastAsia"/>
+              </w:rPr>
+            </w:pPr>
             <w:r>
               <w:t>computed: completeness 计算完整度（必填字段覆盖率百分比）</w:t>
             </w:r>
@@ -6656,6 +7436,11 @@
             <w:hideMark/>
           </w:tcPr>
           <w:p>
+            <w:pPr>
+              <w:rPr>
+                <w:rFonts w:hint="eastAsia"/>
+              </w:rPr>
+            </w:pPr>
             <w:r>
               <w:t>8</w:t>
             </w:r>
@@ -6674,6 +7459,11 @@
             <w:hideMark/>
           </w:tcPr>
           <w:p>
+            <w:pPr>
+              <w:rPr>
+                <w:rFonts w:hint="eastAsia"/>
+              </w:rPr>
+            </w:pPr>
             <w:r>
               <w:t>Vue前端</w:t>
             </w:r>
@@ -6692,6 +7482,11 @@
             <w:hideMark/>
           </w:tcPr>
           <w:p>
+            <w:pPr>
+              <w:rPr>
+                <w:rFonts w:hint="eastAsia"/>
+              </w:rPr>
+            </w:pPr>
             <w:r>
               <w:t>实时渲染简历预览（简约单栏或现代双栏模板）</w:t>
             </w:r>
@@ -6712,6 +7507,11 @@
             <w:hideMark/>
           </w:tcPr>
           <w:p>
+            <w:pPr>
+              <w:rPr>
+                <w:rFonts w:hint="eastAsia"/>
+              </w:rPr>
+            </w:pPr>
             <w:r>
               <w:t>9</w:t>
             </w:r>
@@ -6730,6 +7530,11 @@
             <w:hideMark/>
           </w:tcPr>
           <w:p>
+            <w:pPr>
+              <w:rPr>
+                <w:rFonts w:hint="eastAsia"/>
+              </w:rPr>
+            </w:pPr>
             <w:r>
               <w:t>学生</w:t>
             </w:r>
@@ -6748,6 +7553,11 @@
             <w:hideMark/>
           </w:tcPr>
           <w:p>
+            <w:pPr>
+              <w:rPr>
+                <w:rFonts w:hint="eastAsia"/>
+              </w:rPr>
+            </w:pPr>
             <w:r>
               <w:t>点击"导出PDF"</w:t>
             </w:r>
@@ -6768,6 +7578,11 @@
             <w:hideMark/>
           </w:tcPr>
           <w:p>
+            <w:pPr>
+              <w:rPr>
+                <w:rFonts w:hint="eastAsia"/>
+              </w:rPr>
+            </w:pPr>
             <w:r>
               <w:t>10</w:t>
             </w:r>
@@ -6786,6 +7601,11 @@
             <w:hideMark/>
           </w:tcPr>
           <w:p>
+            <w:pPr>
+              <w:rPr>
+                <w:rFonts w:hint="eastAsia"/>
+              </w:rPr>
+            </w:pPr>
             <w:r>
               <w:t>状态管理</w:t>
             </w:r>
@@ -6804,6 +7624,11 @@
             <w:hideMark/>
           </w:tcPr>
           <w:p>
+            <w:pPr>
+              <w:rPr>
+                <w:rFonts w:hint="eastAsia"/>
+              </w:rPr>
+            </w:pPr>
             <w:r>
               <w:t>调用 </w:t>
             </w:r>
@@ -6848,6 +7673,11 @@
             <w:hideMark/>
           </w:tcPr>
           <w:p>
+            <w:pPr>
+              <w:rPr>
+                <w:rFonts w:hint="eastAsia"/>
+              </w:rPr>
+            </w:pPr>
             <w:r>
               <w:t>11</w:t>
             </w:r>
@@ -6866,6 +7696,11 @@
             <w:hideMark/>
           </w:tcPr>
           <w:p>
+            <w:pPr>
+              <w:rPr>
+                <w:rFonts w:hint="eastAsia"/>
+              </w:rPr>
+            </w:pPr>
             <w:r>
               <w:t>Vue前端</w:t>
             </w:r>
@@ -6884,6 +7719,11 @@
             <w:hideMark/>
           </w:tcPr>
           <w:p>
+            <w:pPr>
+              <w:rPr>
+                <w:rFonts w:hint="eastAsia"/>
+              </w:rPr>
+            </w:pPr>
             <w:r>
               <w:t>浏览器打印/下载对话框弹出</w:t>
             </w:r>
@@ -6904,6 +7744,11 @@
             <w:hideMark/>
           </w:tcPr>
           <w:p>
+            <w:pPr>
+              <w:rPr>
+                <w:rFonts w:hint="eastAsia"/>
+              </w:rPr>
+            </w:pPr>
             <w:r>
               <w:t>12</w:t>
             </w:r>
@@ -6922,6 +7767,11 @@
             <w:hideMark/>
           </w:tcPr>
           <w:p>
+            <w:pPr>
+              <w:rPr>
+                <w:rFonts w:hint="eastAsia"/>
+              </w:rPr>
+            </w:pPr>
             <w:r>
               <w:t>学生</w:t>
             </w:r>
@@ -6940,6 +7790,11 @@
             <w:hideMark/>
           </w:tcPr>
           <w:p>
+            <w:pPr>
+              <w:rPr>
+                <w:rFonts w:hint="eastAsia"/>
+              </w:rPr>
+            </w:pPr>
             <w:r>
               <w:t>获得PDF格式简历文件</w:t>
             </w:r>
@@ -6950,6 +7805,7 @@
     <w:p>
       <w:pPr>
         <w:rPr>
+          <w:rFonts w:hint="eastAsia"/>
           <w:b/>
           <w:bCs/>
         </w:rPr>
@@ -6963,6 +7819,11 @@
       </w:r>
     </w:p>
     <w:p>
+      <w:pPr>
+        <w:rPr>
+          <w:rFonts w:hint="eastAsia"/>
+        </w:rPr>
+      </w:pPr>
       <w:r>
         <w:rPr>
           <w:b/>
@@ -6975,6 +7836,11 @@
       </w:r>
     </w:p>
     <w:p>
+      <w:pPr>
+        <w:rPr>
+          <w:rFonts w:hint="eastAsia"/>
+        </w:rPr>
+      </w:pPr>
       <w:r>
         <w:rPr>
           <w:b/>
@@ -7019,6 +7885,11 @@
             <w:hideMark/>
           </w:tcPr>
           <w:p>
+            <w:pPr>
+              <w:rPr>
+                <w:rFonts w:hint="eastAsia"/>
+              </w:rPr>
+            </w:pPr>
             <w:r>
               <w:lastRenderedPageBreak/>
               <w:t>步骤</w:t>
@@ -7041,6 +7912,11 @@
             <w:hideMark/>
           </w:tcPr>
           <w:p>
+            <w:pPr>
+              <w:rPr>
+                <w:rFonts w:hint="eastAsia"/>
+              </w:rPr>
+            </w:pPr>
             <w:r>
               <w:t>参与者</w:t>
             </w:r>
@@ -7062,6 +7938,11 @@
             <w:hideMark/>
           </w:tcPr>
           <w:p>
+            <w:pPr>
+              <w:rPr>
+                <w:rFonts w:hint="eastAsia"/>
+              </w:rPr>
+            </w:pPr>
             <w:r>
               <w:t>动作</w:t>
             </w:r>
@@ -7082,6 +7963,11 @@
             <w:hideMark/>
           </w:tcPr>
           <w:p>
+            <w:pPr>
+              <w:rPr>
+                <w:rFonts w:hint="eastAsia"/>
+              </w:rPr>
+            </w:pPr>
             <w:r>
               <w:t>1</w:t>
             </w:r>
@@ -7100,6 +7986,11 @@
             <w:hideMark/>
           </w:tcPr>
           <w:p>
+            <w:pPr>
+              <w:rPr>
+                <w:rFonts w:hint="eastAsia"/>
+              </w:rPr>
+            </w:pPr>
             <w:r>
               <w:t>学生/教师</w:t>
             </w:r>
@@ -7118,16 +8009,13 @@
             <w:hideMark/>
           </w:tcPr>
           <w:p>
-            <w:r>
-              <w:t>进入"对比分析"页面，</w:t>
-            </w:r>
-            <w:proofErr w:type="gramStart"/>
-            <w:r>
-              <w:t>勾选对比</w:t>
-            </w:r>
-            <w:proofErr w:type="gramEnd"/>
-            <w:r>
-              <w:t>维度（GPA/竞赛/实习/证书）</w:t>
+            <w:pPr>
+              <w:rPr>
+                <w:rFonts w:hint="eastAsia"/>
+              </w:rPr>
+            </w:pPr>
+            <w:r>
+              <w:t>进入"对比分析"页面，勾选对比维度（GPA/竞赛/实习/证书）</w:t>
             </w:r>
           </w:p>
         </w:tc>
@@ -7146,6 +8034,11 @@
             <w:hideMark/>
           </w:tcPr>
           <w:p>
+            <w:pPr>
+              <w:rPr>
+                <w:rFonts w:hint="eastAsia"/>
+              </w:rPr>
+            </w:pPr>
             <w:r>
               <w:t>2</w:t>
             </w:r>
@@ -7164,6 +8057,11 @@
             <w:hideMark/>
           </w:tcPr>
           <w:p>
+            <w:pPr>
+              <w:rPr>
+                <w:rFonts w:hint="eastAsia"/>
+              </w:rPr>
+            </w:pPr>
             <w:r>
               <w:t>用户</w:t>
             </w:r>
@@ -7182,6 +8080,11 @@
             <w:hideMark/>
           </w:tcPr>
           <w:p>
+            <w:pPr>
+              <w:rPr>
+                <w:rFonts w:hint="eastAsia"/>
+              </w:rPr>
+            </w:pPr>
             <w:r>
               <w:t>上传基准数据文件（Excel/CSV），经 POST /</w:t>
             </w:r>
@@ -7210,6 +8113,11 @@
             <w:hideMark/>
           </w:tcPr>
           <w:p>
+            <w:pPr>
+              <w:rPr>
+                <w:rFonts w:hint="eastAsia"/>
+              </w:rPr>
+            </w:pPr>
             <w:r>
               <w:t>3</w:t>
             </w:r>
@@ -7228,6 +8136,11 @@
             <w:hideMark/>
           </w:tcPr>
           <w:p>
+            <w:pPr>
+              <w:rPr>
+                <w:rFonts w:hint="eastAsia"/>
+              </w:rPr>
+            </w:pPr>
             <w:proofErr w:type="spellStart"/>
             <w:r>
               <w:t>FastAPI</w:t>
@@ -7251,6 +8164,11 @@
             <w:hideMark/>
           </w:tcPr>
           <w:p>
+            <w:pPr>
+              <w:rPr>
+                <w:rFonts w:hint="eastAsia"/>
+              </w:rPr>
+            </w:pPr>
             <w:r>
               <w:t>接收文件，写入服务器存储，返回文件路径与元数据</w:t>
             </w:r>
@@ -7271,6 +8189,11 @@
             <w:hideMark/>
           </w:tcPr>
           <w:p>
+            <w:pPr>
+              <w:rPr>
+                <w:rFonts w:hint="eastAsia"/>
+              </w:rPr>
+            </w:pPr>
             <w:r>
               <w:t>4</w:t>
             </w:r>
@@ -7289,6 +8212,11 @@
             <w:hideMark/>
           </w:tcPr>
           <w:p>
+            <w:pPr>
+              <w:rPr>
+                <w:rFonts w:hint="eastAsia"/>
+              </w:rPr>
+            </w:pPr>
             <w:r>
               <w:t>状态管理</w:t>
             </w:r>
@@ -7307,6 +8235,11 @@
             <w:hideMark/>
           </w:tcPr>
           <w:p>
+            <w:pPr>
+              <w:rPr>
+                <w:rFonts w:hint="eastAsia"/>
+              </w:rPr>
+            </w:pPr>
             <w:r>
               <w:t>调用 </w:t>
             </w:r>
@@ -7351,6 +8284,11 @@
             <w:hideMark/>
           </w:tcPr>
           <w:p>
+            <w:pPr>
+              <w:rPr>
+                <w:rFonts w:hint="eastAsia"/>
+              </w:rPr>
+            </w:pPr>
             <w:r>
               <w:t>5</w:t>
             </w:r>
@@ -7369,6 +8307,11 @@
             <w:hideMark/>
           </w:tcPr>
           <w:p>
+            <w:pPr>
+              <w:rPr>
+                <w:rFonts w:hint="eastAsia"/>
+              </w:rPr>
+            </w:pPr>
             <w:r>
               <w:t>状态管理</w:t>
             </w:r>
@@ -7387,6 +8330,11 @@
             <w:hideMark/>
           </w:tcPr>
           <w:p>
+            <w:pPr>
+              <w:rPr>
+                <w:rFonts w:hint="eastAsia"/>
+              </w:rPr>
+            </w:pPr>
             <w:r>
               <w:t>调用 </w:t>
             </w:r>
@@ -7423,6 +8371,11 @@
             <w:hideMark/>
           </w:tcPr>
           <w:p>
+            <w:pPr>
+              <w:rPr>
+                <w:rFonts w:hint="eastAsia"/>
+              </w:rPr>
+            </w:pPr>
             <w:r>
               <w:t>6</w:t>
             </w:r>
@@ -7441,6 +8394,11 @@
             <w:hideMark/>
           </w:tcPr>
           <w:p>
+            <w:pPr>
+              <w:rPr>
+                <w:rFonts w:hint="eastAsia"/>
+              </w:rPr>
+            </w:pPr>
             <w:r>
               <w:t>状态管理</w:t>
             </w:r>
@@ -7459,16 +8417,13 @@
             <w:hideMark/>
           </w:tcPr>
           <w:p>
-            <w:r>
-              <w:t>内部计算：①获取当前学生各维</w:t>
-            </w:r>
-            <w:proofErr w:type="gramStart"/>
-            <w:r>
-              <w:t>度实际</w:t>
-            </w:r>
-            <w:proofErr w:type="gramEnd"/>
-            <w:r>
-              <w:t>值 ②匹配群体均值数组 ③计算差距百分比</w:t>
+            <w:pPr>
+              <w:rPr>
+                <w:rFonts w:hint="eastAsia"/>
+              </w:rPr>
+            </w:pPr>
+            <w:r>
+              <w:t>内部计算：①获取当前学生各维度实际值 ②匹配群体均值数组 ③计算差距百分比</w:t>
             </w:r>
           </w:p>
         </w:tc>
@@ -7487,6 +8442,11 @@
             <w:hideMark/>
           </w:tcPr>
           <w:p>
+            <w:pPr>
+              <w:rPr>
+                <w:rFonts w:hint="eastAsia"/>
+              </w:rPr>
+            </w:pPr>
             <w:r>
               <w:t>7</w:t>
             </w:r>
@@ -7505,6 +8465,11 @@
             <w:hideMark/>
           </w:tcPr>
           <w:p>
+            <w:pPr>
+              <w:rPr>
+                <w:rFonts w:hint="eastAsia"/>
+              </w:rPr>
+            </w:pPr>
             <w:r>
               <w:t>状态管理</w:t>
             </w:r>
@@ -7523,6 +8488,11 @@
             <w:hideMark/>
           </w:tcPr>
           <w:p>
+            <w:pPr>
+              <w:rPr>
+                <w:rFonts w:hint="eastAsia"/>
+              </w:rPr>
+            </w:pPr>
             <w:r>
               <w:t>生成定位结论文本（如："您的GPA高于同专业均值15%"）</w:t>
             </w:r>
@@ -7543,6 +8513,11 @@
             <w:hideMark/>
           </w:tcPr>
           <w:p>
+            <w:pPr>
+              <w:rPr>
+                <w:rFonts w:hint="eastAsia"/>
+              </w:rPr>
+            </w:pPr>
             <w:r>
               <w:t>8</w:t>
             </w:r>
@@ -7561,6 +8536,11 @@
             <w:hideMark/>
           </w:tcPr>
           <w:p>
+            <w:pPr>
+              <w:rPr>
+                <w:rFonts w:hint="eastAsia"/>
+              </w:rPr>
+            </w:pPr>
             <w:r>
               <w:t>状态管理</w:t>
             </w:r>
@@ -7579,6 +8559,11 @@
             <w:hideMark/>
           </w:tcPr>
           <w:p>
+            <w:pPr>
+              <w:rPr>
+                <w:rFonts w:hint="eastAsia"/>
+              </w:rPr>
+            </w:pPr>
             <w:r>
               <w:t>调用 </w:t>
             </w:r>
@@ -7591,17 +8576,12 @@
               <w:t>().</w:t>
             </w:r>
             <w:proofErr w:type="spellStart"/>
-            <w:proofErr w:type="gramStart"/>
             <w:r>
               <w:t>renderCompareChart</w:t>
             </w:r>
             <w:proofErr w:type="spellEnd"/>
             <w:r>
-              <w:t>(</w:t>
-            </w:r>
-            <w:proofErr w:type="gramEnd"/>
-            <w:r>
-              <w:t xml:space="preserve">labels, </w:t>
+              <w:t xml:space="preserve">(labels, </w:t>
             </w:r>
             <w:proofErr w:type="spellStart"/>
             <w:r>
@@ -7636,6 +8616,11 @@
             <w:hideMark/>
           </w:tcPr>
           <w:p>
+            <w:pPr>
+              <w:rPr>
+                <w:rFonts w:hint="eastAsia"/>
+              </w:rPr>
+            </w:pPr>
             <w:r>
               <w:t>9</w:t>
             </w:r>
@@ -7654,6 +8639,11 @@
             <w:hideMark/>
           </w:tcPr>
           <w:p>
+            <w:pPr>
+              <w:rPr>
+                <w:rFonts w:hint="eastAsia"/>
+              </w:rPr>
+            </w:pPr>
             <w:r>
               <w:t>Vue前端</w:t>
             </w:r>
@@ -7672,6 +8662,11 @@
             <w:hideMark/>
           </w:tcPr>
           <w:p>
+            <w:pPr>
+              <w:rPr>
+                <w:rFonts w:hint="eastAsia"/>
+              </w:rPr>
+            </w:pPr>
             <w:r>
               <w:t>Chart.js 创建双色柱状图：个人（陶土红 #C96442） vs 群体（暖灰 #8C8C88）</w:t>
             </w:r>
@@ -7692,6 +8687,11 @@
             <w:hideMark/>
           </w:tcPr>
           <w:p>
+            <w:pPr>
+              <w:rPr>
+                <w:rFonts w:hint="eastAsia"/>
+              </w:rPr>
+            </w:pPr>
             <w:r>
               <w:t>10</w:t>
             </w:r>
@@ -7710,6 +8710,11 @@
             <w:hideMark/>
           </w:tcPr>
           <w:p>
+            <w:pPr>
+              <w:rPr>
+                <w:rFonts w:hint="eastAsia"/>
+              </w:rPr>
+            </w:pPr>
             <w:r>
               <w:t>用户</w:t>
             </w:r>
@@ -7728,6 +8733,11 @@
             <w:hideMark/>
           </w:tcPr>
           <w:p>
+            <w:pPr>
+              <w:rPr>
+                <w:rFonts w:hint="eastAsia"/>
+              </w:rPr>
+            </w:pPr>
             <w:r>
               <w:t>看到文字定位结论 + 对比柱状图，了解自身在各维度的相对位置</w:t>
             </w:r>
@@ -7738,6 +8748,7 @@
     <w:p>
       <w:pPr>
         <w:rPr>
+          <w:rFonts w:hint="eastAsia"/>
           <w:b/>
           <w:bCs/>
         </w:rPr>
@@ -7787,6 +8798,11 @@
             <w:hideMark/>
           </w:tcPr>
           <w:p>
+            <w:pPr>
+              <w:rPr>
+                <w:rFonts w:hint="eastAsia"/>
+              </w:rPr>
+            </w:pPr>
             <w:r>
               <w:lastRenderedPageBreak/>
               <w:t>时序图编号</w:t>
@@ -7809,6 +8825,11 @@
             <w:hideMark/>
           </w:tcPr>
           <w:p>
+            <w:pPr>
+              <w:rPr>
+                <w:rFonts w:hint="eastAsia"/>
+              </w:rPr>
+            </w:pPr>
             <w:r>
               <w:t>名称</w:t>
             </w:r>
@@ -7830,6 +8851,11 @@
             <w:hideMark/>
           </w:tcPr>
           <w:p>
+            <w:pPr>
+              <w:rPr>
+                <w:rFonts w:hint="eastAsia"/>
+              </w:rPr>
+            </w:pPr>
             <w:r>
               <w:t>涉及核心对象</w:t>
             </w:r>
@@ -7851,6 +8877,11 @@
             <w:hideMark/>
           </w:tcPr>
           <w:p>
+            <w:pPr>
+              <w:rPr>
+                <w:rFonts w:hint="eastAsia"/>
+              </w:rPr>
+            </w:pPr>
             <w:r>
               <w:t>关键交互模式</w:t>
             </w:r>
@@ -7871,6 +8902,11 @@
             <w:hideMark/>
           </w:tcPr>
           <w:p>
+            <w:pPr>
+              <w:rPr>
+                <w:rFonts w:hint="eastAsia"/>
+              </w:rPr>
+            </w:pPr>
             <w:r>
               <w:t>AUTH-001</w:t>
             </w:r>
@@ -7889,6 +8925,11 @@
             <w:hideMark/>
           </w:tcPr>
           <w:p>
+            <w:pPr>
+              <w:rPr>
+                <w:rFonts w:hint="eastAsia"/>
+              </w:rPr>
+            </w:pPr>
             <w:r>
               <w:t>登录与角色映射</w:t>
             </w:r>
@@ -7907,6 +8948,11 @@
             <w:hideMark/>
           </w:tcPr>
           <w:p>
+            <w:pPr>
+              <w:rPr>
+                <w:rFonts w:hint="eastAsia"/>
+              </w:rPr>
+            </w:pPr>
             <w:r>
               <w:t xml:space="preserve">用户 → Vue → </w:t>
             </w:r>
@@ -7949,6 +8995,11 @@
             <w:hideMark/>
           </w:tcPr>
           <w:p>
+            <w:pPr>
+              <w:rPr>
+                <w:rFonts w:hint="eastAsia"/>
+              </w:rPr>
+            </w:pPr>
             <w:r>
               <w:t>JWT生成、Token持久化、响应式角色切换</w:t>
             </w:r>
@@ -7969,6 +9020,11 @@
             <w:hideMark/>
           </w:tcPr>
           <w:p>
+            <w:pPr>
+              <w:rPr>
+                <w:rFonts w:hint="eastAsia"/>
+              </w:rPr>
+            </w:pPr>
             <w:r>
               <w:t>CGM-007</w:t>
             </w:r>
@@ -7987,6 +9043,11 @@
             <w:hideMark/>
           </w:tcPr>
           <w:p>
+            <w:pPr>
+              <w:rPr>
+                <w:rFonts w:hint="eastAsia"/>
+              </w:rPr>
+            </w:pPr>
             <w:r>
               <w:t>学期GPA趋势图</w:t>
             </w:r>
@@ -8005,6 +9066,11 @@
             <w:hideMark/>
           </w:tcPr>
           <w:p>
+            <w:pPr>
+              <w:rPr>
+                <w:rFonts w:hint="eastAsia"/>
+              </w:rPr>
+            </w:pPr>
             <w:r>
               <w:t xml:space="preserve">学生 → Vue → </w:t>
             </w:r>
@@ -8052,6 +9118,11 @@
             <w:hideMark/>
           </w:tcPr>
           <w:p>
+            <w:pPr>
+              <w:rPr>
+                <w:rFonts w:hint="eastAsia"/>
+              </w:rPr>
+            </w:pPr>
             <w:r>
               <w:t>数据获取→策略计算→Chart.js渲染</w:t>
             </w:r>
@@ -8072,6 +9143,11 @@
             <w:hideMark/>
           </w:tcPr>
           <w:p>
+            <w:pPr>
+              <w:rPr>
+                <w:rFonts w:hint="eastAsia"/>
+              </w:rPr>
+            </w:pPr>
             <w:r>
               <w:t>RESUME-001</w:t>
             </w:r>
@@ -8090,6 +9166,11 @@
             <w:hideMark/>
           </w:tcPr>
           <w:p>
+            <w:pPr>
+              <w:rPr>
+                <w:rFonts w:hint="eastAsia"/>
+              </w:rPr>
+            </w:pPr>
             <w:r>
               <w:t>简历生成与导出</w:t>
             </w:r>
@@ -8108,6 +9189,11 @@
             <w:hideMark/>
           </w:tcPr>
           <w:p>
+            <w:pPr>
+              <w:rPr>
+                <w:rFonts w:hint="eastAsia"/>
+              </w:rPr>
+            </w:pPr>
             <w:r>
               <w:t xml:space="preserve">学生 → Vue → </w:t>
             </w:r>
@@ -8150,16 +9236,13 @@
             <w:hideMark/>
           </w:tcPr>
           <w:p>
-            <w:r>
-              <w:t>多</w:t>
-            </w:r>
-            <w:proofErr w:type="gramStart"/>
-            <w:r>
-              <w:t>源数据</w:t>
-            </w:r>
-            <w:proofErr w:type="gramEnd"/>
-            <w:r>
-              <w:t>并行聚合→模板组装→PDF导出</w:t>
+            <w:pPr>
+              <w:rPr>
+                <w:rFonts w:hint="eastAsia"/>
+              </w:rPr>
+            </w:pPr>
+            <w:r>
+              <w:t>多源数据并行聚合→模板组装→PDF导出</w:t>
             </w:r>
           </w:p>
         </w:tc>
@@ -8178,6 +9261,11 @@
             <w:hideMark/>
           </w:tcPr>
           <w:p>
+            <w:pPr>
+              <w:rPr>
+                <w:rFonts w:hint="eastAsia"/>
+              </w:rPr>
+            </w:pPr>
             <w:r>
               <w:t>COMPARE-002</w:t>
             </w:r>
@@ -8196,6 +9284,11 @@
             <w:hideMark/>
           </w:tcPr>
           <w:p>
+            <w:pPr>
+              <w:rPr>
+                <w:rFonts w:hint="eastAsia"/>
+              </w:rPr>
+            </w:pPr>
             <w:r>
               <w:t>个人与群体对比分析</w:t>
             </w:r>
@@ -8214,6 +9307,11 @@
             <w:hideMark/>
           </w:tcPr>
           <w:p>
+            <w:pPr>
+              <w:rPr>
+                <w:rFonts w:hint="eastAsia"/>
+              </w:rPr>
+            </w:pPr>
             <w:r>
               <w:t xml:space="preserve">用户 → Vue → </w:t>
             </w:r>
@@ -8261,6 +9359,11 @@
             <w:hideMark/>
           </w:tcPr>
           <w:p>
+            <w:pPr>
+              <w:rPr>
+                <w:rFonts w:hint="eastAsia"/>
+              </w:rPr>
+            </w:pPr>
             <w:r>
               <w:t>文件上传→基准数据解析→多维度对比→可视化</w:t>
             </w:r>
@@ -8268,7 +9371,13 @@
         </w:tc>
       </w:tr>
     </w:tbl>
-    <w:p/>
+    <w:p>
+      <w:pPr>
+        <w:rPr>
+          <w:rFonts w:hint="eastAsia"/>
+        </w:rPr>
+      </w:pPr>
+    </w:p>
     <w:p>
       <w:pPr>
         <w:rPr>
@@ -8286,13 +9395,13 @@
           <w:sz w:val="28"/>
           <w:szCs w:val="28"/>
         </w:rPr>
-        <w:t>五、 任务分工（详细设计部分）</w:t>
+        <w:t>五、 任务分工</w:t>
       </w:r>
     </w:p>
     <w:tbl>
       <w:tblPr>
-        <w:tblW w:w="0" w:type="auto"/>
-        <w:tblCellSpacing w:w="15" w:type="dxa"/>
+        <w:tblW w:w="5000" w:type="pct"/>
+        <w:shd w:val="clear" w:color="auto" w:fill="FFFFFF"/>
         <w:tblCellMar>
           <w:top w:w="15" w:type="dxa"/>
           <w:left w:w="15" w:type="dxa"/>
@@ -8302,327 +9411,393 @@
         <w:tblLook w:val="04A0" w:firstRow="1" w:lastRow="0" w:firstColumn="1" w:lastColumn="0" w:noHBand="0" w:noVBand="1"/>
       </w:tblPr>
       <w:tblGrid>
-        <w:gridCol w:w="985"/>
-        <w:gridCol w:w="1630"/>
-        <w:gridCol w:w="4429"/>
+        <w:gridCol w:w="729"/>
+        <w:gridCol w:w="1241"/>
+        <w:gridCol w:w="6336"/>
       </w:tblGrid>
       <w:tr>
         <w:trPr>
           <w:tblHeader/>
-          <w:tblCellSpacing w:w="15" w:type="dxa"/>
         </w:trPr>
         <w:tc>
           <w:tcPr>
-            <w:tcW w:w="0" w:type="auto"/>
+            <w:tcW w:w="439" w:type="pct"/>
             <w:tcBorders>
-              <w:top w:val="single" w:sz="6" w:space="0" w:color="auto"/>
-              <w:left w:val="single" w:sz="6" w:space="0" w:color="auto"/>
-              <w:bottom w:val="single" w:sz="6" w:space="0" w:color="auto"/>
-              <w:right w:val="single" w:sz="6" w:space="0" w:color="auto"/>
+              <w:top w:val="nil"/>
             </w:tcBorders>
-            <w:vAlign w:val="center"/>
-            <w:hideMark/>
-          </w:tcPr>
-          <w:p>
-            <w:pPr>
-              <w:rPr>
-                <w:rFonts w:hint="eastAsia"/>
-              </w:rPr>
-            </w:pPr>
+            <w:shd w:val="clear" w:color="auto" w:fill="FFFFFF"/>
+            <w:tcMar>
+              <w:top w:w="150" w:type="dxa"/>
+              <w:left w:w="0" w:type="dxa"/>
+              <w:bottom w:w="150" w:type="dxa"/>
+              <w:right w:w="240" w:type="dxa"/>
+            </w:tcMar>
+            <w:vAlign w:val="center"/>
+            <w:hideMark/>
+          </w:tcPr>
+          <w:p>
+            <w:r>
+              <w:t>负责成员</w:t>
+            </w:r>
+          </w:p>
+        </w:tc>
+        <w:tc>
+          <w:tcPr>
+            <w:tcW w:w="747" w:type="pct"/>
+            <w:tcBorders>
+              <w:top w:val="nil"/>
+            </w:tcBorders>
+            <w:shd w:val="clear" w:color="auto" w:fill="FFFFFF"/>
+            <w:tcMar>
+              <w:top w:w="150" w:type="dxa"/>
+              <w:left w:w="240" w:type="dxa"/>
+              <w:bottom w:w="150" w:type="dxa"/>
+              <w:right w:w="240" w:type="dxa"/>
+            </w:tcMar>
+            <w:vAlign w:val="center"/>
+            <w:hideMark/>
+          </w:tcPr>
+          <w:p>
+            <w:r>
+              <w:t>负责模块</w:t>
+            </w:r>
+          </w:p>
+        </w:tc>
+        <w:tc>
+          <w:tcPr>
+            <w:tcW w:w="3814" w:type="pct"/>
+            <w:tcBorders>
+              <w:top w:val="nil"/>
+            </w:tcBorders>
+            <w:shd w:val="clear" w:color="auto" w:fill="FFFFFF"/>
+            <w:tcMar>
+              <w:top w:w="150" w:type="dxa"/>
+              <w:left w:w="240" w:type="dxa"/>
+              <w:bottom w:w="150" w:type="dxa"/>
+              <w:right w:w="240" w:type="dxa"/>
+            </w:tcMar>
+            <w:vAlign w:val="center"/>
+            <w:hideMark/>
+          </w:tcPr>
+          <w:p>
+            <w:r>
+              <w:t>详细设计任务描述</w:t>
+            </w:r>
+          </w:p>
+        </w:tc>
+      </w:tr>
+      <w:tr>
+        <w:tc>
+          <w:tcPr>
+            <w:tcW w:w="439" w:type="pct"/>
+            <w:shd w:val="clear" w:color="auto" w:fill="FFFFFF"/>
+            <w:tcMar>
+              <w:top w:w="150" w:type="dxa"/>
+              <w:left w:w="0" w:type="dxa"/>
+              <w:bottom w:w="150" w:type="dxa"/>
+              <w:right w:w="240" w:type="dxa"/>
+            </w:tcMar>
+            <w:vAlign w:val="center"/>
+            <w:hideMark/>
+          </w:tcPr>
+          <w:p>
             <w:r>
               <w:rPr>
                 <w:b/>
                 <w:bCs/>
               </w:rPr>
-              <w:t>负责成员</w:t>
-            </w:r>
-          </w:p>
-        </w:tc>
-        <w:tc>
-          <w:tcPr>
-            <w:tcW w:w="0" w:type="auto"/>
-            <w:tcBorders>
-              <w:top w:val="single" w:sz="6" w:space="0" w:color="auto"/>
-              <w:left w:val="single" w:sz="6" w:space="0" w:color="auto"/>
-              <w:bottom w:val="single" w:sz="6" w:space="0" w:color="auto"/>
-              <w:right w:val="single" w:sz="6" w:space="0" w:color="auto"/>
-            </w:tcBorders>
-            <w:vAlign w:val="center"/>
-            <w:hideMark/>
-          </w:tcPr>
-          <w:p>
-            <w:pPr>
-              <w:rPr>
-                <w:rFonts w:hint="eastAsia"/>
-              </w:rPr>
-            </w:pPr>
+              <w:t>李晔</w:t>
+            </w:r>
+          </w:p>
+        </w:tc>
+        <w:tc>
+          <w:tcPr>
+            <w:tcW w:w="747" w:type="pct"/>
+            <w:shd w:val="clear" w:color="auto" w:fill="FFFFFF"/>
+            <w:tcMar>
+              <w:top w:w="150" w:type="dxa"/>
+              <w:left w:w="240" w:type="dxa"/>
+              <w:bottom w:w="150" w:type="dxa"/>
+              <w:right w:w="240" w:type="dxa"/>
+            </w:tcMar>
+            <w:vAlign w:val="center"/>
+            <w:hideMark/>
+          </w:tcPr>
+          <w:p>
+            <w:r>
+              <w:t>简历生成与导出</w:t>
+            </w:r>
+          </w:p>
+        </w:tc>
+        <w:tc>
+          <w:tcPr>
+            <w:tcW w:w="3814" w:type="pct"/>
+            <w:shd w:val="clear" w:color="auto" w:fill="FFFFFF"/>
+            <w:tcMar>
+              <w:top w:w="150" w:type="dxa"/>
+              <w:left w:w="240" w:type="dxa"/>
+              <w:bottom w:w="150" w:type="dxa"/>
+              <w:right w:w="0" w:type="dxa"/>
+            </w:tcMar>
+            <w:vAlign w:val="center"/>
+            <w:hideMark/>
+          </w:tcPr>
+          <w:p>
+            <w:r>
+              <w:t>负责简历模块完整前后端实现，包括：学生基本信息数据结构设计与维护、课程与成就数据聚合至简历展示、单栏/双栏模板切换与实时预览、PDF/Word导出功能实现、简历完整度计算与缺失字段提示。</w:t>
+            </w:r>
+          </w:p>
+        </w:tc>
+      </w:tr>
+      <w:tr>
+        <w:tc>
+          <w:tcPr>
+            <w:tcW w:w="439" w:type="pct"/>
+            <w:shd w:val="clear" w:color="auto" w:fill="FFFFFF"/>
+            <w:tcMar>
+              <w:top w:w="150" w:type="dxa"/>
+              <w:left w:w="0" w:type="dxa"/>
+              <w:bottom w:w="150" w:type="dxa"/>
+              <w:right w:w="240" w:type="dxa"/>
+            </w:tcMar>
+            <w:vAlign w:val="center"/>
+            <w:hideMark/>
+          </w:tcPr>
+          <w:p>
             <w:r>
               <w:rPr>
                 <w:b/>
                 <w:bCs/>
               </w:rPr>
-              <w:t>负责模块</w:t>
-            </w:r>
-          </w:p>
-        </w:tc>
-        <w:tc>
-          <w:tcPr>
-            <w:tcW w:w="0" w:type="auto"/>
-            <w:tcBorders>
-              <w:top w:val="single" w:sz="6" w:space="0" w:color="auto"/>
-              <w:left w:val="single" w:sz="6" w:space="0" w:color="auto"/>
-              <w:bottom w:val="single" w:sz="6" w:space="0" w:color="auto"/>
-              <w:right w:val="single" w:sz="6" w:space="0" w:color="auto"/>
-            </w:tcBorders>
-            <w:vAlign w:val="center"/>
-            <w:hideMark/>
-          </w:tcPr>
-          <w:p>
-            <w:pPr>
-              <w:rPr>
-                <w:rFonts w:hint="eastAsia"/>
-              </w:rPr>
-            </w:pPr>
+              <w:t>王颖超</w:t>
+            </w:r>
+          </w:p>
+        </w:tc>
+        <w:tc>
+          <w:tcPr>
+            <w:tcW w:w="747" w:type="pct"/>
+            <w:shd w:val="clear" w:color="auto" w:fill="FFFFFF"/>
+            <w:tcMar>
+              <w:top w:w="150" w:type="dxa"/>
+              <w:left w:w="240" w:type="dxa"/>
+              <w:bottom w:w="150" w:type="dxa"/>
+              <w:right w:w="240" w:type="dxa"/>
+            </w:tcMar>
+            <w:vAlign w:val="center"/>
+            <w:hideMark/>
+          </w:tcPr>
+          <w:p>
+            <w:r>
+              <w:t>课程记录、成绩管理与GPA计算</w:t>
+            </w:r>
+          </w:p>
+        </w:tc>
+        <w:tc>
+          <w:tcPr>
+            <w:tcW w:w="3814" w:type="pct"/>
+            <w:shd w:val="clear" w:color="auto" w:fill="FFFFFF"/>
+            <w:tcMar>
+              <w:top w:w="150" w:type="dxa"/>
+              <w:left w:w="240" w:type="dxa"/>
+              <w:bottom w:w="150" w:type="dxa"/>
+              <w:right w:w="0" w:type="dxa"/>
+            </w:tcMar>
+            <w:vAlign w:val="center"/>
+            <w:hideMark/>
+          </w:tcPr>
+          <w:p>
+            <w:r>
+              <w:t>负责课程模块前后端完整闭环，包括：课程CRUD接口补齐（PUT/DELETE）、课程前后端联调、GPA换算规则统一制定与计算展示、学期GPA趋势数据输出、为教师端和简历模块提供课程摘要字段（均分/总课程数/高分课程等）。</w:t>
+            </w:r>
+          </w:p>
+        </w:tc>
+      </w:tr>
+      <w:tr>
+        <w:tc>
+          <w:tcPr>
+            <w:tcW w:w="439" w:type="pct"/>
+            <w:shd w:val="clear" w:color="auto" w:fill="FFFFFF"/>
+            <w:tcMar>
+              <w:top w:w="150" w:type="dxa"/>
+              <w:left w:w="0" w:type="dxa"/>
+              <w:bottom w:w="150" w:type="dxa"/>
+              <w:right w:w="240" w:type="dxa"/>
+            </w:tcMar>
+            <w:vAlign w:val="center"/>
+            <w:hideMark/>
+          </w:tcPr>
+          <w:p>
             <w:r>
               <w:rPr>
                 <w:b/>
                 <w:bCs/>
               </w:rPr>
-              <w:t>详细设计任务描述</w:t>
+              <w:lastRenderedPageBreak/>
+              <w:t>薛军浩</w:t>
+            </w:r>
+          </w:p>
+        </w:tc>
+        <w:tc>
+          <w:tcPr>
+            <w:tcW w:w="747" w:type="pct"/>
+            <w:shd w:val="clear" w:color="auto" w:fill="FFFFFF"/>
+            <w:tcMar>
+              <w:top w:w="150" w:type="dxa"/>
+              <w:left w:w="240" w:type="dxa"/>
+              <w:bottom w:w="150" w:type="dxa"/>
+              <w:right w:w="240" w:type="dxa"/>
+            </w:tcMar>
+            <w:vAlign w:val="center"/>
+            <w:hideMark/>
+          </w:tcPr>
+          <w:p>
+            <w:r>
+              <w:t>成就记录与管理</w:t>
+            </w:r>
+          </w:p>
+        </w:tc>
+        <w:tc>
+          <w:tcPr>
+            <w:tcW w:w="3814" w:type="pct"/>
+            <w:shd w:val="clear" w:color="auto" w:fill="FFFFFF"/>
+            <w:tcMar>
+              <w:top w:w="150" w:type="dxa"/>
+              <w:left w:w="240" w:type="dxa"/>
+              <w:bottom w:w="150" w:type="dxa"/>
+              <w:right w:w="0" w:type="dxa"/>
+            </w:tcMar>
+            <w:vAlign w:val="center"/>
+            <w:hideMark/>
+          </w:tcPr>
+          <w:p>
+            <w:r>
+              <w:t>负责成就模块前后端完整闭环，包括：成就CRUD联调、按类型（竞赛/项目/证书/实习）分类展示与过滤、附件上传至成就保存的完整流程打通、成就摘要向简历模块和教师端的输出、成就字段与对比分析模块的统一定义。</w:t>
             </w:r>
           </w:p>
         </w:tc>
       </w:tr>
       <w:tr>
-        <w:trPr>
-          <w:tblCellSpacing w:w="15" w:type="dxa"/>
-        </w:trPr>
-        <w:tc>
-          <w:tcPr>
-            <w:tcW w:w="0" w:type="auto"/>
-            <w:tcBorders>
-              <w:top w:val="single" w:sz="6" w:space="0" w:color="auto"/>
-              <w:left w:val="single" w:sz="6" w:space="0" w:color="auto"/>
-              <w:bottom w:val="single" w:sz="6" w:space="0" w:color="auto"/>
-              <w:right w:val="single" w:sz="6" w:space="0" w:color="auto"/>
-            </w:tcBorders>
-            <w:vAlign w:val="center"/>
-            <w:hideMark/>
-          </w:tcPr>
-          <w:p>
-            <w:pPr>
-              <w:rPr>
-                <w:rFonts w:hint="eastAsia"/>
-              </w:rPr>
-            </w:pPr>
+        <w:tc>
+          <w:tcPr>
+            <w:tcW w:w="439" w:type="pct"/>
+            <w:shd w:val="clear" w:color="auto" w:fill="FFFFFF"/>
+            <w:tcMar>
+              <w:top w:w="150" w:type="dxa"/>
+              <w:left w:w="0" w:type="dxa"/>
+              <w:bottom w:w="150" w:type="dxa"/>
+              <w:right w:w="240" w:type="dxa"/>
+            </w:tcMar>
+            <w:vAlign w:val="center"/>
+            <w:hideMark/>
+          </w:tcPr>
+          <w:p>
             <w:r>
               <w:rPr>
                 <w:b/>
                 <w:bCs/>
               </w:rPr>
-              <w:t>成员A</w:t>
-            </w:r>
-          </w:p>
-        </w:tc>
-        <w:tc>
-          <w:tcPr>
-            <w:tcW w:w="0" w:type="auto"/>
-            <w:tcBorders>
-              <w:top w:val="single" w:sz="6" w:space="0" w:color="auto"/>
-              <w:left w:val="single" w:sz="6" w:space="0" w:color="auto"/>
-              <w:bottom w:val="single" w:sz="6" w:space="0" w:color="auto"/>
-              <w:right w:val="single" w:sz="6" w:space="0" w:color="auto"/>
-            </w:tcBorders>
-            <w:vAlign w:val="center"/>
-            <w:hideMark/>
-          </w:tcPr>
-          <w:p>
-            <w:pPr>
-              <w:rPr>
-                <w:rFonts w:hint="eastAsia"/>
-              </w:rPr>
-            </w:pPr>
-            <w:r>
-              <w:t>架构与核心逻辑</w:t>
-            </w:r>
-          </w:p>
-        </w:tc>
-        <w:tc>
-          <w:tcPr>
-            <w:tcW w:w="0" w:type="auto"/>
-            <w:tcBorders>
-              <w:top w:val="single" w:sz="6" w:space="0" w:color="auto"/>
-              <w:left w:val="single" w:sz="6" w:space="0" w:color="auto"/>
-              <w:bottom w:val="single" w:sz="6" w:space="0" w:color="auto"/>
-              <w:right w:val="single" w:sz="6" w:space="0" w:color="auto"/>
-            </w:tcBorders>
-            <w:vAlign w:val="center"/>
-            <w:hideMark/>
-          </w:tcPr>
-          <w:p>
-            <w:pPr>
-              <w:rPr>
-                <w:rFonts w:hint="eastAsia"/>
-              </w:rPr>
-            </w:pPr>
-            <w:r>
-              <w:t>负责XX模块类图细化、核心算法时序图绘制</w:t>
+              <w:t>魏吾嘉</w:t>
+            </w:r>
+          </w:p>
+        </w:tc>
+        <w:tc>
+          <w:tcPr>
+            <w:tcW w:w="747" w:type="pct"/>
+            <w:shd w:val="clear" w:color="auto" w:fill="FFFFFF"/>
+            <w:tcMar>
+              <w:top w:w="150" w:type="dxa"/>
+              <w:left w:w="240" w:type="dxa"/>
+              <w:bottom w:w="150" w:type="dxa"/>
+              <w:right w:w="240" w:type="dxa"/>
+            </w:tcMar>
+            <w:vAlign w:val="center"/>
+            <w:hideMark/>
+          </w:tcPr>
+          <w:p>
+            <w:r>
+              <w:t>大众数据导入与对比分析</w:t>
+            </w:r>
+          </w:p>
+        </w:tc>
+        <w:tc>
+          <w:tcPr>
+            <w:tcW w:w="3814" w:type="pct"/>
+            <w:shd w:val="clear" w:color="auto" w:fill="FFFFFF"/>
+            <w:tcMar>
+              <w:top w:w="150" w:type="dxa"/>
+              <w:left w:w="240" w:type="dxa"/>
+              <w:bottom w:w="150" w:type="dxa"/>
+              <w:right w:w="0" w:type="dxa"/>
+            </w:tcMar>
+            <w:vAlign w:val="center"/>
+            <w:hideMark/>
+          </w:tcPr>
+          <w:p>
+            <w:r>
+              <w:t>负责对比分析模块前后端实现，包括：基准数据导入格式设计（Excel/CSV）、导入校验与错误提示、后端对比分析接口开发（导入/执行/结果查询）、至少4个核心维度（GPA/课程/竞赛/实习）对比计算、统一结果结构输出供学生端与教师端复用。</w:t>
             </w:r>
           </w:p>
         </w:tc>
       </w:tr>
       <w:tr>
-        <w:trPr>
-          <w:tblCellSpacing w:w="15" w:type="dxa"/>
-        </w:trPr>
-        <w:tc>
-          <w:tcPr>
-            <w:tcW w:w="0" w:type="auto"/>
-            <w:tcBorders>
-              <w:top w:val="single" w:sz="6" w:space="0" w:color="auto"/>
-              <w:left w:val="single" w:sz="6" w:space="0" w:color="auto"/>
-              <w:bottom w:val="single" w:sz="6" w:space="0" w:color="auto"/>
-              <w:right w:val="single" w:sz="6" w:space="0" w:color="auto"/>
-            </w:tcBorders>
-            <w:vAlign w:val="center"/>
-            <w:hideMark/>
-          </w:tcPr>
-          <w:p>
-            <w:pPr>
-              <w:rPr>
-                <w:rFonts w:hint="eastAsia"/>
-              </w:rPr>
-            </w:pPr>
+        <w:tc>
+          <w:tcPr>
+            <w:tcW w:w="439" w:type="pct"/>
+            <w:shd w:val="clear" w:color="auto" w:fill="FFFFFF"/>
+            <w:tcMar>
+              <w:top w:w="150" w:type="dxa"/>
+              <w:left w:w="0" w:type="dxa"/>
+              <w:bottom w:w="150" w:type="dxa"/>
+              <w:right w:w="240" w:type="dxa"/>
+            </w:tcMar>
+            <w:vAlign w:val="center"/>
+            <w:hideMark/>
+          </w:tcPr>
+          <w:p>
             <w:r>
               <w:rPr>
                 <w:b/>
                 <w:bCs/>
               </w:rPr>
-              <w:t>成员B</w:t>
-            </w:r>
-          </w:p>
-        </w:tc>
-        <w:tc>
-          <w:tcPr>
-            <w:tcW w:w="0" w:type="auto"/>
-            <w:tcBorders>
-              <w:top w:val="single" w:sz="6" w:space="0" w:color="auto"/>
-              <w:left w:val="single" w:sz="6" w:space="0" w:color="auto"/>
-              <w:bottom w:val="single" w:sz="6" w:space="0" w:color="auto"/>
-              <w:right w:val="single" w:sz="6" w:space="0" w:color="auto"/>
-            </w:tcBorders>
-            <w:vAlign w:val="center"/>
-            <w:hideMark/>
-          </w:tcPr>
-          <w:p>
-            <w:pPr>
-              <w:rPr>
-                <w:rFonts w:hint="eastAsia"/>
-              </w:rPr>
-            </w:pPr>
-            <w:r>
-              <w:t>数据库与接口</w:t>
-            </w:r>
-          </w:p>
-        </w:tc>
-        <w:tc>
-          <w:tcPr>
-            <w:tcW w:w="0" w:type="auto"/>
-            <w:tcBorders>
-              <w:top w:val="single" w:sz="6" w:space="0" w:color="auto"/>
-              <w:left w:val="single" w:sz="6" w:space="0" w:color="auto"/>
-              <w:bottom w:val="single" w:sz="6" w:space="0" w:color="auto"/>
-              <w:right w:val="single" w:sz="6" w:space="0" w:color="auto"/>
-            </w:tcBorders>
-            <w:vAlign w:val="center"/>
-            <w:hideMark/>
-          </w:tcPr>
-          <w:p>
-            <w:pPr>
-              <w:rPr>
-                <w:rFonts w:hint="eastAsia"/>
-              </w:rPr>
-            </w:pPr>
-            <w:r>
-              <w:t>负责XX模块状态机设计、API 接口定义</w:t>
-            </w:r>
-          </w:p>
-        </w:tc>
-      </w:tr>
-      <w:tr>
-        <w:trPr>
-          <w:tblCellSpacing w:w="15" w:type="dxa"/>
-        </w:trPr>
-        <w:tc>
-          <w:tcPr>
-            <w:tcW w:w="0" w:type="auto"/>
-            <w:tcBorders>
-              <w:top w:val="single" w:sz="6" w:space="0" w:color="auto"/>
-              <w:left w:val="single" w:sz="6" w:space="0" w:color="auto"/>
-              <w:bottom w:val="single" w:sz="6" w:space="0" w:color="auto"/>
-              <w:right w:val="single" w:sz="6" w:space="0" w:color="auto"/>
-            </w:tcBorders>
-            <w:vAlign w:val="center"/>
-            <w:hideMark/>
-          </w:tcPr>
-          <w:p>
-            <w:pPr>
-              <w:rPr>
-                <w:rFonts w:hint="eastAsia"/>
-              </w:rPr>
-            </w:pPr>
-            <w:r>
-              <w:rPr>
-                <w:b/>
-                <w:bCs/>
-              </w:rPr>
-              <w:t>成员C</w:t>
-            </w:r>
-          </w:p>
-        </w:tc>
-        <w:tc>
-          <w:tcPr>
-            <w:tcW w:w="0" w:type="auto"/>
-            <w:tcBorders>
-              <w:top w:val="single" w:sz="6" w:space="0" w:color="auto"/>
-              <w:left w:val="single" w:sz="6" w:space="0" w:color="auto"/>
-              <w:bottom w:val="single" w:sz="6" w:space="0" w:color="auto"/>
-              <w:right w:val="single" w:sz="6" w:space="0" w:color="auto"/>
-            </w:tcBorders>
-            <w:vAlign w:val="center"/>
-            <w:hideMark/>
-          </w:tcPr>
-          <w:p>
-            <w:pPr>
-              <w:rPr>
-                <w:rFonts w:hint="eastAsia"/>
-              </w:rPr>
-            </w:pPr>
-            <w:r>
-              <w:t>前端与交互</w:t>
-            </w:r>
-          </w:p>
-        </w:tc>
-        <w:tc>
-          <w:tcPr>
-            <w:tcW w:w="0" w:type="auto"/>
-            <w:tcBorders>
-              <w:top w:val="single" w:sz="6" w:space="0" w:color="auto"/>
-              <w:left w:val="single" w:sz="6" w:space="0" w:color="auto"/>
-              <w:bottom w:val="single" w:sz="6" w:space="0" w:color="auto"/>
-              <w:right w:val="single" w:sz="6" w:space="0" w:color="auto"/>
-            </w:tcBorders>
-            <w:vAlign w:val="center"/>
-            <w:hideMark/>
-          </w:tcPr>
-          <w:p>
-            <w:pPr>
-              <w:rPr>
-                <w:rFonts w:hint="eastAsia"/>
-              </w:rPr>
-            </w:pPr>
-            <w:r>
-              <w:t>负责UI组件结构设计、用户交互逻辑时序图</w:t>
+              <w:t>李梓欣（组长）</w:t>
+            </w:r>
+          </w:p>
+        </w:tc>
+        <w:tc>
+          <w:tcPr>
+            <w:tcW w:w="747" w:type="pct"/>
+            <w:shd w:val="clear" w:color="auto" w:fill="FFFFFF"/>
+            <w:tcMar>
+              <w:top w:w="150" w:type="dxa"/>
+              <w:left w:w="240" w:type="dxa"/>
+              <w:bottom w:w="150" w:type="dxa"/>
+              <w:right w:w="240" w:type="dxa"/>
+            </w:tcMar>
+            <w:vAlign w:val="center"/>
+            <w:hideMark/>
+          </w:tcPr>
+          <w:p>
+            <w:r>
+              <w:t>教师端展示与管理 + 架构统筹</w:t>
+            </w:r>
+          </w:p>
+        </w:tc>
+        <w:tc>
+          <w:tcPr>
+            <w:tcW w:w="3814" w:type="pct"/>
+            <w:shd w:val="clear" w:color="auto" w:fill="FFFFFF"/>
+            <w:tcMar>
+              <w:top w:w="150" w:type="dxa"/>
+              <w:left w:w="240" w:type="dxa"/>
+              <w:bottom w:w="150" w:type="dxa"/>
+              <w:right w:w="0" w:type="dxa"/>
+            </w:tcMar>
+            <w:vAlign w:val="center"/>
+            <w:hideMark/>
+          </w:tcPr>
+          <w:p>
+            <w:r>
+              <w:t>负责教师端完整功能实现，包括：教师首页/学生展示页/对比分析页、学生清单管理（获取/添加/移除）、教师专用学生画像聚合接口设计（基本信息/GPA/核心课程/项目实习/奖项证书/对比摘要）、教师端只读权限控制、全组字段统一与接口格式规范的统筹推进。</w:t>
             </w:r>
           </w:p>
         </w:tc>
@@ -8638,7 +9813,6 @@
     <w:p>
       <w:pPr>
         <w:rPr>
-          <w:rFonts w:hint="eastAsia"/>
           <w:b/>
           <w:bCs/>
           <w:sz w:val="28"/>
@@ -8652,48 +9826,33 @@
           <w:sz w:val="28"/>
           <w:szCs w:val="28"/>
         </w:rPr>
-        <w:t>六、 进度规划（</w:t>
-      </w:r>
-      <w:proofErr w:type="gramStart"/>
-      <w:r>
-        <w:rPr>
+        <w:t>六、 进度规划（甘特图）</w:t>
+      </w:r>
+    </w:p>
+    <w:p>
+      <w:pPr>
+        <w:rPr>
+          <w:rFonts w:hint="eastAsia"/>
           <w:b/>
           <w:bCs/>
           <w:sz w:val="28"/>
           <w:szCs w:val="28"/>
         </w:rPr>
-        <w:t>甘特图</w:t>
-      </w:r>
-      <w:proofErr w:type="gramEnd"/>
-      <w:r>
-        <w:rPr>
-          <w:b/>
-          <w:bCs/>
+      </w:pPr>
+      <w:r>
+        <w:rPr>
+          <w:rFonts w:hint="eastAsia"/>
+          <w:b/>
+          <w:bCs/>
+          <w:noProof/>
           <w:sz w:val="28"/>
           <w:szCs w:val="28"/>
         </w:rPr>
-        <w:t>）</w:t>
-      </w:r>
-    </w:p>
-    <w:p>
-      <w:pPr>
-        <w:tabs>
-          <w:tab w:val="num" w:pos="720"/>
-        </w:tabs>
-        <w:rPr>
-          <w:rFonts w:hint="eastAsia"/>
-        </w:rPr>
-      </w:pPr>
-      <w:r>
-        <w:rPr>
-          <w:noProof/>
-        </w:rPr>
-        <w:lastRenderedPageBreak/>
         <w:drawing>
-          <wp:inline distT="0" distB="0" distL="0" distR="0" wp14:anchorId="3CC44EDA" wp14:editId="1449977E">
-            <wp:extent cx="5274310" cy="2235835"/>
-            <wp:effectExtent l="0" t="0" r="2540" b="0"/>
-            <wp:docPr id="1329182058" name="图片 6"/>
+          <wp:inline distT="0" distB="0" distL="0" distR="0" wp14:anchorId="16E5F5BE" wp14:editId="26B130E9">
+            <wp:extent cx="5274310" cy="3212465"/>
+            <wp:effectExtent l="0" t="0" r="2540" b="6985"/>
+            <wp:docPr id="652243427" name="图片 1"/>
             <wp:cNvGraphicFramePr>
               <a:graphicFrameLocks xmlns:a="http://schemas.openxmlformats.org/drawingml/2006/main" noChangeAspect="1"/>
             </wp:cNvGraphicFramePr>
@@ -8701,7 +9860,7 @@
               <a:graphicData uri="http://schemas.openxmlformats.org/drawingml/2006/picture">
                 <pic:pic xmlns:pic="http://schemas.openxmlformats.org/drawingml/2006/picture">
                   <pic:nvPicPr>
-                    <pic:cNvPr id="1329182058" name="图片 1329182058"/>
+                    <pic:cNvPr id="652243427" name="图片 652243427"/>
                     <pic:cNvPicPr/>
                   </pic:nvPicPr>
                   <pic:blipFill>
@@ -8719,7 +9878,7 @@
                   <pic:spPr>
                     <a:xfrm>
                       <a:off x="0" y="0"/>
-                      <a:ext cx="5274310" cy="2235835"/>
+                      <a:ext cx="5274310" cy="3212465"/>
                     </a:xfrm>
                     <a:prstGeom prst="rect">
                       <a:avLst/>
@@ -8731,78 +9890,1245 @@
           </wp:inline>
         </w:drawing>
       </w:r>
-      <w:r>
-        <w:rPr>
-          <w:b/>
-          <w:bCs/>
-        </w:rPr>
-        <w:t>第一阶段（第1-2周）：</w:t>
-      </w:r>
-      <w:r>
-        <w:t xml:space="preserve"> 需求分析与架构选型</w:t>
-      </w:r>
-      <w:r>
-        <w:t>与 GitHub 托管</w:t>
-      </w:r>
-      <w:r>
-        <w:t>（已完成）</w:t>
-      </w:r>
     </w:p>
     <w:p>
       <w:pPr>
+        <w:rPr>
+          <w:b/>
+          <w:bCs/>
+        </w:rPr>
+      </w:pPr>
+      <w:r>
+        <w:rPr>
+          <w:b/>
+          <w:bCs/>
+        </w:rPr>
+        <w:lastRenderedPageBreak/>
+        <w:t>第一阶段</w:t>
+      </w:r>
+      <w:r>
+        <w:rPr>
+          <w:rFonts w:hint="eastAsia"/>
+          <w:b/>
+          <w:bCs/>
+        </w:rPr>
+        <w:t>4.1-4.13</w:t>
+      </w:r>
+      <w:r>
+        <w:rPr>
+          <w:b/>
+          <w:bCs/>
+        </w:rPr>
+        <w:t>：需求分析与架构选型</w:t>
+      </w:r>
+    </w:p>
+    <w:p>
+      <w:pPr>
+        <w:pStyle w:val="a9"/>
         <w:numPr>
           <w:ilvl w:val="0"/>
-          <w:numId w:val="3"/>
+          <w:numId w:val="36"/>
         </w:numPr>
-        <w:rPr>
-          <w:rFonts w:hint="eastAsia"/>
-        </w:rPr>
-      </w:pPr>
-      <w:r>
-        <w:rPr>
-          <w:b/>
-          <w:bCs/>
-        </w:rPr>
-        <w:t>第二阶段（第3-4周）：</w:t>
-      </w:r>
-      <w:r>
-        <w:t xml:space="preserve"> 详细设计与 UML 建模（</w:t>
-      </w:r>
-      <w:r>
-        <w:rPr>
-          <w:rFonts w:hint="eastAsia"/>
-        </w:rPr>
-        <w:t>已完成</w:t>
-      </w:r>
-      <w:r>
-        <w:t>）</w:t>
+      </w:pPr>
+      <w:r>
+        <w:t>完成系统需求分析、用例建模、架构风格选型</w:t>
       </w:r>
     </w:p>
     <w:p>
       <w:pPr>
+        <w:pStyle w:val="a9"/>
         <w:numPr>
           <w:ilvl w:val="0"/>
-          <w:numId w:val="3"/>
+          <w:numId w:val="36"/>
         </w:numPr>
-        <w:rPr>
-          <w:rFonts w:hint="eastAsia"/>
-        </w:rPr>
-      </w:pPr>
-      <w:r>
-        <w:rPr>
-          <w:b/>
-          <w:bCs/>
-        </w:rPr>
-        <w:t>第三阶段（第5-8周）：</w:t>
-      </w:r>
-      <w:r>
-        <w:t xml:space="preserve"> 编码实现与 GitHub 托管（计划中）</w:t>
+      </w:pPr>
+      <w:r>
+        <w:t>完成GitHub仓库初始化与代码托管</w:t>
       </w:r>
     </w:p>
     <w:p>
       <w:pPr>
         <w:rPr>
+          <w:b/>
+          <w:bCs/>
+        </w:rPr>
+      </w:pPr>
+      <w:r>
+        <w:rPr>
+          <w:b/>
+          <w:bCs/>
+        </w:rPr>
+        <w:t>第二阶段</w:t>
+      </w:r>
+      <w:r>
+        <w:rPr>
           <w:rFonts w:hint="eastAsia"/>
+          <w:b/>
+          <w:bCs/>
+        </w:rPr>
+        <w:t>4.14-4.26</w:t>
+      </w:r>
+      <w:r>
+        <w:rPr>
+          <w:b/>
+          <w:bCs/>
+        </w:rPr>
+        <w:t>：详细设计与UML建模</w:t>
+      </w:r>
+    </w:p>
+    <w:p>
+      <w:pPr>
+        <w:pStyle w:val="a9"/>
+        <w:numPr>
+          <w:ilvl w:val="0"/>
+          <w:numId w:val="37"/>
+        </w:numPr>
+      </w:pPr>
+      <w:r>
+        <w:t>完成用例图、类图、时序图绘制</w:t>
+      </w:r>
+    </w:p>
+    <w:p>
+      <w:pPr>
+        <w:pStyle w:val="a9"/>
+        <w:numPr>
+          <w:ilvl w:val="0"/>
+          <w:numId w:val="37"/>
+        </w:numPr>
+      </w:pPr>
+      <w:r>
+        <w:t>确定分层架构与设计模式应用点</w:t>
+      </w:r>
+    </w:p>
+    <w:p>
+      <w:pPr>
+        <w:pStyle w:val="a9"/>
+        <w:numPr>
+          <w:ilvl w:val="0"/>
+          <w:numId w:val="37"/>
+        </w:numPr>
+      </w:pPr>
+      <w:r>
+        <w:t>完成API接口文档定义</w:t>
+      </w:r>
+    </w:p>
+    <w:p>
+      <w:pPr>
+        <w:rPr>
+          <w:b/>
+          <w:bCs/>
+        </w:rPr>
+      </w:pPr>
+      <w:r>
+        <w:rPr>
+          <w:b/>
+          <w:bCs/>
+        </w:rPr>
+        <w:t>第三阶段</w:t>
+      </w:r>
+      <w:r>
+        <w:rPr>
+          <w:rFonts w:hint="eastAsia"/>
+          <w:b/>
+          <w:bCs/>
+        </w:rPr>
+        <w:t>4.27-5.24</w:t>
+      </w:r>
+      <w:r>
+        <w:rPr>
+          <w:b/>
+          <w:bCs/>
+        </w:rPr>
+        <w:t>：编码实现与联调</w:t>
+      </w:r>
+    </w:p>
+    <w:tbl>
+      <w:tblPr>
+        <w:tblW w:w="5000" w:type="pct"/>
+        <w:tblCellMar>
+          <w:top w:w="15" w:type="dxa"/>
+          <w:left w:w="15" w:type="dxa"/>
+          <w:bottom w:w="15" w:type="dxa"/>
+          <w:right w:w="15" w:type="dxa"/>
+        </w:tblCellMar>
+        <w:tblLook w:val="04A0" w:firstRow="1" w:lastRow="0" w:firstColumn="1" w:lastColumn="0" w:noHBand="0" w:noVBand="1"/>
+      </w:tblPr>
+      <w:tblGrid>
+        <w:gridCol w:w="497"/>
+        <w:gridCol w:w="846"/>
+        <w:gridCol w:w="1969"/>
+        <w:gridCol w:w="1213"/>
+        <w:gridCol w:w="1304"/>
+        <w:gridCol w:w="1213"/>
+        <w:gridCol w:w="1264"/>
+      </w:tblGrid>
+      <w:tr>
+        <w:trPr>
+          <w:tblHeader/>
+        </w:trPr>
+        <w:tc>
+          <w:tcPr>
+            <w:tcW w:w="300" w:type="pct"/>
+            <w:tcBorders>
+              <w:top w:val="nil"/>
+            </w:tcBorders>
+            <w:tcMar>
+              <w:top w:w="150" w:type="dxa"/>
+              <w:left w:w="0" w:type="dxa"/>
+              <w:bottom w:w="150" w:type="dxa"/>
+              <w:right w:w="240" w:type="dxa"/>
+            </w:tcMar>
+            <w:vAlign w:val="center"/>
+            <w:hideMark/>
+          </w:tcPr>
+          <w:p>
+            <w:pPr>
+              <w:rPr>
+                <w:b/>
+                <w:bCs/>
+              </w:rPr>
+            </w:pPr>
+            <w:r>
+              <w:rPr>
+                <w:b/>
+                <w:bCs/>
+              </w:rPr>
+              <w:t>周次</w:t>
+            </w:r>
+          </w:p>
+        </w:tc>
+        <w:tc>
+          <w:tcPr>
+            <w:tcW w:w="509" w:type="pct"/>
+            <w:tcBorders>
+              <w:top w:val="nil"/>
+            </w:tcBorders>
+            <w:tcMar>
+              <w:top w:w="150" w:type="dxa"/>
+              <w:left w:w="240" w:type="dxa"/>
+              <w:bottom w:w="150" w:type="dxa"/>
+              <w:right w:w="240" w:type="dxa"/>
+            </w:tcMar>
+            <w:vAlign w:val="center"/>
+            <w:hideMark/>
+          </w:tcPr>
+          <w:p>
+            <w:pPr>
+              <w:rPr>
+                <w:b/>
+                <w:bCs/>
+              </w:rPr>
+            </w:pPr>
+            <w:r>
+              <w:rPr>
+                <w:b/>
+                <w:bCs/>
+              </w:rPr>
+              <w:t>阶段目标</w:t>
+            </w:r>
+          </w:p>
+        </w:tc>
+        <w:tc>
+          <w:tcPr>
+            <w:tcW w:w="1185" w:type="pct"/>
+            <w:tcBorders>
+              <w:top w:val="nil"/>
+            </w:tcBorders>
+            <w:tcMar>
+              <w:top w:w="150" w:type="dxa"/>
+              <w:left w:w="240" w:type="dxa"/>
+              <w:bottom w:w="150" w:type="dxa"/>
+              <w:right w:w="240" w:type="dxa"/>
+            </w:tcMar>
+            <w:vAlign w:val="center"/>
+            <w:hideMark/>
+          </w:tcPr>
+          <w:p>
+            <w:pPr>
+              <w:rPr>
+                <w:b/>
+                <w:bCs/>
+              </w:rPr>
+            </w:pPr>
+            <w:r>
+              <w:rPr>
+                <w:b/>
+                <w:bCs/>
+              </w:rPr>
+              <w:t>王颖超（课程）</w:t>
+            </w:r>
+          </w:p>
+        </w:tc>
+        <w:tc>
+          <w:tcPr>
+            <w:tcW w:w="730" w:type="pct"/>
+            <w:tcBorders>
+              <w:top w:val="nil"/>
+            </w:tcBorders>
+            <w:tcMar>
+              <w:top w:w="150" w:type="dxa"/>
+              <w:left w:w="240" w:type="dxa"/>
+              <w:bottom w:w="150" w:type="dxa"/>
+              <w:right w:w="240" w:type="dxa"/>
+            </w:tcMar>
+            <w:vAlign w:val="center"/>
+            <w:hideMark/>
+          </w:tcPr>
+          <w:p>
+            <w:pPr>
+              <w:rPr>
+                <w:b/>
+                <w:bCs/>
+              </w:rPr>
+            </w:pPr>
+            <w:r>
+              <w:rPr>
+                <w:b/>
+                <w:bCs/>
+              </w:rPr>
+              <w:t>薛军浩（成就）</w:t>
+            </w:r>
+          </w:p>
+        </w:tc>
+        <w:tc>
+          <w:tcPr>
+            <w:tcW w:w="785" w:type="pct"/>
+            <w:tcBorders>
+              <w:top w:val="nil"/>
+            </w:tcBorders>
+            <w:tcMar>
+              <w:top w:w="150" w:type="dxa"/>
+              <w:left w:w="240" w:type="dxa"/>
+              <w:bottom w:w="150" w:type="dxa"/>
+              <w:right w:w="240" w:type="dxa"/>
+            </w:tcMar>
+            <w:vAlign w:val="center"/>
+            <w:hideMark/>
+          </w:tcPr>
+          <w:p>
+            <w:pPr>
+              <w:rPr>
+                <w:b/>
+                <w:bCs/>
+              </w:rPr>
+            </w:pPr>
+            <w:r>
+              <w:rPr>
+                <w:b/>
+                <w:bCs/>
+              </w:rPr>
+              <w:t>李晔（简历）</w:t>
+            </w:r>
+          </w:p>
+        </w:tc>
+        <w:tc>
+          <w:tcPr>
+            <w:tcW w:w="730" w:type="pct"/>
+            <w:tcBorders>
+              <w:top w:val="nil"/>
+            </w:tcBorders>
+            <w:tcMar>
+              <w:top w:w="150" w:type="dxa"/>
+              <w:left w:w="240" w:type="dxa"/>
+              <w:bottom w:w="150" w:type="dxa"/>
+              <w:right w:w="240" w:type="dxa"/>
+            </w:tcMar>
+            <w:vAlign w:val="center"/>
+            <w:hideMark/>
+          </w:tcPr>
+          <w:p>
+            <w:pPr>
+              <w:rPr>
+                <w:b/>
+                <w:bCs/>
+              </w:rPr>
+            </w:pPr>
+            <w:r>
+              <w:rPr>
+                <w:b/>
+                <w:bCs/>
+              </w:rPr>
+              <w:t>魏吾嘉（对比）</w:t>
+            </w:r>
+          </w:p>
+        </w:tc>
+        <w:tc>
+          <w:tcPr>
+            <w:tcW w:w="761" w:type="pct"/>
+            <w:tcBorders>
+              <w:top w:val="nil"/>
+            </w:tcBorders>
+            <w:tcMar>
+              <w:top w:w="150" w:type="dxa"/>
+              <w:left w:w="240" w:type="dxa"/>
+              <w:bottom w:w="150" w:type="dxa"/>
+              <w:right w:w="240" w:type="dxa"/>
+            </w:tcMar>
+            <w:vAlign w:val="center"/>
+            <w:hideMark/>
+          </w:tcPr>
+          <w:p>
+            <w:pPr>
+              <w:rPr>
+                <w:b/>
+                <w:bCs/>
+              </w:rPr>
+            </w:pPr>
+            <w:r>
+              <w:rPr>
+                <w:b/>
+                <w:bCs/>
+              </w:rPr>
+              <w:t>李梓欣（教师端）</w:t>
+            </w:r>
+          </w:p>
+        </w:tc>
+      </w:tr>
+      <w:tr>
+        <w:tc>
+          <w:tcPr>
+            <w:tcW w:w="300" w:type="pct"/>
+            <w:tcMar>
+              <w:top w:w="150" w:type="dxa"/>
+              <w:left w:w="0" w:type="dxa"/>
+              <w:bottom w:w="150" w:type="dxa"/>
+              <w:right w:w="240" w:type="dxa"/>
+            </w:tcMar>
+            <w:vAlign w:val="center"/>
+            <w:hideMark/>
+          </w:tcPr>
+          <w:p>
+            <w:pPr>
+              <w:rPr>
+                <w:b/>
+                <w:bCs/>
+              </w:rPr>
+            </w:pPr>
+            <w:r>
+              <w:rPr>
+                <w:b/>
+                <w:bCs/>
+              </w:rPr>
+              <w:t>第5周</w:t>
+            </w:r>
+          </w:p>
+        </w:tc>
+        <w:tc>
+          <w:tcPr>
+            <w:tcW w:w="509" w:type="pct"/>
+            <w:tcMar>
+              <w:top w:w="150" w:type="dxa"/>
+              <w:left w:w="240" w:type="dxa"/>
+              <w:bottom w:w="150" w:type="dxa"/>
+              <w:right w:w="240" w:type="dxa"/>
+            </w:tcMar>
+            <w:vAlign w:val="center"/>
+            <w:hideMark/>
+          </w:tcPr>
+          <w:p>
+            <w:pPr>
+              <w:rPr>
+                <w:b/>
+                <w:bCs/>
+              </w:rPr>
+            </w:pPr>
+            <w:r>
+              <w:rPr>
+                <w:b/>
+                <w:bCs/>
+              </w:rPr>
+              <w:t>基础数据闭环</w:t>
+            </w:r>
+          </w:p>
+        </w:tc>
+        <w:tc>
+          <w:tcPr>
+            <w:tcW w:w="1185" w:type="pct"/>
+            <w:tcMar>
+              <w:top w:w="150" w:type="dxa"/>
+              <w:left w:w="240" w:type="dxa"/>
+              <w:bottom w:w="150" w:type="dxa"/>
+              <w:right w:w="240" w:type="dxa"/>
+            </w:tcMar>
+            <w:vAlign w:val="center"/>
+            <w:hideMark/>
+          </w:tcPr>
+          <w:p>
+            <w:pPr>
+              <w:rPr>
+                <w:b/>
+                <w:bCs/>
+              </w:rPr>
+            </w:pPr>
+            <w:r>
+              <w:rPr>
+                <w:b/>
+                <w:bCs/>
+              </w:rPr>
+              <w:t>补齐课程PUT/DELETE接口，完成前后端联调</w:t>
+            </w:r>
+          </w:p>
+        </w:tc>
+        <w:tc>
+          <w:tcPr>
+            <w:tcW w:w="730" w:type="pct"/>
+            <w:tcMar>
+              <w:top w:w="150" w:type="dxa"/>
+              <w:left w:w="240" w:type="dxa"/>
+              <w:bottom w:w="150" w:type="dxa"/>
+              <w:right w:w="240" w:type="dxa"/>
+            </w:tcMar>
+            <w:vAlign w:val="center"/>
+            <w:hideMark/>
+          </w:tcPr>
+          <w:p>
+            <w:pPr>
+              <w:rPr>
+                <w:b/>
+                <w:bCs/>
+              </w:rPr>
+            </w:pPr>
+            <w:r>
+              <w:rPr>
+                <w:b/>
+                <w:bCs/>
+              </w:rPr>
+              <w:t>完成成就前后端联调，打通附件上传</w:t>
+            </w:r>
+          </w:p>
+        </w:tc>
+        <w:tc>
+          <w:tcPr>
+            <w:tcW w:w="785" w:type="pct"/>
+            <w:tcMar>
+              <w:top w:w="150" w:type="dxa"/>
+              <w:left w:w="240" w:type="dxa"/>
+              <w:bottom w:w="150" w:type="dxa"/>
+              <w:right w:w="240" w:type="dxa"/>
+            </w:tcMar>
+            <w:vAlign w:val="center"/>
+            <w:hideMark/>
+          </w:tcPr>
+          <w:p>
+            <w:pPr>
+              <w:rPr>
+                <w:b/>
+                <w:bCs/>
+              </w:rPr>
+            </w:pPr>
+            <w:r>
+              <w:rPr>
+                <w:b/>
+                <w:bCs/>
+              </w:rPr>
+              <w:t>整理简历字段与模板需求，设计基础信息数据结构</w:t>
+            </w:r>
+          </w:p>
+        </w:tc>
+        <w:tc>
+          <w:tcPr>
+            <w:tcW w:w="730" w:type="pct"/>
+            <w:tcMar>
+              <w:top w:w="150" w:type="dxa"/>
+              <w:left w:w="240" w:type="dxa"/>
+              <w:bottom w:w="150" w:type="dxa"/>
+              <w:right w:w="240" w:type="dxa"/>
+            </w:tcMar>
+            <w:vAlign w:val="center"/>
+            <w:hideMark/>
+          </w:tcPr>
+          <w:p>
+            <w:pPr>
+              <w:rPr>
+                <w:b/>
+                <w:bCs/>
+              </w:rPr>
+            </w:pPr>
+            <w:r>
+              <w:rPr>
+                <w:b/>
+                <w:bCs/>
+              </w:rPr>
+              <w:t>设计基准数据导入模板，确定分析维度</w:t>
+            </w:r>
+          </w:p>
+        </w:tc>
+        <w:tc>
+          <w:tcPr>
+            <w:tcW w:w="761" w:type="pct"/>
+            <w:tcMar>
+              <w:top w:w="150" w:type="dxa"/>
+              <w:left w:w="240" w:type="dxa"/>
+              <w:bottom w:w="150" w:type="dxa"/>
+              <w:right w:w="0" w:type="dxa"/>
+            </w:tcMar>
+            <w:vAlign w:val="center"/>
+            <w:hideMark/>
+          </w:tcPr>
+          <w:p>
+            <w:pPr>
+              <w:rPr>
+                <w:b/>
+                <w:bCs/>
+              </w:rPr>
+            </w:pPr>
+            <w:r>
+              <w:rPr>
+                <w:b/>
+                <w:bCs/>
+              </w:rPr>
+              <w:t>整理教师端字段清单，确定画像接口需求</w:t>
+            </w:r>
+          </w:p>
+        </w:tc>
+      </w:tr>
+      <w:tr>
+        <w:tc>
+          <w:tcPr>
+            <w:tcW w:w="300" w:type="pct"/>
+            <w:tcMar>
+              <w:top w:w="150" w:type="dxa"/>
+              <w:left w:w="0" w:type="dxa"/>
+              <w:bottom w:w="150" w:type="dxa"/>
+              <w:right w:w="240" w:type="dxa"/>
+            </w:tcMar>
+            <w:vAlign w:val="center"/>
+            <w:hideMark/>
+          </w:tcPr>
+          <w:p>
+            <w:pPr>
+              <w:rPr>
+                <w:b/>
+                <w:bCs/>
+              </w:rPr>
+            </w:pPr>
+            <w:r>
+              <w:rPr>
+                <w:b/>
+                <w:bCs/>
+              </w:rPr>
+              <w:t>第6周</w:t>
+            </w:r>
+          </w:p>
+        </w:tc>
+        <w:tc>
+          <w:tcPr>
+            <w:tcW w:w="509" w:type="pct"/>
+            <w:tcMar>
+              <w:top w:w="150" w:type="dxa"/>
+              <w:left w:w="240" w:type="dxa"/>
+              <w:bottom w:w="150" w:type="dxa"/>
+              <w:right w:w="240" w:type="dxa"/>
+            </w:tcMar>
+            <w:vAlign w:val="center"/>
+            <w:hideMark/>
+          </w:tcPr>
+          <w:p>
+            <w:pPr>
+              <w:rPr>
+                <w:b/>
+                <w:bCs/>
+              </w:rPr>
+            </w:pPr>
+            <w:r>
+              <w:rPr>
+                <w:b/>
+                <w:bCs/>
+              </w:rPr>
+              <w:t>模块功能成型</w:t>
+            </w:r>
+          </w:p>
+        </w:tc>
+        <w:tc>
+          <w:tcPr>
+            <w:tcW w:w="1185" w:type="pct"/>
+            <w:tcMar>
+              <w:top w:w="150" w:type="dxa"/>
+              <w:left w:w="240" w:type="dxa"/>
+              <w:bottom w:w="150" w:type="dxa"/>
+              <w:right w:w="240" w:type="dxa"/>
+            </w:tcMar>
+            <w:vAlign w:val="center"/>
+            <w:hideMark/>
+          </w:tcPr>
+          <w:p>
+            <w:pPr>
+              <w:rPr>
+                <w:b/>
+                <w:bCs/>
+              </w:rPr>
+            </w:pPr>
+            <w:r>
+              <w:rPr>
+                <w:b/>
+                <w:bCs/>
+              </w:rPr>
+              <w:t>完善GPA统计、课程摘要输出</w:t>
+            </w:r>
+          </w:p>
+        </w:tc>
+        <w:tc>
+          <w:tcPr>
+            <w:tcW w:w="730" w:type="pct"/>
+            <w:tcMar>
+              <w:top w:w="150" w:type="dxa"/>
+              <w:left w:w="240" w:type="dxa"/>
+              <w:bottom w:w="150" w:type="dxa"/>
+              <w:right w:w="240" w:type="dxa"/>
+            </w:tcMar>
+            <w:vAlign w:val="center"/>
+            <w:hideMark/>
+          </w:tcPr>
+          <w:p>
+            <w:pPr>
+              <w:rPr>
+                <w:b/>
+                <w:bCs/>
+              </w:rPr>
+            </w:pPr>
+            <w:r>
+              <w:rPr>
+                <w:b/>
+                <w:bCs/>
+              </w:rPr>
+              <w:t>完善成就分类展示、附件回显、摘要输出</w:t>
+            </w:r>
+          </w:p>
+        </w:tc>
+        <w:tc>
+          <w:tcPr>
+            <w:tcW w:w="785" w:type="pct"/>
+            <w:tcMar>
+              <w:top w:w="150" w:type="dxa"/>
+              <w:left w:w="240" w:type="dxa"/>
+              <w:bottom w:w="150" w:type="dxa"/>
+              <w:right w:w="240" w:type="dxa"/>
+            </w:tcMar>
+            <w:vAlign w:val="center"/>
+            <w:hideMark/>
+          </w:tcPr>
+          <w:p>
+            <w:pPr>
+              <w:rPr>
+                <w:b/>
+                <w:bCs/>
+              </w:rPr>
+            </w:pPr>
+            <w:r>
+              <w:rPr>
+                <w:b/>
+                <w:bCs/>
+              </w:rPr>
+              <w:t>接入课程与成就真实数据，完成简历预览与模板切换</w:t>
+            </w:r>
+          </w:p>
+        </w:tc>
+        <w:tc>
+          <w:tcPr>
+            <w:tcW w:w="730" w:type="pct"/>
+            <w:tcMar>
+              <w:top w:w="150" w:type="dxa"/>
+              <w:left w:w="240" w:type="dxa"/>
+              <w:bottom w:w="150" w:type="dxa"/>
+              <w:right w:w="240" w:type="dxa"/>
+            </w:tcMar>
+            <w:vAlign w:val="center"/>
+            <w:hideMark/>
+          </w:tcPr>
+          <w:p>
+            <w:pPr>
+              <w:rPr>
+                <w:b/>
+                <w:bCs/>
+              </w:rPr>
+            </w:pPr>
+            <w:r>
+              <w:rPr>
+                <w:b/>
+                <w:bCs/>
+              </w:rPr>
+              <w:t>实现基准数据导入、校验与初版分析接口</w:t>
+            </w:r>
+          </w:p>
+        </w:tc>
+        <w:tc>
+          <w:tcPr>
+            <w:tcW w:w="761" w:type="pct"/>
+            <w:tcMar>
+              <w:top w:w="150" w:type="dxa"/>
+              <w:left w:w="240" w:type="dxa"/>
+              <w:bottom w:w="150" w:type="dxa"/>
+              <w:right w:w="0" w:type="dxa"/>
+            </w:tcMar>
+            <w:vAlign w:val="center"/>
+            <w:hideMark/>
+          </w:tcPr>
+          <w:p>
+            <w:pPr>
+              <w:rPr>
+                <w:b/>
+                <w:bCs/>
+              </w:rPr>
+            </w:pPr>
+            <w:r>
+              <w:rPr>
+                <w:b/>
+                <w:bCs/>
+              </w:rPr>
+              <w:t>完成学生列表管理、学生展示页基础结构</w:t>
+            </w:r>
+          </w:p>
+        </w:tc>
+      </w:tr>
+      <w:tr>
+        <w:tc>
+          <w:tcPr>
+            <w:tcW w:w="300" w:type="pct"/>
+            <w:tcMar>
+              <w:top w:w="150" w:type="dxa"/>
+              <w:left w:w="0" w:type="dxa"/>
+              <w:bottom w:w="150" w:type="dxa"/>
+              <w:right w:w="240" w:type="dxa"/>
+            </w:tcMar>
+            <w:vAlign w:val="center"/>
+            <w:hideMark/>
+          </w:tcPr>
+          <w:p>
+            <w:pPr>
+              <w:rPr>
+                <w:b/>
+                <w:bCs/>
+              </w:rPr>
+            </w:pPr>
+            <w:r>
+              <w:rPr>
+                <w:b/>
+                <w:bCs/>
+              </w:rPr>
+              <w:t>第7周</w:t>
+            </w:r>
+          </w:p>
+        </w:tc>
+        <w:tc>
+          <w:tcPr>
+            <w:tcW w:w="509" w:type="pct"/>
+            <w:tcMar>
+              <w:top w:w="150" w:type="dxa"/>
+              <w:left w:w="240" w:type="dxa"/>
+              <w:bottom w:w="150" w:type="dxa"/>
+              <w:right w:w="240" w:type="dxa"/>
+            </w:tcMar>
+            <w:vAlign w:val="center"/>
+            <w:hideMark/>
+          </w:tcPr>
+          <w:p>
+            <w:pPr>
+              <w:rPr>
+                <w:b/>
+                <w:bCs/>
+              </w:rPr>
+            </w:pPr>
+            <w:r>
+              <w:rPr>
+                <w:b/>
+                <w:bCs/>
+              </w:rPr>
+              <w:t>联调整</w:t>
+            </w:r>
+            <w:r>
+              <w:rPr>
+                <w:b/>
+                <w:bCs/>
+              </w:rPr>
+              <w:lastRenderedPageBreak/>
+              <w:t>合</w:t>
+            </w:r>
+          </w:p>
+        </w:tc>
+        <w:tc>
+          <w:tcPr>
+            <w:tcW w:w="1185" w:type="pct"/>
+            <w:tcMar>
+              <w:top w:w="150" w:type="dxa"/>
+              <w:left w:w="240" w:type="dxa"/>
+              <w:bottom w:w="150" w:type="dxa"/>
+              <w:right w:w="240" w:type="dxa"/>
+            </w:tcMar>
+            <w:vAlign w:val="center"/>
+            <w:hideMark/>
+          </w:tcPr>
+          <w:p>
+            <w:pPr>
+              <w:rPr>
+                <w:b/>
+                <w:bCs/>
+              </w:rPr>
+            </w:pPr>
+            <w:r>
+              <w:rPr>
+                <w:b/>
+                <w:bCs/>
+              </w:rPr>
+              <w:lastRenderedPageBreak/>
+              <w:t>配合教师端与对比分析补课程统计字段</w:t>
+            </w:r>
+          </w:p>
+        </w:tc>
+        <w:tc>
+          <w:tcPr>
+            <w:tcW w:w="730" w:type="pct"/>
+            <w:tcMar>
+              <w:top w:w="150" w:type="dxa"/>
+              <w:left w:w="240" w:type="dxa"/>
+              <w:bottom w:w="150" w:type="dxa"/>
+              <w:right w:w="240" w:type="dxa"/>
+            </w:tcMar>
+            <w:vAlign w:val="center"/>
+            <w:hideMark/>
+          </w:tcPr>
+          <w:p>
+            <w:pPr>
+              <w:rPr>
+                <w:b/>
+                <w:bCs/>
+              </w:rPr>
+            </w:pPr>
+            <w:r>
+              <w:rPr>
+                <w:b/>
+                <w:bCs/>
+              </w:rPr>
+              <w:t>配合教师端与简历模</w:t>
+            </w:r>
+            <w:r>
+              <w:rPr>
+                <w:b/>
+                <w:bCs/>
+              </w:rPr>
+              <w:lastRenderedPageBreak/>
+              <w:t>块补成就摘要字段</w:t>
+            </w:r>
+          </w:p>
+        </w:tc>
+        <w:tc>
+          <w:tcPr>
+            <w:tcW w:w="785" w:type="pct"/>
+            <w:tcMar>
+              <w:top w:w="150" w:type="dxa"/>
+              <w:left w:w="240" w:type="dxa"/>
+              <w:bottom w:w="150" w:type="dxa"/>
+              <w:right w:w="240" w:type="dxa"/>
+            </w:tcMar>
+            <w:vAlign w:val="center"/>
+            <w:hideMark/>
+          </w:tcPr>
+          <w:p>
+            <w:pPr>
+              <w:rPr>
+                <w:b/>
+                <w:bCs/>
+              </w:rPr>
+            </w:pPr>
+            <w:r>
+              <w:rPr>
+                <w:b/>
+                <w:bCs/>
+              </w:rPr>
+              <w:lastRenderedPageBreak/>
+              <w:t>实现PDF导出，修</w:t>
+            </w:r>
+            <w:r>
+              <w:rPr>
+                <w:b/>
+                <w:bCs/>
+              </w:rPr>
+              <w:lastRenderedPageBreak/>
+              <w:t>复简历格式问题</w:t>
+            </w:r>
+          </w:p>
+        </w:tc>
+        <w:tc>
+          <w:tcPr>
+            <w:tcW w:w="730" w:type="pct"/>
+            <w:tcMar>
+              <w:top w:w="150" w:type="dxa"/>
+              <w:left w:w="240" w:type="dxa"/>
+              <w:bottom w:w="150" w:type="dxa"/>
+              <w:right w:w="240" w:type="dxa"/>
+            </w:tcMar>
+            <w:vAlign w:val="center"/>
+            <w:hideMark/>
+          </w:tcPr>
+          <w:p>
+            <w:pPr>
+              <w:rPr>
+                <w:b/>
+                <w:bCs/>
+              </w:rPr>
+            </w:pPr>
+            <w:r>
+              <w:rPr>
+                <w:b/>
+                <w:bCs/>
+              </w:rPr>
+              <w:lastRenderedPageBreak/>
+              <w:t>完善对比维度与图表</w:t>
+            </w:r>
+            <w:r>
+              <w:rPr>
+                <w:b/>
+                <w:bCs/>
+              </w:rPr>
+              <w:lastRenderedPageBreak/>
+              <w:t>数据输出</w:t>
+            </w:r>
+          </w:p>
+        </w:tc>
+        <w:tc>
+          <w:tcPr>
+            <w:tcW w:w="761" w:type="pct"/>
+            <w:tcMar>
+              <w:top w:w="150" w:type="dxa"/>
+              <w:left w:w="240" w:type="dxa"/>
+              <w:bottom w:w="150" w:type="dxa"/>
+              <w:right w:w="0" w:type="dxa"/>
+            </w:tcMar>
+            <w:vAlign w:val="center"/>
+            <w:hideMark/>
+          </w:tcPr>
+          <w:p>
+            <w:pPr>
+              <w:rPr>
+                <w:b/>
+                <w:bCs/>
+              </w:rPr>
+            </w:pPr>
+            <w:r>
+              <w:rPr>
+                <w:b/>
+                <w:bCs/>
+              </w:rPr>
+              <w:lastRenderedPageBreak/>
+              <w:t>接入真实对比结果，完成</w:t>
+            </w:r>
+            <w:r>
+              <w:rPr>
+                <w:b/>
+                <w:bCs/>
+              </w:rPr>
+              <w:lastRenderedPageBreak/>
+              <w:t>学生画像详情与只读权限</w:t>
+            </w:r>
+          </w:p>
+        </w:tc>
+      </w:tr>
+      <w:tr>
+        <w:tc>
+          <w:tcPr>
+            <w:tcW w:w="300" w:type="pct"/>
+            <w:tcMar>
+              <w:top w:w="150" w:type="dxa"/>
+              <w:left w:w="0" w:type="dxa"/>
+              <w:bottom w:w="150" w:type="dxa"/>
+              <w:right w:w="240" w:type="dxa"/>
+            </w:tcMar>
+            <w:vAlign w:val="center"/>
+            <w:hideMark/>
+          </w:tcPr>
+          <w:p>
+            <w:pPr>
+              <w:rPr>
+                <w:b/>
+                <w:bCs/>
+              </w:rPr>
+            </w:pPr>
+            <w:r>
+              <w:rPr>
+                <w:b/>
+                <w:bCs/>
+              </w:rPr>
+              <w:lastRenderedPageBreak/>
+              <w:t>第8周</w:t>
+            </w:r>
+          </w:p>
+        </w:tc>
+        <w:tc>
+          <w:tcPr>
+            <w:tcW w:w="509" w:type="pct"/>
+            <w:tcMar>
+              <w:top w:w="150" w:type="dxa"/>
+              <w:left w:w="240" w:type="dxa"/>
+              <w:bottom w:w="150" w:type="dxa"/>
+              <w:right w:w="240" w:type="dxa"/>
+            </w:tcMar>
+            <w:vAlign w:val="center"/>
+            <w:hideMark/>
+          </w:tcPr>
+          <w:p>
+            <w:pPr>
+              <w:rPr>
+                <w:b/>
+                <w:bCs/>
+              </w:rPr>
+            </w:pPr>
+            <w:r>
+              <w:rPr>
+                <w:b/>
+                <w:bCs/>
+              </w:rPr>
+              <w:t>测试收尾与演示准备</w:t>
+            </w:r>
+          </w:p>
+        </w:tc>
+        <w:tc>
+          <w:tcPr>
+            <w:tcW w:w="1185" w:type="pct"/>
+            <w:tcMar>
+              <w:top w:w="150" w:type="dxa"/>
+              <w:left w:w="240" w:type="dxa"/>
+              <w:bottom w:w="150" w:type="dxa"/>
+              <w:right w:w="240" w:type="dxa"/>
+            </w:tcMar>
+            <w:vAlign w:val="center"/>
+            <w:hideMark/>
+          </w:tcPr>
+          <w:p>
+            <w:pPr>
+              <w:rPr>
+                <w:b/>
+                <w:bCs/>
+              </w:rPr>
+            </w:pPr>
+            <w:r>
+              <w:rPr>
+                <w:b/>
+                <w:bCs/>
+              </w:rPr>
+              <w:t>复查GPA准确性，补充测试场景</w:t>
+            </w:r>
+          </w:p>
+        </w:tc>
+        <w:tc>
+          <w:tcPr>
+            <w:tcW w:w="730" w:type="pct"/>
+            <w:tcMar>
+              <w:top w:w="150" w:type="dxa"/>
+              <w:left w:w="240" w:type="dxa"/>
+              <w:bottom w:w="150" w:type="dxa"/>
+              <w:right w:w="240" w:type="dxa"/>
+            </w:tcMar>
+            <w:vAlign w:val="center"/>
+            <w:hideMark/>
+          </w:tcPr>
+          <w:p>
+            <w:pPr>
+              <w:rPr>
+                <w:b/>
+                <w:bCs/>
+              </w:rPr>
+            </w:pPr>
+            <w:r>
+              <w:rPr>
+                <w:b/>
+                <w:bCs/>
+              </w:rPr>
+              <w:t>复查成就分类与跨模块一致性</w:t>
+            </w:r>
+          </w:p>
+        </w:tc>
+        <w:tc>
+          <w:tcPr>
+            <w:tcW w:w="785" w:type="pct"/>
+            <w:tcMar>
+              <w:top w:w="150" w:type="dxa"/>
+              <w:left w:w="240" w:type="dxa"/>
+              <w:bottom w:w="150" w:type="dxa"/>
+              <w:right w:w="240" w:type="dxa"/>
+            </w:tcMar>
+            <w:vAlign w:val="center"/>
+            <w:hideMark/>
+          </w:tcPr>
+          <w:p>
+            <w:pPr>
+              <w:rPr>
+                <w:b/>
+                <w:bCs/>
+              </w:rPr>
+            </w:pPr>
+            <w:r>
+              <w:rPr>
+                <w:b/>
+                <w:bCs/>
+              </w:rPr>
+              <w:t>优化简历样式、导出效果与完整度提示</w:t>
+            </w:r>
+          </w:p>
+        </w:tc>
+        <w:tc>
+          <w:tcPr>
+            <w:tcW w:w="730" w:type="pct"/>
+            <w:tcMar>
+              <w:top w:w="150" w:type="dxa"/>
+              <w:left w:w="240" w:type="dxa"/>
+              <w:bottom w:w="150" w:type="dxa"/>
+              <w:right w:w="240" w:type="dxa"/>
+            </w:tcMar>
+            <w:vAlign w:val="center"/>
+            <w:hideMark/>
+          </w:tcPr>
+          <w:p>
+            <w:pPr>
+              <w:rPr>
+                <w:b/>
+                <w:bCs/>
+              </w:rPr>
+            </w:pPr>
+            <w:r>
+              <w:rPr>
+                <w:b/>
+                <w:bCs/>
+              </w:rPr>
+              <w:t>优化分析结果可读性与图表呈现</w:t>
+            </w:r>
+          </w:p>
+        </w:tc>
+        <w:tc>
+          <w:tcPr>
+            <w:tcW w:w="761" w:type="pct"/>
+            <w:tcMar>
+              <w:top w:w="150" w:type="dxa"/>
+              <w:left w:w="240" w:type="dxa"/>
+              <w:bottom w:w="150" w:type="dxa"/>
+              <w:right w:w="0" w:type="dxa"/>
+            </w:tcMar>
+            <w:vAlign w:val="center"/>
+            <w:hideMark/>
+          </w:tcPr>
+          <w:p>
+            <w:pPr>
+              <w:rPr>
+                <w:b/>
+                <w:bCs/>
+              </w:rPr>
+            </w:pPr>
+            <w:r>
+              <w:rPr>
+                <w:b/>
+                <w:bCs/>
+              </w:rPr>
+              <w:t>完成教师端演示流程，检查权限与联调细节</w:t>
+            </w:r>
+          </w:p>
+        </w:tc>
+      </w:tr>
+    </w:tbl>
+    <w:p>
+      <w:pPr>
+        <w:rPr>
+          <w:b/>
+          <w:bCs/>
+          <w:sz w:val="28"/>
+          <w:szCs w:val="28"/>
         </w:rPr>
       </w:pPr>
     </w:p>
@@ -10815,6 +13141,155 @@
     </w:lvl>
   </w:abstractNum>
   <w:abstractNum w:abstractNumId="16" w15:restartNumberingAfterBreak="0">
+    <w:nsid w:val="3A1F6626"/>
+    <w:multiLevelType w:val="multilevel"/>
+    <w:tmpl w:val="331C10DA"/>
+    <w:lvl w:ilvl="0">
+      <w:start w:val="1"/>
+      <w:numFmt w:val="bullet"/>
+      <w:lvlText w:val=""/>
+      <w:lvlJc w:val="left"/>
+      <w:pPr>
+        <w:tabs>
+          <w:tab w:val="num" w:pos="720"/>
+        </w:tabs>
+        <w:ind w:left="720" w:hanging="360"/>
+      </w:pPr>
+      <w:rPr>
+        <w:rFonts w:ascii="Symbol" w:hAnsi="Symbol" w:hint="default"/>
+        <w:sz w:val="20"/>
+      </w:rPr>
+    </w:lvl>
+    <w:lvl w:ilvl="1" w:tentative="1">
+      <w:start w:val="1"/>
+      <w:numFmt w:val="bullet"/>
+      <w:lvlText w:val="o"/>
+      <w:lvlJc w:val="left"/>
+      <w:pPr>
+        <w:tabs>
+          <w:tab w:val="num" w:pos="1440"/>
+        </w:tabs>
+        <w:ind w:left="1440" w:hanging="360"/>
+      </w:pPr>
+      <w:rPr>
+        <w:rFonts w:ascii="Courier New" w:hAnsi="Courier New" w:hint="default"/>
+        <w:sz w:val="20"/>
+      </w:rPr>
+    </w:lvl>
+    <w:lvl w:ilvl="2" w:tentative="1">
+      <w:start w:val="1"/>
+      <w:numFmt w:val="bullet"/>
+      <w:lvlText w:val=""/>
+      <w:lvlJc w:val="left"/>
+      <w:pPr>
+        <w:tabs>
+          <w:tab w:val="num" w:pos="2160"/>
+        </w:tabs>
+        <w:ind w:left="2160" w:hanging="360"/>
+      </w:pPr>
+      <w:rPr>
+        <w:rFonts w:ascii="Wingdings" w:hAnsi="Wingdings" w:hint="default"/>
+        <w:sz w:val="20"/>
+      </w:rPr>
+    </w:lvl>
+    <w:lvl w:ilvl="3" w:tentative="1">
+      <w:start w:val="1"/>
+      <w:numFmt w:val="bullet"/>
+      <w:lvlText w:val=""/>
+      <w:lvlJc w:val="left"/>
+      <w:pPr>
+        <w:tabs>
+          <w:tab w:val="num" w:pos="2880"/>
+        </w:tabs>
+        <w:ind w:left="2880" w:hanging="360"/>
+      </w:pPr>
+      <w:rPr>
+        <w:rFonts w:ascii="Wingdings" w:hAnsi="Wingdings" w:hint="default"/>
+        <w:sz w:val="20"/>
+      </w:rPr>
+    </w:lvl>
+    <w:lvl w:ilvl="4" w:tentative="1">
+      <w:start w:val="1"/>
+      <w:numFmt w:val="bullet"/>
+      <w:lvlText w:val=""/>
+      <w:lvlJc w:val="left"/>
+      <w:pPr>
+        <w:tabs>
+          <w:tab w:val="num" w:pos="3600"/>
+        </w:tabs>
+        <w:ind w:left="3600" w:hanging="360"/>
+      </w:pPr>
+      <w:rPr>
+        <w:rFonts w:ascii="Wingdings" w:hAnsi="Wingdings" w:hint="default"/>
+        <w:sz w:val="20"/>
+      </w:rPr>
+    </w:lvl>
+    <w:lvl w:ilvl="5" w:tentative="1">
+      <w:start w:val="1"/>
+      <w:numFmt w:val="bullet"/>
+      <w:lvlText w:val=""/>
+      <w:lvlJc w:val="left"/>
+      <w:pPr>
+        <w:tabs>
+          <w:tab w:val="num" w:pos="4320"/>
+        </w:tabs>
+        <w:ind w:left="4320" w:hanging="360"/>
+      </w:pPr>
+      <w:rPr>
+        <w:rFonts w:ascii="Wingdings" w:hAnsi="Wingdings" w:hint="default"/>
+        <w:sz w:val="20"/>
+      </w:rPr>
+    </w:lvl>
+    <w:lvl w:ilvl="6" w:tentative="1">
+      <w:start w:val="1"/>
+      <w:numFmt w:val="bullet"/>
+      <w:lvlText w:val=""/>
+      <w:lvlJc w:val="left"/>
+      <w:pPr>
+        <w:tabs>
+          <w:tab w:val="num" w:pos="5040"/>
+        </w:tabs>
+        <w:ind w:left="5040" w:hanging="360"/>
+      </w:pPr>
+      <w:rPr>
+        <w:rFonts w:ascii="Wingdings" w:hAnsi="Wingdings" w:hint="default"/>
+        <w:sz w:val="20"/>
+      </w:rPr>
+    </w:lvl>
+    <w:lvl w:ilvl="7" w:tentative="1">
+      <w:start w:val="1"/>
+      <w:numFmt w:val="bullet"/>
+      <w:lvlText w:val=""/>
+      <w:lvlJc w:val="left"/>
+      <w:pPr>
+        <w:tabs>
+          <w:tab w:val="num" w:pos="5760"/>
+        </w:tabs>
+        <w:ind w:left="5760" w:hanging="360"/>
+      </w:pPr>
+      <w:rPr>
+        <w:rFonts w:ascii="Wingdings" w:hAnsi="Wingdings" w:hint="default"/>
+        <w:sz w:val="20"/>
+      </w:rPr>
+    </w:lvl>
+    <w:lvl w:ilvl="8" w:tentative="1">
+      <w:start w:val="1"/>
+      <w:numFmt w:val="bullet"/>
+      <w:lvlText w:val=""/>
+      <w:lvlJc w:val="left"/>
+      <w:pPr>
+        <w:tabs>
+          <w:tab w:val="num" w:pos="6480"/>
+        </w:tabs>
+        <w:ind w:left="6480" w:hanging="360"/>
+      </w:pPr>
+      <w:rPr>
+        <w:rFonts w:ascii="Wingdings" w:hAnsi="Wingdings" w:hint="default"/>
+        <w:sz w:val="20"/>
+      </w:rPr>
+    </w:lvl>
+  </w:abstractNum>
+  <w:abstractNum w:abstractNumId="17" w15:restartNumberingAfterBreak="0">
     <w:nsid w:val="3B5D1A77"/>
     <w:multiLevelType w:val="multilevel"/>
     <w:tmpl w:val="EF38D9F2"/>
@@ -10963,7 +13438,7 @@
       </w:rPr>
     </w:lvl>
   </w:abstractNum>
-  <w:abstractNum w:abstractNumId="17" w15:restartNumberingAfterBreak="0">
+  <w:abstractNum w:abstractNumId="18" w15:restartNumberingAfterBreak="0">
     <w:nsid w:val="40094932"/>
     <w:multiLevelType w:val="multilevel"/>
     <w:tmpl w:val="A3823ACC"/>
@@ -11112,7 +13587,7 @@
       </w:rPr>
     </w:lvl>
   </w:abstractNum>
-  <w:abstractNum w:abstractNumId="18" w15:restartNumberingAfterBreak="0">
+  <w:abstractNum w:abstractNumId="19" w15:restartNumberingAfterBreak="0">
     <w:nsid w:val="44CB5280"/>
     <w:multiLevelType w:val="hybridMultilevel"/>
     <w:tmpl w:val="97483B20"/>
@@ -11198,7 +13673,7 @@
       </w:pPr>
     </w:lvl>
   </w:abstractNum>
-  <w:abstractNum w:abstractNumId="19" w15:restartNumberingAfterBreak="0">
+  <w:abstractNum w:abstractNumId="20" w15:restartNumberingAfterBreak="0">
     <w:nsid w:val="49D239E7"/>
     <w:multiLevelType w:val="hybridMultilevel"/>
     <w:tmpl w:val="20D26FE0"/>
@@ -11284,7 +13759,7 @@
       </w:pPr>
     </w:lvl>
   </w:abstractNum>
-  <w:abstractNum w:abstractNumId="20" w15:restartNumberingAfterBreak="0">
+  <w:abstractNum w:abstractNumId="21" w15:restartNumberingAfterBreak="0">
     <w:nsid w:val="4AB139B7"/>
     <w:multiLevelType w:val="multilevel"/>
     <w:tmpl w:val="E5E40DA8"/>
@@ -11433,7 +13908,7 @@
       </w:rPr>
     </w:lvl>
   </w:abstractNum>
-  <w:abstractNum w:abstractNumId="21" w15:restartNumberingAfterBreak="0">
+  <w:abstractNum w:abstractNumId="22" w15:restartNumberingAfterBreak="0">
     <w:nsid w:val="504061A7"/>
     <w:multiLevelType w:val="hybridMultilevel"/>
     <w:tmpl w:val="3900FDE0"/>
@@ -11519,7 +13994,7 @@
       </w:pPr>
     </w:lvl>
   </w:abstractNum>
-  <w:abstractNum w:abstractNumId="22" w15:restartNumberingAfterBreak="0">
+  <w:abstractNum w:abstractNumId="23" w15:restartNumberingAfterBreak="0">
     <w:nsid w:val="51CA0B35"/>
     <w:multiLevelType w:val="hybridMultilevel"/>
     <w:tmpl w:val="8A7A0848"/>
@@ -11609,7 +14084,7 @@
       </w:pPr>
     </w:lvl>
   </w:abstractNum>
-  <w:abstractNum w:abstractNumId="23" w15:restartNumberingAfterBreak="0">
+  <w:abstractNum w:abstractNumId="24" w15:restartNumberingAfterBreak="0">
     <w:nsid w:val="526E1F52"/>
     <w:multiLevelType w:val="hybridMultilevel"/>
     <w:tmpl w:val="791EF336"/>
@@ -11695,7 +14170,7 @@
       </w:pPr>
     </w:lvl>
   </w:abstractNum>
-  <w:abstractNum w:abstractNumId="24" w15:restartNumberingAfterBreak="0">
+  <w:abstractNum w:abstractNumId="25" w15:restartNumberingAfterBreak="0">
     <w:nsid w:val="59567538"/>
     <w:multiLevelType w:val="multilevel"/>
     <w:tmpl w:val="4B72BD74"/>
@@ -11844,7 +14319,7 @@
       </w:rPr>
     </w:lvl>
   </w:abstractNum>
-  <w:abstractNum w:abstractNumId="25" w15:restartNumberingAfterBreak="0">
+  <w:abstractNum w:abstractNumId="26" w15:restartNumberingAfterBreak="0">
     <w:nsid w:val="5959647B"/>
     <w:multiLevelType w:val="hybridMultilevel"/>
     <w:tmpl w:val="242E68FA"/>
@@ -11930,7 +14405,7 @@
       </w:pPr>
     </w:lvl>
   </w:abstractNum>
-  <w:abstractNum w:abstractNumId="26" w15:restartNumberingAfterBreak="0">
+  <w:abstractNum w:abstractNumId="27" w15:restartNumberingAfterBreak="0">
     <w:nsid w:val="5C7840EF"/>
     <w:multiLevelType w:val="hybridMultilevel"/>
     <w:tmpl w:val="8C02CF48"/>
@@ -12016,7 +14491,7 @@
       </w:pPr>
     </w:lvl>
   </w:abstractNum>
-  <w:abstractNum w:abstractNumId="27" w15:restartNumberingAfterBreak="0">
+  <w:abstractNum w:abstractNumId="28" w15:restartNumberingAfterBreak="0">
     <w:nsid w:val="5F655FFB"/>
     <w:multiLevelType w:val="multilevel"/>
     <w:tmpl w:val="0409001D"/>
@@ -12102,7 +14577,7 @@
       </w:pPr>
     </w:lvl>
   </w:abstractNum>
-  <w:abstractNum w:abstractNumId="28" w15:restartNumberingAfterBreak="0">
+  <w:abstractNum w:abstractNumId="29" w15:restartNumberingAfterBreak="0">
     <w:nsid w:val="610967CF"/>
     <w:multiLevelType w:val="multilevel"/>
     <w:tmpl w:val="608C30AE"/>
@@ -12251,7 +14726,7 @@
       </w:rPr>
     </w:lvl>
   </w:abstractNum>
-  <w:abstractNum w:abstractNumId="29" w15:restartNumberingAfterBreak="0">
+  <w:abstractNum w:abstractNumId="30" w15:restartNumberingAfterBreak="0">
     <w:nsid w:val="64E60C1F"/>
     <w:multiLevelType w:val="multilevel"/>
     <w:tmpl w:val="886875C8"/>
@@ -12400,7 +14875,7 @@
       </w:rPr>
     </w:lvl>
   </w:abstractNum>
-  <w:abstractNum w:abstractNumId="30" w15:restartNumberingAfterBreak="0">
+  <w:abstractNum w:abstractNumId="31" w15:restartNumberingAfterBreak="0">
     <w:nsid w:val="6E9A55C2"/>
     <w:multiLevelType w:val="hybridMultilevel"/>
     <w:tmpl w:val="87D2FB80"/>
@@ -12486,7 +14961,242 @@
       </w:pPr>
     </w:lvl>
   </w:abstractNum>
-  <w:abstractNum w:abstractNumId="31" w15:restartNumberingAfterBreak="0">
+  <w:abstractNum w:abstractNumId="32" w15:restartNumberingAfterBreak="0">
+    <w:nsid w:val="745777C0"/>
+    <w:multiLevelType w:val="hybridMultilevel"/>
+    <w:tmpl w:val="88E8BD40"/>
+    <w:lvl w:ilvl="0" w:tplc="0409000F">
+      <w:start w:val="1"/>
+      <w:numFmt w:val="decimal"/>
+      <w:lvlText w:val="%1."/>
+      <w:lvlJc w:val="left"/>
+      <w:pPr>
+        <w:ind w:left="800" w:hanging="440"/>
+      </w:pPr>
+    </w:lvl>
+    <w:lvl w:ilvl="1" w:tplc="04090019" w:tentative="1">
+      <w:start w:val="1"/>
+      <w:numFmt w:val="lowerLetter"/>
+      <w:lvlText w:val="%2)"/>
+      <w:lvlJc w:val="left"/>
+      <w:pPr>
+        <w:ind w:left="1240" w:hanging="440"/>
+      </w:pPr>
+    </w:lvl>
+    <w:lvl w:ilvl="2" w:tplc="0409001B" w:tentative="1">
+      <w:start w:val="1"/>
+      <w:numFmt w:val="lowerRoman"/>
+      <w:lvlText w:val="%3."/>
+      <w:lvlJc w:val="right"/>
+      <w:pPr>
+        <w:ind w:left="1680" w:hanging="440"/>
+      </w:pPr>
+    </w:lvl>
+    <w:lvl w:ilvl="3" w:tplc="0409000F" w:tentative="1">
+      <w:start w:val="1"/>
+      <w:numFmt w:val="decimal"/>
+      <w:lvlText w:val="%4."/>
+      <w:lvlJc w:val="left"/>
+      <w:pPr>
+        <w:ind w:left="2120" w:hanging="440"/>
+      </w:pPr>
+    </w:lvl>
+    <w:lvl w:ilvl="4" w:tplc="04090019" w:tentative="1">
+      <w:start w:val="1"/>
+      <w:numFmt w:val="lowerLetter"/>
+      <w:lvlText w:val="%5)"/>
+      <w:lvlJc w:val="left"/>
+      <w:pPr>
+        <w:ind w:left="2560" w:hanging="440"/>
+      </w:pPr>
+    </w:lvl>
+    <w:lvl w:ilvl="5" w:tplc="0409001B" w:tentative="1">
+      <w:start w:val="1"/>
+      <w:numFmt w:val="lowerRoman"/>
+      <w:lvlText w:val="%6."/>
+      <w:lvlJc w:val="right"/>
+      <w:pPr>
+        <w:ind w:left="3000" w:hanging="440"/>
+      </w:pPr>
+    </w:lvl>
+    <w:lvl w:ilvl="6" w:tplc="0409000F" w:tentative="1">
+      <w:start w:val="1"/>
+      <w:numFmt w:val="decimal"/>
+      <w:lvlText w:val="%7."/>
+      <w:lvlJc w:val="left"/>
+      <w:pPr>
+        <w:ind w:left="3440" w:hanging="440"/>
+      </w:pPr>
+    </w:lvl>
+    <w:lvl w:ilvl="7" w:tplc="04090019" w:tentative="1">
+      <w:start w:val="1"/>
+      <w:numFmt w:val="lowerLetter"/>
+      <w:lvlText w:val="%8)"/>
+      <w:lvlJc w:val="left"/>
+      <w:pPr>
+        <w:ind w:left="3880" w:hanging="440"/>
+      </w:pPr>
+    </w:lvl>
+    <w:lvl w:ilvl="8" w:tplc="0409001B" w:tentative="1">
+      <w:start w:val="1"/>
+      <w:numFmt w:val="lowerRoman"/>
+      <w:lvlText w:val="%9."/>
+      <w:lvlJc w:val="right"/>
+      <w:pPr>
+        <w:ind w:left="4320" w:hanging="440"/>
+      </w:pPr>
+    </w:lvl>
+  </w:abstractNum>
+  <w:abstractNum w:abstractNumId="33" w15:restartNumberingAfterBreak="0">
+    <w:nsid w:val="746A5791"/>
+    <w:multiLevelType w:val="multilevel"/>
+    <w:tmpl w:val="45EC041A"/>
+    <w:lvl w:ilvl="0">
+      <w:start w:val="1"/>
+      <w:numFmt w:val="bullet"/>
+      <w:lvlText w:val=""/>
+      <w:lvlJc w:val="left"/>
+      <w:pPr>
+        <w:tabs>
+          <w:tab w:val="num" w:pos="720"/>
+        </w:tabs>
+        <w:ind w:left="720" w:hanging="360"/>
+      </w:pPr>
+      <w:rPr>
+        <w:rFonts w:ascii="Symbol" w:hAnsi="Symbol" w:hint="default"/>
+        <w:sz w:val="20"/>
+      </w:rPr>
+    </w:lvl>
+    <w:lvl w:ilvl="1" w:tentative="1">
+      <w:start w:val="1"/>
+      <w:numFmt w:val="bullet"/>
+      <w:lvlText w:val="o"/>
+      <w:lvlJc w:val="left"/>
+      <w:pPr>
+        <w:tabs>
+          <w:tab w:val="num" w:pos="1440"/>
+        </w:tabs>
+        <w:ind w:left="1440" w:hanging="360"/>
+      </w:pPr>
+      <w:rPr>
+        <w:rFonts w:ascii="Courier New" w:hAnsi="Courier New" w:hint="default"/>
+        <w:sz w:val="20"/>
+      </w:rPr>
+    </w:lvl>
+    <w:lvl w:ilvl="2" w:tentative="1">
+      <w:start w:val="1"/>
+      <w:numFmt w:val="bullet"/>
+      <w:lvlText w:val=""/>
+      <w:lvlJc w:val="left"/>
+      <w:pPr>
+        <w:tabs>
+          <w:tab w:val="num" w:pos="2160"/>
+        </w:tabs>
+        <w:ind w:left="2160" w:hanging="360"/>
+      </w:pPr>
+      <w:rPr>
+        <w:rFonts w:ascii="Wingdings" w:hAnsi="Wingdings" w:hint="default"/>
+        <w:sz w:val="20"/>
+      </w:rPr>
+    </w:lvl>
+    <w:lvl w:ilvl="3" w:tentative="1">
+      <w:start w:val="1"/>
+      <w:numFmt w:val="bullet"/>
+      <w:lvlText w:val=""/>
+      <w:lvlJc w:val="left"/>
+      <w:pPr>
+        <w:tabs>
+          <w:tab w:val="num" w:pos="2880"/>
+        </w:tabs>
+        <w:ind w:left="2880" w:hanging="360"/>
+      </w:pPr>
+      <w:rPr>
+        <w:rFonts w:ascii="Wingdings" w:hAnsi="Wingdings" w:hint="default"/>
+        <w:sz w:val="20"/>
+      </w:rPr>
+    </w:lvl>
+    <w:lvl w:ilvl="4" w:tentative="1">
+      <w:start w:val="1"/>
+      <w:numFmt w:val="bullet"/>
+      <w:lvlText w:val=""/>
+      <w:lvlJc w:val="left"/>
+      <w:pPr>
+        <w:tabs>
+          <w:tab w:val="num" w:pos="3600"/>
+        </w:tabs>
+        <w:ind w:left="3600" w:hanging="360"/>
+      </w:pPr>
+      <w:rPr>
+        <w:rFonts w:ascii="Wingdings" w:hAnsi="Wingdings" w:hint="default"/>
+        <w:sz w:val="20"/>
+      </w:rPr>
+    </w:lvl>
+    <w:lvl w:ilvl="5" w:tentative="1">
+      <w:start w:val="1"/>
+      <w:numFmt w:val="bullet"/>
+      <w:lvlText w:val=""/>
+      <w:lvlJc w:val="left"/>
+      <w:pPr>
+        <w:tabs>
+          <w:tab w:val="num" w:pos="4320"/>
+        </w:tabs>
+        <w:ind w:left="4320" w:hanging="360"/>
+      </w:pPr>
+      <w:rPr>
+        <w:rFonts w:ascii="Wingdings" w:hAnsi="Wingdings" w:hint="default"/>
+        <w:sz w:val="20"/>
+      </w:rPr>
+    </w:lvl>
+    <w:lvl w:ilvl="6" w:tentative="1">
+      <w:start w:val="1"/>
+      <w:numFmt w:val="bullet"/>
+      <w:lvlText w:val=""/>
+      <w:lvlJc w:val="left"/>
+      <w:pPr>
+        <w:tabs>
+          <w:tab w:val="num" w:pos="5040"/>
+        </w:tabs>
+        <w:ind w:left="5040" w:hanging="360"/>
+      </w:pPr>
+      <w:rPr>
+        <w:rFonts w:ascii="Wingdings" w:hAnsi="Wingdings" w:hint="default"/>
+        <w:sz w:val="20"/>
+      </w:rPr>
+    </w:lvl>
+    <w:lvl w:ilvl="7" w:tentative="1">
+      <w:start w:val="1"/>
+      <w:numFmt w:val="bullet"/>
+      <w:lvlText w:val=""/>
+      <w:lvlJc w:val="left"/>
+      <w:pPr>
+        <w:tabs>
+          <w:tab w:val="num" w:pos="5760"/>
+        </w:tabs>
+        <w:ind w:left="5760" w:hanging="360"/>
+      </w:pPr>
+      <w:rPr>
+        <w:rFonts w:ascii="Wingdings" w:hAnsi="Wingdings" w:hint="default"/>
+        <w:sz w:val="20"/>
+      </w:rPr>
+    </w:lvl>
+    <w:lvl w:ilvl="8" w:tentative="1">
+      <w:start w:val="1"/>
+      <w:numFmt w:val="bullet"/>
+      <w:lvlText w:val=""/>
+      <w:lvlJc w:val="left"/>
+      <w:pPr>
+        <w:tabs>
+          <w:tab w:val="num" w:pos="6480"/>
+        </w:tabs>
+        <w:ind w:left="6480" w:hanging="360"/>
+      </w:pPr>
+      <w:rPr>
+        <w:rFonts w:ascii="Wingdings" w:hAnsi="Wingdings" w:hint="default"/>
+        <w:sz w:val="20"/>
+      </w:rPr>
+    </w:lvl>
+  </w:abstractNum>
+  <w:abstractNum w:abstractNumId="34" w15:restartNumberingAfterBreak="0">
     <w:nsid w:val="75895AD6"/>
     <w:multiLevelType w:val="multilevel"/>
     <w:tmpl w:val="FB1E3EF4"/>
@@ -12599,7 +15309,93 @@
       </w:rPr>
     </w:lvl>
   </w:abstractNum>
-  <w:abstractNum w:abstractNumId="32" w15:restartNumberingAfterBreak="0">
+  <w:abstractNum w:abstractNumId="35" w15:restartNumberingAfterBreak="0">
+    <w:nsid w:val="7BC05732"/>
+    <w:multiLevelType w:val="hybridMultilevel"/>
+    <w:tmpl w:val="BD281C3C"/>
+    <w:lvl w:ilvl="0" w:tplc="0409000F">
+      <w:start w:val="1"/>
+      <w:numFmt w:val="decimal"/>
+      <w:lvlText w:val="%1."/>
+      <w:lvlJc w:val="left"/>
+      <w:pPr>
+        <w:ind w:left="800" w:hanging="440"/>
+      </w:pPr>
+    </w:lvl>
+    <w:lvl w:ilvl="1" w:tplc="04090019" w:tentative="1">
+      <w:start w:val="1"/>
+      <w:numFmt w:val="lowerLetter"/>
+      <w:lvlText w:val="%2)"/>
+      <w:lvlJc w:val="left"/>
+      <w:pPr>
+        <w:ind w:left="1240" w:hanging="440"/>
+      </w:pPr>
+    </w:lvl>
+    <w:lvl w:ilvl="2" w:tplc="0409001B" w:tentative="1">
+      <w:start w:val="1"/>
+      <w:numFmt w:val="lowerRoman"/>
+      <w:lvlText w:val="%3."/>
+      <w:lvlJc w:val="right"/>
+      <w:pPr>
+        <w:ind w:left="1680" w:hanging="440"/>
+      </w:pPr>
+    </w:lvl>
+    <w:lvl w:ilvl="3" w:tplc="0409000F" w:tentative="1">
+      <w:start w:val="1"/>
+      <w:numFmt w:val="decimal"/>
+      <w:lvlText w:val="%4."/>
+      <w:lvlJc w:val="left"/>
+      <w:pPr>
+        <w:ind w:left="2120" w:hanging="440"/>
+      </w:pPr>
+    </w:lvl>
+    <w:lvl w:ilvl="4" w:tplc="04090019" w:tentative="1">
+      <w:start w:val="1"/>
+      <w:numFmt w:val="lowerLetter"/>
+      <w:lvlText w:val="%5)"/>
+      <w:lvlJc w:val="left"/>
+      <w:pPr>
+        <w:ind w:left="2560" w:hanging="440"/>
+      </w:pPr>
+    </w:lvl>
+    <w:lvl w:ilvl="5" w:tplc="0409001B" w:tentative="1">
+      <w:start w:val="1"/>
+      <w:numFmt w:val="lowerRoman"/>
+      <w:lvlText w:val="%6."/>
+      <w:lvlJc w:val="right"/>
+      <w:pPr>
+        <w:ind w:left="3000" w:hanging="440"/>
+      </w:pPr>
+    </w:lvl>
+    <w:lvl w:ilvl="6" w:tplc="0409000F" w:tentative="1">
+      <w:start w:val="1"/>
+      <w:numFmt w:val="decimal"/>
+      <w:lvlText w:val="%7."/>
+      <w:lvlJc w:val="left"/>
+      <w:pPr>
+        <w:ind w:left="3440" w:hanging="440"/>
+      </w:pPr>
+    </w:lvl>
+    <w:lvl w:ilvl="7" w:tplc="04090019" w:tentative="1">
+      <w:start w:val="1"/>
+      <w:numFmt w:val="lowerLetter"/>
+      <w:lvlText w:val="%8)"/>
+      <w:lvlJc w:val="left"/>
+      <w:pPr>
+        <w:ind w:left="3880" w:hanging="440"/>
+      </w:pPr>
+    </w:lvl>
+    <w:lvl w:ilvl="8" w:tplc="0409001B" w:tentative="1">
+      <w:start w:val="1"/>
+      <w:numFmt w:val="lowerRoman"/>
+      <w:lvlText w:val="%9."/>
+      <w:lvlJc w:val="right"/>
+      <w:pPr>
+        <w:ind w:left="4320" w:hanging="440"/>
+      </w:pPr>
+    </w:lvl>
+  </w:abstractNum>
+  <w:abstractNum w:abstractNumId="36" w15:restartNumberingAfterBreak="0">
     <w:nsid w:val="7E485B68"/>
     <w:multiLevelType w:val="multilevel"/>
     <w:tmpl w:val="D68A0A00"/>
@@ -12749,22 +15545,22 @@
     </w:lvl>
   </w:abstractNum>
   <w:num w:numId="1" w16cid:durableId="2109226531">
-    <w:abstractNumId w:val="32"/>
+    <w:abstractNumId w:val="36"/>
   </w:num>
   <w:num w:numId="2" w16cid:durableId="1243485648">
     <w:abstractNumId w:val="5"/>
   </w:num>
   <w:num w:numId="3" w16cid:durableId="856818680">
-    <w:abstractNumId w:val="20"/>
+    <w:abstractNumId w:val="21"/>
   </w:num>
   <w:num w:numId="4" w16cid:durableId="1821998434">
-    <w:abstractNumId w:val="28"/>
+    <w:abstractNumId w:val="29"/>
   </w:num>
   <w:num w:numId="5" w16cid:durableId="1555389445">
     <w:abstractNumId w:val="1"/>
   </w:num>
   <w:num w:numId="6" w16cid:durableId="1364865472">
-    <w:abstractNumId w:val="27"/>
+    <w:abstractNumId w:val="28"/>
   </w:num>
   <w:num w:numId="7" w16cid:durableId="1242593654">
     <w:abstractNumId w:val="10"/>
@@ -12779,16 +15575,16 @@
     <w:abstractNumId w:val="6"/>
   </w:num>
   <w:num w:numId="11" w16cid:durableId="1500537259">
-    <w:abstractNumId w:val="24"/>
+    <w:abstractNumId w:val="25"/>
   </w:num>
   <w:num w:numId="12" w16cid:durableId="1849977361">
+    <w:abstractNumId w:val="20"/>
+  </w:num>
+  <w:num w:numId="13" w16cid:durableId="2034529479">
     <w:abstractNumId w:val="19"/>
   </w:num>
-  <w:num w:numId="13" w16cid:durableId="2034529479">
-    <w:abstractNumId w:val="18"/>
-  </w:num>
   <w:num w:numId="14" w16cid:durableId="260652078">
-    <w:abstractNumId w:val="30"/>
+    <w:abstractNumId w:val="31"/>
   </w:num>
   <w:num w:numId="15" w16cid:durableId="272709279">
     <w:abstractNumId w:val="12"/>
@@ -12797,37 +15593,37 @@
     <w:abstractNumId w:val="0"/>
   </w:num>
   <w:num w:numId="17" w16cid:durableId="1217935943">
-    <w:abstractNumId w:val="16"/>
+    <w:abstractNumId w:val="17"/>
   </w:num>
   <w:num w:numId="18" w16cid:durableId="222181657">
-    <w:abstractNumId w:val="29"/>
+    <w:abstractNumId w:val="30"/>
   </w:num>
   <w:num w:numId="19" w16cid:durableId="622469471">
     <w:abstractNumId w:val="11"/>
   </w:num>
   <w:num w:numId="20" w16cid:durableId="554048338">
-    <w:abstractNumId w:val="23"/>
+    <w:abstractNumId w:val="24"/>
   </w:num>
   <w:num w:numId="21" w16cid:durableId="1551578035">
     <w:abstractNumId w:val="7"/>
   </w:num>
   <w:num w:numId="22" w16cid:durableId="134221339">
-    <w:abstractNumId w:val="26"/>
+    <w:abstractNumId w:val="27"/>
   </w:num>
   <w:num w:numId="23" w16cid:durableId="1826505512">
     <w:abstractNumId w:val="14"/>
   </w:num>
   <w:num w:numId="24" w16cid:durableId="1047683415">
-    <w:abstractNumId w:val="31"/>
+    <w:abstractNumId w:val="34"/>
   </w:num>
   <w:num w:numId="25" w16cid:durableId="1501461159">
-    <w:abstractNumId w:val="22"/>
+    <w:abstractNumId w:val="23"/>
   </w:num>
   <w:num w:numId="26" w16cid:durableId="713818353">
-    <w:abstractNumId w:val="25"/>
+    <w:abstractNumId w:val="26"/>
   </w:num>
   <w:num w:numId="27" w16cid:durableId="25181279">
-    <w:abstractNumId w:val="21"/>
+    <w:abstractNumId w:val="22"/>
   </w:num>
   <w:num w:numId="28" w16cid:durableId="1023552720">
     <w:abstractNumId w:val="8"/>
@@ -12842,10 +15638,22 @@
     <w:abstractNumId w:val="9"/>
   </w:num>
   <w:num w:numId="32" w16cid:durableId="391194413">
-    <w:abstractNumId w:val="17"/>
+    <w:abstractNumId w:val="18"/>
   </w:num>
   <w:num w:numId="33" w16cid:durableId="695348876">
     <w:abstractNumId w:val="15"/>
+  </w:num>
+  <w:num w:numId="34" w16cid:durableId="1313561266">
+    <w:abstractNumId w:val="33"/>
+  </w:num>
+  <w:num w:numId="35" w16cid:durableId="1990278514">
+    <w:abstractNumId w:val="16"/>
+  </w:num>
+  <w:num w:numId="36" w16cid:durableId="1957440597">
+    <w:abstractNumId w:val="35"/>
+  </w:num>
+  <w:num w:numId="37" w16cid:durableId="410591707">
+    <w:abstractNumId w:val="32"/>
   </w:num>
 </w:numbering>
 </file>
